--- a/Отчеты по МДК.01.01.docx
+++ b/Отчеты по МДК.01.01.docx
@@ -729,34 +729,7 @@
           <w:sz w:val="32"/>
           <w:szCs w:val="32"/>
         </w:rPr>
-        <w:t xml:space="preserve"> Трапезникова В</w:t>
-      </w:r>
-      <w:r>
-        <w:rPr>
-          <w:rFonts w:ascii="Times New Roman" w:hAnsi="Times New Roman" w:cs="Times New Roman"/>
-          <w:color w:val="000000"/>
-          <w:sz w:val="32"/>
-          <w:szCs w:val="32"/>
-        </w:rPr>
-        <w:t>.</w:t>
-      </w:r>
-      <w:r>
-        <w:rPr>
-          <w:rFonts w:ascii="Times New Roman" w:hAnsi="Times New Roman" w:cs="Times New Roman"/>
-          <w:color w:val="000000"/>
-          <w:sz w:val="32"/>
-          <w:szCs w:val="32"/>
-        </w:rPr>
-        <w:t>А</w:t>
-      </w:r>
-      <w:r>
-        <w:rPr>
-          <w:rFonts w:ascii="Times New Roman" w:hAnsi="Times New Roman" w:cs="Times New Roman"/>
-          <w:color w:val="000000"/>
-          <w:sz w:val="32"/>
-          <w:szCs w:val="32"/>
-        </w:rPr>
-        <w:t>.</w:t>
+        <w:t xml:space="preserve"> Трапезникова В.А.</w:t>
       </w:r>
     </w:p>
     <w:p>
@@ -864,34 +837,7 @@
           <w:sz w:val="32"/>
           <w:szCs w:val="32"/>
         </w:rPr>
-        <w:t xml:space="preserve"> Маломан Ю</w:t>
-      </w:r>
-      <w:r>
-        <w:rPr>
-          <w:rFonts w:ascii="Times New Roman" w:hAnsi="Times New Roman" w:cs="Times New Roman"/>
-          <w:color w:val="000000"/>
-          <w:sz w:val="32"/>
-          <w:szCs w:val="32"/>
-        </w:rPr>
-        <w:t>.</w:t>
-      </w:r>
-      <w:r>
-        <w:rPr>
-          <w:rFonts w:ascii="Times New Roman" w:hAnsi="Times New Roman" w:cs="Times New Roman"/>
-          <w:color w:val="000000"/>
-          <w:sz w:val="32"/>
-          <w:szCs w:val="32"/>
-        </w:rPr>
-        <w:t>С</w:t>
-      </w:r>
-      <w:r>
-        <w:rPr>
-          <w:rFonts w:ascii="Times New Roman" w:hAnsi="Times New Roman" w:cs="Times New Roman"/>
-          <w:color w:val="000000"/>
-          <w:sz w:val="32"/>
-          <w:szCs w:val="32"/>
-        </w:rPr>
-        <w:t>.</w:t>
+        <w:t xml:space="preserve"> Маломан Ю.С.</w:t>
       </w:r>
     </w:p>
     <w:p>
@@ -1117,6 +1063,9 @@
         <w:spacing w:line="100" w:lineRule="atLeast"/>
         <w:jc w:val="both"/>
         <w:outlineLvl w:val="9"/>
+        <w:rPr>
+          <w:rFonts w:ascii="Times New Roman" w:hAnsi="Times New Roman"/>
+        </w:rPr>
       </w:pPr>
       <w:r>
         <w:rPr>
@@ -1223,6 +1172,9 @@
         <w:spacing w:line="100" w:lineRule="atLeast"/>
         <w:jc w:val="both"/>
         <w:outlineLvl w:val="9"/>
+        <w:rPr>
+          <w:rFonts w:ascii="Times New Roman" w:hAnsi="Times New Roman"/>
+        </w:rPr>
       </w:pPr>
       <w:r>
         <w:rPr>
@@ -1562,15 +1514,7 @@
           <w:sz w:val="28"/>
           <w:szCs w:val="28"/>
         </w:rPr>
-        <w:t>2</w:t>
-      </w:r>
-      <w:r>
-        <w:rPr>
-          <w:rFonts w:ascii="Times New Roman" w:hAnsi="Times New Roman"/>
-          <w:sz w:val="28"/>
-          <w:szCs w:val="28"/>
-        </w:rPr>
-        <w:t>.4</w:t>
+        <w:t>2.4</w:t>
       </w:r>
       <w:r>
         <w:rPr>
@@ -1848,6 +1792,9 @@
         <w:spacing w:line="100" w:lineRule="atLeast"/>
         <w:jc w:val="both"/>
         <w:outlineLvl w:val="9"/>
+        <w:rPr>
+          <w:rFonts w:ascii="Times New Roman" w:hAnsi="Times New Roman"/>
+        </w:rPr>
       </w:pPr>
       <w:r>
         <w:rPr>
@@ -1980,6 +1927,9 @@
         <w:spacing w:line="100" w:lineRule="atLeast"/>
         <w:jc w:val="both"/>
         <w:outlineLvl w:val="9"/>
+        <w:rPr>
+          <w:rFonts w:ascii="Times New Roman" w:hAnsi="Times New Roman"/>
+        </w:rPr>
       </w:pPr>
       <w:r>
         <w:rPr>
@@ -2086,6 +2036,9 @@
         <w:spacing w:line="100" w:lineRule="atLeast"/>
         <w:jc w:val="both"/>
         <w:outlineLvl w:val="9"/>
+        <w:rPr>
+          <w:rFonts w:ascii="Times New Roman" w:hAnsi="Times New Roman"/>
+        </w:rPr>
       </w:pPr>
       <w:r>
         <w:rPr>
@@ -2452,6 +2405,9 @@
         <w:spacing w:line="100" w:lineRule="atLeast"/>
         <w:jc w:val="both"/>
         <w:outlineLvl w:val="9"/>
+        <w:rPr>
+          <w:rFonts w:ascii="Times New Roman" w:hAnsi="Times New Roman"/>
+        </w:rPr>
       </w:pPr>
       <w:r>
         <w:rPr>
@@ -2566,6 +2522,9 @@
         <w:spacing w:line="100" w:lineRule="atLeast"/>
         <w:jc w:val="both"/>
         <w:outlineLvl w:val="9"/>
+        <w:rPr>
+          <w:rFonts w:ascii="Times New Roman" w:hAnsi="Times New Roman"/>
+        </w:rPr>
       </w:pPr>
       <w:r>
         <w:rPr>
@@ -2672,6 +2631,9 @@
         <w:spacing w:line="100" w:lineRule="atLeast"/>
         <w:jc w:val="both"/>
         <w:outlineLvl w:val="9"/>
+        <w:rPr>
+          <w:rFonts w:ascii="Times New Roman" w:hAnsi="Times New Roman"/>
+        </w:rPr>
       </w:pPr>
       <w:r>
         <w:rPr>
@@ -2957,15 +2919,7 @@
           <w:sz w:val="28"/>
           <w:szCs w:val="28"/>
         </w:rPr>
-        <w:t>2</w:t>
-      </w:r>
-      <w:r>
-        <w:rPr>
-          <w:rFonts w:ascii="Times New Roman" w:hAnsi="Times New Roman"/>
-          <w:sz w:val="28"/>
-          <w:szCs w:val="28"/>
-        </w:rPr>
-        <w:t>.4 Что такое «рекурсивный спуск»?</w:t>
+        <w:t>2.4 Что такое «рекурсивный спуск»?</w:t>
       </w:r>
     </w:p>
     <w:p>
@@ -3196,7 +3150,16 @@
           <w:rFonts w:ascii="Times New Roman" w:hAnsi="Times New Roman"/>
           <w:sz w:val="28"/>
         </w:rPr>
-        <w:t>В ходе выполнения работы освоена разработка рекурсивных функций на языке C# и методика оценки их временной и пространственной сложности.</w:t>
+        <w:t>В ходе выполнения работы освоена разработка рекурсивных функций на языке C# и методика оценки их временн</w:t>
+      </w:r>
+      <w:bookmarkStart w:id="1" w:name="_GoBack"/>
+      <w:bookmarkEnd w:id="1"/>
+      <w:r>
+        <w:rPr>
+          <w:rFonts w:ascii="Times New Roman" w:hAnsi="Times New Roman"/>
+          <w:sz w:val="28"/>
+        </w:rPr>
+        <w:t>ой и пространственной сложности.</w:t>
       </w:r>
     </w:p>
     <w:p>
@@ -3221,16 +3184,7 @@
           <w:szCs w:val="32"/>
         </w:rPr>
         <w:lastRenderedPageBreak/>
-        <w:t>Лабораторная работа №</w:t>
-      </w:r>
-      <w:r>
-        <w:rPr>
-          <w:rFonts w:ascii="Times New Roman" w:hAnsi="Times New Roman"/>
-          <w:b/>
-          <w:sz w:val="32"/>
-          <w:szCs w:val="32"/>
-        </w:rPr>
-        <w:t>4</w:t>
+        <w:t>Лабораторная работа №4</w:t>
       </w:r>
     </w:p>
     <w:p>
@@ -3290,6 +3244,9 @@
         <w:spacing w:line="100" w:lineRule="atLeast"/>
         <w:jc w:val="both"/>
         <w:outlineLvl w:val="9"/>
+        <w:rPr>
+          <w:rFonts w:ascii="Times New Roman" w:hAnsi="Times New Roman"/>
+        </w:rPr>
       </w:pPr>
       <w:r>
         <w:rPr>
@@ -3332,30 +3289,7 @@
           <w:szCs w:val="28"/>
         </w:rPr>
         <w:tab/>
-      </w:r>
-      <w:r>
-        <w:rPr>
-          <w:rFonts w:ascii="Times New Roman" w:hAnsi="Times New Roman"/>
-          <w:sz w:val="28"/>
-          <w:szCs w:val="28"/>
-        </w:rPr>
-        <w:t>Научиться реализовывать, оценивать и прим</w:t>
-      </w:r>
-      <w:r>
-        <w:rPr>
-          <w:rFonts w:ascii="Times New Roman" w:hAnsi="Times New Roman"/>
-          <w:sz w:val="28"/>
-          <w:szCs w:val="28"/>
-        </w:rPr>
-        <w:t>енять эвристические алгоритмы</w:t>
-      </w:r>
-      <w:r>
-        <w:rPr>
-          <w:rFonts w:ascii="Times New Roman" w:hAnsi="Times New Roman"/>
-          <w:sz w:val="28"/>
-          <w:szCs w:val="28"/>
-        </w:rPr>
-        <w:t>.</w:t>
+        <w:t>Научиться реализовывать, оценивать и применять эвристические алгоритмы.</w:t>
       </w:r>
     </w:p>
     <w:p>
@@ -3386,6 +3320,9 @@
         <w:spacing w:line="100" w:lineRule="atLeast"/>
         <w:jc w:val="both"/>
         <w:outlineLvl w:val="9"/>
+        <w:rPr>
+          <w:rFonts w:ascii="Times New Roman" w:hAnsi="Times New Roman"/>
+        </w:rPr>
       </w:pPr>
       <w:r>
         <w:rPr>
@@ -3421,15 +3358,7 @@
           <w:sz w:val="28"/>
           <w:szCs w:val="28"/>
         </w:rPr>
-        <w:t xml:space="preserve">2.1 </w:t>
-      </w:r>
-      <w:r>
-        <w:rPr>
-          <w:rFonts w:ascii="Times New Roman" w:hAnsi="Times New Roman"/>
-          <w:sz w:val="28"/>
-          <w:szCs w:val="28"/>
-        </w:rPr>
-        <w:t>Что такое «эвристика»?</w:t>
+        <w:t>2.1 Что такое «эвристика»?</w:t>
       </w:r>
     </w:p>
     <w:p>
@@ -3499,15 +3428,7 @@
           <w:sz w:val="28"/>
           <w:szCs w:val="28"/>
         </w:rPr>
-        <w:t xml:space="preserve">2.2 </w:t>
-      </w:r>
-      <w:r>
-        <w:rPr>
-          <w:rFonts w:ascii="Times New Roman" w:hAnsi="Times New Roman"/>
-          <w:sz w:val="28"/>
-          <w:szCs w:val="28"/>
-        </w:rPr>
-        <w:t>Зачем используются эвристические алгоритмы?</w:t>
+        <w:t>2.2 Зачем используются эвристические алгоритмы?</w:t>
       </w:r>
     </w:p>
     <w:p>
@@ -3591,15 +3512,7 @@
           <w:sz w:val="28"/>
           <w:szCs w:val="28"/>
         </w:rPr>
-        <w:t xml:space="preserve">2.3 </w:t>
-      </w:r>
-      <w:r>
-        <w:rPr>
-          <w:rFonts w:ascii="Times New Roman" w:hAnsi="Times New Roman"/>
-          <w:sz w:val="28"/>
-          <w:szCs w:val="28"/>
-        </w:rPr>
-        <w:t>Какие алгоритмы относятся к эвристическим?</w:t>
+        <w:t>2.3 Какие алгоритмы относятся к эвристическим?</w:t>
       </w:r>
     </w:p>
     <w:p>
@@ -3697,12 +3610,14 @@
         <w:ind w:left="0" w:firstLine="567"/>
         <w:jc w:val="both"/>
         <w:rPr>
-          <w:sz w:val="28"/>
-          <w:szCs w:val="28"/>
-        </w:rPr>
-      </w:pPr>
-      <w:r>
-        <w:rPr>
+          <w:rFonts w:ascii="Times New Roman" w:hAnsi="Times New Roman"/>
+          <w:sz w:val="28"/>
+          <w:szCs w:val="28"/>
+        </w:rPr>
+      </w:pPr>
+      <w:r>
+        <w:rPr>
+          <w:rFonts w:ascii="Times New Roman" w:hAnsi="Times New Roman"/>
           <w:sz w:val="28"/>
           <w:szCs w:val="28"/>
         </w:rPr>
@@ -3731,16 +3646,7 @@
           <w:szCs w:val="32"/>
         </w:rPr>
         <w:lastRenderedPageBreak/>
-        <w:t>Лабораторная работа №</w:t>
-      </w:r>
-      <w:r>
-        <w:rPr>
-          <w:rFonts w:ascii="Times New Roman" w:hAnsi="Times New Roman"/>
-          <w:b/>
-          <w:sz w:val="32"/>
-          <w:szCs w:val="32"/>
-        </w:rPr>
-        <w:t>5</w:t>
+        <w:t>Лабораторная работа №5</w:t>
       </w:r>
     </w:p>
     <w:p>
@@ -3800,6 +3706,9 @@
         <w:spacing w:line="100" w:lineRule="atLeast"/>
         <w:jc w:val="both"/>
         <w:outlineLvl w:val="9"/>
+        <w:rPr>
+          <w:rFonts w:ascii="Times New Roman" w:hAnsi="Times New Roman"/>
+        </w:rPr>
       </w:pPr>
       <w:r>
         <w:rPr>
@@ -3842,13 +3751,6 @@
           <w:szCs w:val="28"/>
         </w:rPr>
         <w:tab/>
-      </w:r>
-      <w:r>
-        <w:rPr>
-          <w:rFonts w:ascii="Times New Roman" w:hAnsi="Times New Roman"/>
-          <w:sz w:val="28"/>
-          <w:szCs w:val="28"/>
-        </w:rPr>
         <w:t>Изучить процесс разработки и применения классов на языке C#;</w:t>
       </w:r>
     </w:p>
@@ -3930,6 +3832,9 @@
         <w:spacing w:line="100" w:lineRule="atLeast"/>
         <w:jc w:val="both"/>
         <w:outlineLvl w:val="9"/>
+        <w:rPr>
+          <w:rFonts w:ascii="Times New Roman" w:hAnsi="Times New Roman"/>
+        </w:rPr>
       </w:pPr>
       <w:r>
         <w:rPr>
@@ -3965,15 +3870,7 @@
           <w:sz w:val="28"/>
           <w:szCs w:val="28"/>
         </w:rPr>
-        <w:t xml:space="preserve">2.1 </w:t>
-      </w:r>
-      <w:r>
-        <w:rPr>
-          <w:rFonts w:ascii="Times New Roman" w:hAnsi="Times New Roman"/>
-          <w:sz w:val="28"/>
-          <w:szCs w:val="28"/>
-        </w:rPr>
-        <w:t>Какова общая форма объявления класса в C#?</w:t>
+        <w:t>2.1 Какова общая форма объявления класса в C#?</w:t>
       </w:r>
     </w:p>
     <w:p>
@@ -4115,23 +4012,7 @@
           <w:sz w:val="28"/>
           <w:szCs w:val="28"/>
         </w:rPr>
-        <w:t xml:space="preserve">2.2 </w:t>
-      </w:r>
-      <w:r>
-        <w:rPr>
-          <w:rFonts w:ascii="Times New Roman" w:hAnsi="Times New Roman"/>
-          <w:sz w:val="28"/>
-          <w:szCs w:val="28"/>
-        </w:rPr>
-        <w:t>На какие виды делятся данные класса в C#?</w:t>
-      </w:r>
-      <w:r>
-        <w:rPr>
-          <w:rFonts w:ascii="Times New Roman" w:hAnsi="Times New Roman"/>
-          <w:sz w:val="28"/>
-          <w:szCs w:val="28"/>
-        </w:rPr>
-        <w:t xml:space="preserve"> </w:t>
+        <w:t xml:space="preserve">2.2 На какие виды делятся данные класса в C#? </w:t>
       </w:r>
     </w:p>
     <w:p>
@@ -4201,15 +4082,7 @@
           <w:sz w:val="28"/>
           <w:szCs w:val="28"/>
         </w:rPr>
-        <w:t xml:space="preserve">2.3 </w:t>
-      </w:r>
-      <w:r>
-        <w:rPr>
-          <w:rFonts w:ascii="Times New Roman" w:hAnsi="Times New Roman"/>
-          <w:sz w:val="28"/>
-          <w:szCs w:val="28"/>
-        </w:rPr>
-        <w:t>На какие виды делятся функции класса в C#?</w:t>
+        <w:t>2.3 На какие виды делятся функции класса в C#?</w:t>
       </w:r>
     </w:p>
     <w:p>
@@ -4279,65 +4152,33 @@
           <w:sz w:val="28"/>
           <w:szCs w:val="28"/>
         </w:rPr>
-        <w:t>2</w:t>
-      </w:r>
-      <w:r>
-        <w:rPr>
-          <w:rFonts w:ascii="Times New Roman" w:hAnsi="Times New Roman"/>
-          <w:sz w:val="28"/>
-          <w:szCs w:val="28"/>
-        </w:rPr>
-        <w:t xml:space="preserve">.4 </w:t>
-      </w:r>
-      <w:r>
-        <w:rPr>
-          <w:rFonts w:ascii="Times New Roman" w:hAnsi="Times New Roman"/>
-          <w:sz w:val="28"/>
-          <w:szCs w:val="28"/>
-        </w:rPr>
-        <w:t>Для чего применяются конструкторы классов?</w:t>
-      </w:r>
-    </w:p>
-    <w:p>
-      <w:pPr>
-        <w:pStyle w:val="Standard"/>
-        <w:tabs>
-          <w:tab w:val="clear" w:pos="709"/>
-          <w:tab w:val="left" w:pos="1134"/>
-        </w:tabs>
-        <w:spacing w:line="100" w:lineRule="atLeast"/>
-        <w:ind w:firstLine="567"/>
-        <w:jc w:val="both"/>
-        <w:outlineLvl w:val="9"/>
-        <w:rPr>
-          <w:rFonts w:ascii="Times New Roman" w:hAnsi="Times New Roman"/>
-          <w:sz w:val="28"/>
-          <w:szCs w:val="28"/>
-        </w:rPr>
-      </w:pPr>
-      <w:r>
-        <w:rPr>
-          <w:rFonts w:ascii="Times New Roman" w:hAnsi="Times New Roman"/>
-          <w:sz w:val="28"/>
-          <w:szCs w:val="28"/>
-        </w:rPr>
-        <w:t>Для инициализации объекта при его создании (установка начальных значений по</w:t>
-      </w:r>
-      <w:r>
-        <w:rPr>
-          <w:rFonts w:ascii="Times New Roman" w:hAnsi="Times New Roman"/>
-          <w:sz w:val="28"/>
-          <w:szCs w:val="28"/>
-        </w:rPr>
-        <w:t>лей, выделение ресурсов и т.п.)</w:t>
-      </w:r>
-      <w:r>
-        <w:rPr>
-          <w:rFonts w:ascii="Times New Roman" w:hAnsi="Times New Roman"/>
-          <w:sz w:val="28"/>
-          <w:szCs w:val="28"/>
-        </w:rPr>
-        <w:t>.</w:t>
+        <w:t>2.4 Для чего применяются конструкторы классов?</w:t>
+      </w:r>
+    </w:p>
+    <w:p>
+      <w:pPr>
+        <w:pStyle w:val="Standard"/>
+        <w:tabs>
+          <w:tab w:val="clear" w:pos="709"/>
+          <w:tab w:val="left" w:pos="1134"/>
+        </w:tabs>
+        <w:spacing w:line="100" w:lineRule="atLeast"/>
+        <w:ind w:firstLine="567"/>
+        <w:jc w:val="both"/>
+        <w:outlineLvl w:val="9"/>
+        <w:rPr>
+          <w:rFonts w:ascii="Times New Roman" w:hAnsi="Times New Roman"/>
+          <w:sz w:val="28"/>
+          <w:szCs w:val="28"/>
+        </w:rPr>
+      </w:pPr>
+      <w:r>
+        <w:rPr>
+          <w:rFonts w:ascii="Times New Roman" w:hAnsi="Times New Roman"/>
+          <w:sz w:val="28"/>
+          <w:szCs w:val="28"/>
+        </w:rPr>
+        <w:t>Для инициализации объекта при его создании (установка начальных значений полей, выделение ресурсов и т.п.).</w:t>
       </w:r>
     </w:p>
     <w:p>
@@ -4684,6 +4525,9 @@
         <w:spacing w:line="100" w:lineRule="atLeast"/>
         <w:jc w:val="both"/>
         <w:outlineLvl w:val="9"/>
+        <w:rPr>
+          <w:rFonts w:ascii="Times New Roman" w:hAnsi="Times New Roman"/>
+        </w:rPr>
       </w:pPr>
       <w:r>
         <w:rPr>
@@ -4764,6 +4608,9 @@
         <w:spacing w:line="100" w:lineRule="atLeast"/>
         <w:jc w:val="both"/>
         <w:outlineLvl w:val="9"/>
+        <w:rPr>
+          <w:rFonts w:ascii="Times New Roman" w:hAnsi="Times New Roman"/>
+        </w:rPr>
       </w:pPr>
       <w:r>
         <w:rPr>
@@ -5031,15 +4878,7 @@
           <w:sz w:val="28"/>
           <w:szCs w:val="28"/>
         </w:rPr>
-        <w:t>2</w:t>
-      </w:r>
-      <w:r>
-        <w:rPr>
-          <w:rFonts w:ascii="Times New Roman" w:hAnsi="Times New Roman"/>
-          <w:sz w:val="28"/>
-          <w:szCs w:val="28"/>
-        </w:rPr>
-        <w:t xml:space="preserve">.4 </w:t>
+        <w:t xml:space="preserve">2.4 </w:t>
       </w:r>
       <w:r>
         <w:rPr>
@@ -5089,15 +4928,7 @@
           <w:sz w:val="28"/>
           <w:szCs w:val="28"/>
         </w:rPr>
-        <w:t>Сигнатуры должны различаться: количеством параметров, типами параметров, порядком следования параметров или наличием модификаторов параметров (ref, out, in). Им</w:t>
-      </w:r>
-      <w:r>
-        <w:rPr>
-          <w:rFonts w:ascii="Times New Roman" w:hAnsi="Times New Roman"/>
-          <w:sz w:val="28"/>
-          <w:szCs w:val="28"/>
-        </w:rPr>
-        <w:t>я метода должно быть одинаковым</w:t>
+        <w:t>Сигнатуры должны различаться: количеством параметров, типами параметров, порядком следования параметров или наличием модификаторов параметров (ref, out, in). Имя метода должно быть одинаковым</w:t>
       </w:r>
       <w:r>
         <w:rPr>
@@ -5267,16 +5098,7 @@
           <w:szCs w:val="32"/>
         </w:rPr>
         <w:lastRenderedPageBreak/>
-        <w:t>Лабораторная работа №</w:t>
-      </w:r>
-      <w:r>
-        <w:rPr>
-          <w:rFonts w:ascii="Times New Roman" w:hAnsi="Times New Roman"/>
-          <w:b/>
-          <w:sz w:val="32"/>
-          <w:szCs w:val="32"/>
-        </w:rPr>
-        <w:t>7</w:t>
+        <w:t>Лабораторная работа №7</w:t>
       </w:r>
     </w:p>
     <w:p>
@@ -5336,6 +5158,9 @@
         <w:spacing w:line="100" w:lineRule="atLeast"/>
         <w:jc w:val="both"/>
         <w:outlineLvl w:val="9"/>
+        <w:rPr>
+          <w:rFonts w:ascii="Times New Roman" w:hAnsi="Times New Roman"/>
+        </w:rPr>
       </w:pPr>
       <w:r>
         <w:rPr>
@@ -5378,13 +5203,6 @@
           <w:szCs w:val="28"/>
         </w:rPr>
         <w:tab/>
-      </w:r>
-      <w:r>
-        <w:rPr>
-          <w:rFonts w:ascii="Times New Roman" w:hAnsi="Times New Roman"/>
-          <w:sz w:val="28"/>
-          <w:szCs w:val="28"/>
-        </w:rPr>
         <w:t>Изучить процесс определения операций в классе на языке C#.</w:t>
       </w:r>
     </w:p>
@@ -5416,6 +5234,9 @@
         <w:spacing w:line="100" w:lineRule="atLeast"/>
         <w:jc w:val="both"/>
         <w:outlineLvl w:val="9"/>
+        <w:rPr>
+          <w:rFonts w:ascii="Times New Roman" w:hAnsi="Times New Roman"/>
+        </w:rPr>
       </w:pPr>
       <w:r>
         <w:rPr>
@@ -5451,15 +5272,7 @@
           <w:sz w:val="28"/>
           <w:szCs w:val="28"/>
         </w:rPr>
-        <w:t xml:space="preserve">2.1 </w:t>
-      </w:r>
-      <w:r>
-        <w:rPr>
-          <w:rFonts w:ascii="Times New Roman" w:hAnsi="Times New Roman"/>
-          <w:sz w:val="28"/>
-          <w:szCs w:val="28"/>
-        </w:rPr>
-        <w:t>Какое ключевое слово определяет операторный метод?</w:t>
+        <w:t>2.1 Какое ключевое слово определяет операторный метод?</w:t>
       </w:r>
     </w:p>
     <w:p>
@@ -5529,15 +5342,7 @@
           <w:sz w:val="28"/>
           <w:szCs w:val="28"/>
         </w:rPr>
-        <w:t xml:space="preserve">2.2 </w:t>
-      </w:r>
-      <w:r>
-        <w:rPr>
-          <w:rFonts w:ascii="Times New Roman" w:hAnsi="Times New Roman"/>
-          <w:sz w:val="28"/>
-          <w:szCs w:val="28"/>
-        </w:rPr>
-        <w:t>Какие унарные операторы можно перегружать в C#?</w:t>
+        <w:t>2.2 Какие унарные операторы можно перегружать в C#?</w:t>
       </w:r>
     </w:p>
     <w:p>
@@ -5649,15 +5454,7 @@
           <w:sz w:val="28"/>
           <w:szCs w:val="28"/>
         </w:rPr>
-        <w:t xml:space="preserve">2.3 </w:t>
-      </w:r>
-      <w:r>
-        <w:rPr>
-          <w:rFonts w:ascii="Times New Roman" w:hAnsi="Times New Roman"/>
-          <w:sz w:val="28"/>
-          <w:szCs w:val="28"/>
-        </w:rPr>
-        <w:t>Какие бинарные операторы можно перегружать в C#?</w:t>
+        <w:t>2.3 Какие бинарные операторы можно перегружать в C#?</w:t>
       </w:r>
     </w:p>
     <w:p>
@@ -5741,23 +5538,7 @@
           <w:sz w:val="28"/>
           <w:szCs w:val="28"/>
         </w:rPr>
-        <w:t>2</w:t>
-      </w:r>
-      <w:r>
-        <w:rPr>
-          <w:rFonts w:ascii="Times New Roman" w:hAnsi="Times New Roman"/>
-          <w:sz w:val="28"/>
-          <w:szCs w:val="28"/>
-        </w:rPr>
-        <w:t xml:space="preserve">.4 </w:t>
-      </w:r>
-      <w:r>
-        <w:rPr>
-          <w:rFonts w:ascii="Times New Roman" w:hAnsi="Times New Roman"/>
-          <w:sz w:val="28"/>
-          <w:szCs w:val="28"/>
-        </w:rPr>
-        <w:t>Какие операторы сравнения можно перегружать в C#?</w:t>
+        <w:t>2.4 Какие операторы сравнения можно перегружать в C#?</w:t>
       </w:r>
     </w:p>
     <w:p>
@@ -5827,15 +5608,7 @@
           <w:sz w:val="28"/>
           <w:szCs w:val="28"/>
         </w:rPr>
-        <w:t xml:space="preserve">2.5 </w:t>
-      </w:r>
-      <w:r>
-        <w:rPr>
-          <w:rFonts w:ascii="Times New Roman" w:hAnsi="Times New Roman"/>
-          <w:sz w:val="28"/>
-          <w:szCs w:val="28"/>
-        </w:rPr>
-        <w:t>Какие операторы требуется перегружать в C# попарно?</w:t>
+        <w:t>2.5 Какие операторы требуется перегружать в C# попарно?</w:t>
       </w:r>
     </w:p>
     <w:p>
@@ -6063,6 +5836,9 @@
         <w:spacing w:line="100" w:lineRule="atLeast"/>
         <w:jc w:val="both"/>
         <w:outlineLvl w:val="9"/>
+        <w:rPr>
+          <w:rFonts w:ascii="Times New Roman" w:hAnsi="Times New Roman"/>
+        </w:rPr>
       </w:pPr>
       <w:r>
         <w:rPr>
@@ -6105,13 +5881,6 @@
           <w:szCs w:val="28"/>
         </w:rPr>
         <w:tab/>
-      </w:r>
-      <w:r>
-        <w:rPr>
-          <w:rFonts w:ascii="Times New Roman" w:hAnsi="Times New Roman"/>
-          <w:sz w:val="28"/>
-          <w:szCs w:val="28"/>
-        </w:rPr>
         <w:t>Изучить процесс разработки дочерних классов на языке C#;</w:t>
       </w:r>
     </w:p>
@@ -6145,13 +5914,6 @@
           <w:szCs w:val="28"/>
         </w:rPr>
         <w:tab/>
-      </w:r>
-      <w:r>
-        <w:rPr>
-          <w:rFonts w:ascii="Times New Roman" w:hAnsi="Times New Roman"/>
-          <w:sz w:val="28"/>
-          <w:szCs w:val="28"/>
-        </w:rPr>
         <w:t>Изучить реализацию механизма наследования на языке C#.</w:t>
       </w:r>
     </w:p>
@@ -6183,6 +5945,9 @@
         <w:spacing w:line="100" w:lineRule="atLeast"/>
         <w:jc w:val="both"/>
         <w:outlineLvl w:val="9"/>
+        <w:rPr>
+          <w:rFonts w:ascii="Times New Roman" w:hAnsi="Times New Roman"/>
+        </w:rPr>
       </w:pPr>
       <w:r>
         <w:rPr>
@@ -6218,15 +5983,7 @@
           <w:sz w:val="28"/>
           <w:szCs w:val="28"/>
         </w:rPr>
-        <w:t xml:space="preserve">2.1 </w:t>
-      </w:r>
-      <w:r>
-        <w:rPr>
-          <w:rFonts w:ascii="Times New Roman" w:hAnsi="Times New Roman"/>
-          <w:sz w:val="28"/>
-          <w:szCs w:val="28"/>
-        </w:rPr>
-        <w:t>Что такое «наследование»?</w:t>
+        <w:t>2.1 Что такое «наследование»?</w:t>
       </w:r>
     </w:p>
     <w:p>
@@ -6296,15 +6053,7 @@
           <w:sz w:val="28"/>
           <w:szCs w:val="28"/>
         </w:rPr>
-        <w:t xml:space="preserve">2.2 </w:t>
-      </w:r>
-      <w:r>
-        <w:rPr>
-          <w:rFonts w:ascii="Times New Roman" w:hAnsi="Times New Roman"/>
-          <w:sz w:val="28"/>
-          <w:szCs w:val="28"/>
-        </w:rPr>
-        <w:t>Сколько родительских классов может быть у дочернего класса в C#?</w:t>
+        <w:t>2.2 Сколько родительских классов может быть у дочернего класса в C#?</w:t>
       </w:r>
     </w:p>
     <w:p>
@@ -6372,15 +6121,7 @@
           <w:sz w:val="28"/>
           <w:szCs w:val="28"/>
         </w:rPr>
-        <w:t xml:space="preserve">2.3 </w:t>
-      </w:r>
-      <w:r>
-        <w:rPr>
-          <w:rFonts w:ascii="Times New Roman" w:hAnsi="Times New Roman"/>
-          <w:sz w:val="28"/>
-          <w:szCs w:val="28"/>
-        </w:rPr>
-        <w:t>Какое ключевое слово позволяет обратиться к реализации родительского</w:t>
+        <w:t>2.3 Какое ключевое слово позволяет обратиться к реализации родительского</w:t>
       </w:r>
     </w:p>
     <w:p>
@@ -6476,57 +6217,33 @@
           <w:sz w:val="28"/>
           <w:szCs w:val="28"/>
         </w:rPr>
-        <w:t>2</w:t>
-      </w:r>
-      <w:r>
-        <w:rPr>
-          <w:rFonts w:ascii="Times New Roman" w:hAnsi="Times New Roman"/>
-          <w:sz w:val="28"/>
-          <w:szCs w:val="28"/>
-        </w:rPr>
-        <w:t xml:space="preserve">.4 </w:t>
-      </w:r>
-      <w:r>
-        <w:rPr>
-          <w:rFonts w:ascii="Times New Roman" w:hAnsi="Times New Roman"/>
-          <w:sz w:val="28"/>
-          <w:szCs w:val="28"/>
-        </w:rPr>
-        <w:t>Что такое «переопределение метода» и как оно выполняется?</w:t>
-      </w:r>
-    </w:p>
-    <w:p>
-      <w:pPr>
-        <w:pStyle w:val="Standard"/>
-        <w:tabs>
-          <w:tab w:val="clear" w:pos="709"/>
-          <w:tab w:val="left" w:pos="1134"/>
-        </w:tabs>
-        <w:spacing w:line="100" w:lineRule="atLeast"/>
-        <w:ind w:firstLine="567"/>
-        <w:jc w:val="both"/>
-        <w:outlineLvl w:val="9"/>
-        <w:rPr>
-          <w:rFonts w:ascii="Times New Roman" w:hAnsi="Times New Roman"/>
-          <w:sz w:val="28"/>
-          <w:szCs w:val="28"/>
-        </w:rPr>
-      </w:pPr>
-      <w:r>
-        <w:rPr>
-          <w:rFonts w:ascii="Times New Roman" w:hAnsi="Times New Roman"/>
-          <w:sz w:val="28"/>
-          <w:szCs w:val="28"/>
-        </w:rPr>
-        <w:t>Это замена реализации метода родительского класса в дочернем классе. Выполняется: метод в родителе помечается как virtu</w:t>
-      </w:r>
-      <w:r>
-        <w:rPr>
-          <w:rFonts w:ascii="Times New Roman" w:hAnsi="Times New Roman"/>
-          <w:sz w:val="28"/>
-          <w:szCs w:val="28"/>
-        </w:rPr>
-        <w:t xml:space="preserve">al, а в дочернем </w:t>
+        <w:t>2.4 Что такое «переопределение метода» и как оно выполняется?</w:t>
+      </w:r>
+    </w:p>
+    <w:p>
+      <w:pPr>
+        <w:pStyle w:val="Standard"/>
+        <w:tabs>
+          <w:tab w:val="clear" w:pos="709"/>
+          <w:tab w:val="left" w:pos="1134"/>
+        </w:tabs>
+        <w:spacing w:line="100" w:lineRule="atLeast"/>
+        <w:ind w:firstLine="567"/>
+        <w:jc w:val="both"/>
+        <w:outlineLvl w:val="9"/>
+        <w:rPr>
+          <w:rFonts w:ascii="Times New Roman" w:hAnsi="Times New Roman"/>
+          <w:sz w:val="28"/>
+          <w:szCs w:val="28"/>
+        </w:rPr>
+      </w:pPr>
+      <w:r>
+        <w:rPr>
+          <w:rFonts w:ascii="Times New Roman" w:hAnsi="Times New Roman"/>
+          <w:sz w:val="28"/>
+          <w:szCs w:val="28"/>
+        </w:rPr>
+        <w:t xml:space="preserve">Это замена реализации метода родительского класса в дочернем классе. Выполняется: метод в родителе помечается как virtual, а в дочернем </w:t>
       </w:r>
       <w:r>
         <w:rPr>
@@ -6628,15 +6345,7 @@
           <w:sz w:val="28"/>
           <w:szCs w:val="28"/>
         </w:rPr>
-        <w:t>Это класс, который не может быть создан (нельзя использовать new). Он предназначен для наследования и может содержать абстрактные методы (без реализации), которые обяз</w:t>
-      </w:r>
-      <w:r>
-        <w:rPr>
-          <w:rFonts w:ascii="Times New Roman" w:hAnsi="Times New Roman"/>
-          <w:sz w:val="28"/>
-          <w:szCs w:val="28"/>
-        </w:rPr>
-        <w:t>аны реализовать дочерние классы</w:t>
+        <w:t>Это класс, который не может быть создан (нельзя использовать new). Он предназначен для наследования и может содержать абстрактные методы (без реализации), которые обязаны реализовать дочерние классы</w:t>
       </w:r>
       <w:r>
         <w:rPr>
@@ -6734,15 +6443,7 @@
           <w:sz w:val="28"/>
           <w:szCs w:val="28"/>
         </w:rPr>
-        <w:t xml:space="preserve"> выполнять это переопределение, abstract требует обязательной реализации в неабстрактном наследнике (сам класс тоже абстрактный), а new скрывает член базового класса, не заме</w:t>
-      </w:r>
-      <w:r>
-        <w:rPr>
-          <w:rFonts w:ascii="Times New Roman" w:hAnsi="Times New Roman"/>
-          <w:sz w:val="28"/>
-          <w:szCs w:val="28"/>
-        </w:rPr>
-        <w:t>няя его при полиморфных вызовах</w:t>
+        <w:t xml:space="preserve"> выполнять это переопределение, abstract требует обязательной реализации в неабстрактном наследнике (сам класс тоже абстрактный), а new скрывает член базового класса, не заменяя его при полиморфных вызовах</w:t>
       </w:r>
       <w:r>
         <w:rPr>
@@ -6846,16 +6547,7 @@
           <w:szCs w:val="32"/>
         </w:rPr>
         <w:lastRenderedPageBreak/>
-        <w:t>Лабораторная работа №</w:t>
-      </w:r>
-      <w:r>
-        <w:rPr>
-          <w:rFonts w:ascii="Times New Roman" w:hAnsi="Times New Roman"/>
-          <w:b/>
-          <w:sz w:val="32"/>
-          <w:szCs w:val="32"/>
-        </w:rPr>
-        <w:t>9</w:t>
+        <w:t>Лабораторная работа №9</w:t>
       </w:r>
     </w:p>
     <w:p>
@@ -6915,6 +6607,9 @@
         <w:spacing w:line="100" w:lineRule="atLeast"/>
         <w:jc w:val="both"/>
         <w:outlineLvl w:val="9"/>
+        <w:rPr>
+          <w:rFonts w:ascii="Times New Roman" w:hAnsi="Times New Roman"/>
+        </w:rPr>
       </w:pPr>
       <w:r>
         <w:rPr>
@@ -6957,13 +6652,6 @@
           <w:szCs w:val="28"/>
         </w:rPr>
         <w:tab/>
-      </w:r>
-      <w:r>
-        <w:rPr>
-          <w:rFonts w:ascii="Times New Roman" w:hAnsi="Times New Roman"/>
-          <w:sz w:val="28"/>
-          <w:szCs w:val="28"/>
-        </w:rPr>
         <w:t>Изучить процесс реализации стандартных интерфейсов на языке C#.</w:t>
       </w:r>
     </w:p>
@@ -6995,6 +6683,9 @@
         <w:spacing w:line="100" w:lineRule="atLeast"/>
         <w:jc w:val="both"/>
         <w:outlineLvl w:val="9"/>
+        <w:rPr>
+          <w:rFonts w:ascii="Times New Roman" w:hAnsi="Times New Roman"/>
+        </w:rPr>
       </w:pPr>
       <w:r>
         <w:rPr>
@@ -7030,15 +6721,7 @@
           <w:sz w:val="28"/>
           <w:szCs w:val="28"/>
         </w:rPr>
-        <w:t xml:space="preserve">2.1 </w:t>
-      </w:r>
-      <w:r>
-        <w:rPr>
-          <w:rFonts w:ascii="Times New Roman" w:hAnsi="Times New Roman"/>
-          <w:sz w:val="28"/>
-          <w:szCs w:val="28"/>
-        </w:rPr>
-        <w:t>Для чего используется интерфейс IComparable?</w:t>
+        <w:t>2.1 Для чего используется интерфейс IComparable?</w:t>
       </w:r>
     </w:p>
     <w:p>
@@ -7126,15 +6809,7 @@
           <w:sz w:val="28"/>
           <w:szCs w:val="28"/>
         </w:rPr>
-        <w:t xml:space="preserve">2.2 </w:t>
-      </w:r>
-      <w:r>
-        <w:rPr>
-          <w:rFonts w:ascii="Times New Roman" w:hAnsi="Times New Roman"/>
-          <w:sz w:val="28"/>
-          <w:szCs w:val="28"/>
-        </w:rPr>
-        <w:t>Для чего используется интерфейс IEquatable?</w:t>
+        <w:t>2.2 Для чего используется интерфейс IEquatable?</w:t>
       </w:r>
     </w:p>
     <w:p>
@@ -7346,23 +7021,7 @@
           <w:sz w:val="28"/>
           <w:lang w:eastAsia="ru-RU"/>
         </w:rPr>
-        <w:t xml:space="preserve"> они типобезо</w:t>
-      </w:r>
-      <w:r>
-        <w:rPr>
-          <w:rFonts w:ascii="Times New Roman" w:eastAsia="Lucida Sans Unicode" w:hAnsi="Times New Roman" w:cs="Times New Roman"/>
-          <w:sz w:val="28"/>
-          <w:lang w:eastAsia="ru-RU"/>
-        </w:rPr>
-        <w:t>паснее и быстрее (без упаковки)</w:t>
-      </w:r>
-      <w:r>
-        <w:rPr>
-          <w:rFonts w:ascii="Times New Roman" w:eastAsia="Lucida Sans Unicode" w:hAnsi="Times New Roman" w:cs="Times New Roman"/>
-          <w:sz w:val="28"/>
-          <w:lang w:eastAsia="ru-RU"/>
-        </w:rPr>
-        <w:t>.</w:t>
+        <w:t xml:space="preserve"> они типобезопаснее и быстрее (без упаковки).</w:t>
       </w:r>
     </w:p>
     <w:p>
@@ -7447,6 +7106,9 @@
         <w:spacing w:line="100" w:lineRule="atLeast"/>
         <w:jc w:val="both"/>
         <w:outlineLvl w:val="9"/>
+        <w:rPr>
+          <w:rFonts w:ascii="Times New Roman" w:hAnsi="Times New Roman"/>
+        </w:rPr>
       </w:pPr>
       <w:r>
         <w:rPr>
@@ -7489,13 +7151,6 @@
           <w:szCs w:val="28"/>
         </w:rPr>
         <w:tab/>
-      </w:r>
-      <w:r>
-        <w:rPr>
-          <w:rFonts w:ascii="Times New Roman" w:hAnsi="Times New Roman"/>
-          <w:sz w:val="28"/>
-          <w:szCs w:val="28"/>
-        </w:rPr>
         <w:t>Изучить процесс разработки и реализации интерфейсов на языке C#.</w:t>
       </w:r>
     </w:p>
@@ -7527,6 +7182,9 @@
         <w:spacing w:line="100" w:lineRule="atLeast"/>
         <w:jc w:val="both"/>
         <w:outlineLvl w:val="9"/>
+        <w:rPr>
+          <w:rFonts w:ascii="Times New Roman" w:hAnsi="Times New Roman"/>
+        </w:rPr>
       </w:pPr>
       <w:r>
         <w:rPr>
@@ -7562,15 +7220,7 @@
           <w:sz w:val="28"/>
           <w:szCs w:val="28"/>
         </w:rPr>
-        <w:t xml:space="preserve">2.1 </w:t>
-      </w:r>
-      <w:r>
-        <w:rPr>
-          <w:rFonts w:ascii="Times New Roman" w:hAnsi="Times New Roman"/>
-          <w:sz w:val="28"/>
-          <w:szCs w:val="28"/>
-        </w:rPr>
-        <w:t>Что такое «интерфейс»?</w:t>
+        <w:t>2.1 Что такое «интерфейс»?</w:t>
       </w:r>
     </w:p>
     <w:p>
@@ -7640,15 +7290,7 @@
           <w:sz w:val="28"/>
           <w:szCs w:val="28"/>
         </w:rPr>
-        <w:t xml:space="preserve">2.2 </w:t>
-      </w:r>
-      <w:r>
-        <w:rPr>
-          <w:rFonts w:ascii="Times New Roman" w:hAnsi="Times New Roman"/>
-          <w:sz w:val="28"/>
-          <w:szCs w:val="28"/>
-        </w:rPr>
-        <w:t>Чем отличается интерфейс от абстрактного класса?</w:t>
+        <w:t>2.2 Чем отличается интерфейс от абстрактного класса?</w:t>
       </w:r>
     </w:p>
     <w:p>
@@ -7718,15 +7360,7 @@
           <w:sz w:val="28"/>
           <w:szCs w:val="28"/>
         </w:rPr>
-        <w:t xml:space="preserve">2.3 </w:t>
-      </w:r>
-      <w:r>
-        <w:rPr>
-          <w:rFonts w:ascii="Times New Roman" w:hAnsi="Times New Roman"/>
-          <w:sz w:val="28"/>
-          <w:szCs w:val="28"/>
-        </w:rPr>
-        <w:t>Есть ли у класса ограничения по количеству реализуемых интерфейсов?</w:t>
+        <w:t>2.3 Есть ли у класса ограничения по количеству реализуемых интерфейсов?</w:t>
       </w:r>
     </w:p>
     <w:p>
@@ -8155,16 +7789,7 @@
           <w:szCs w:val="32"/>
         </w:rPr>
         <w:lastRenderedPageBreak/>
-        <w:t>Лабораторная работа №</w:t>
-      </w:r>
-      <w:r>
-        <w:rPr>
-          <w:rFonts w:ascii="Times New Roman" w:hAnsi="Times New Roman"/>
-          <w:b/>
-          <w:sz w:val="32"/>
-          <w:szCs w:val="32"/>
-        </w:rPr>
-        <w:t>11</w:t>
+        <w:t>Лабораторная работа №11</w:t>
       </w:r>
     </w:p>
     <w:p>
@@ -8224,6 +7849,9 @@
         <w:spacing w:line="100" w:lineRule="atLeast"/>
         <w:jc w:val="both"/>
         <w:outlineLvl w:val="9"/>
+        <w:rPr>
+          <w:rFonts w:ascii="Times New Roman" w:hAnsi="Times New Roman"/>
+        </w:rPr>
       </w:pPr>
       <w:r>
         <w:rPr>
@@ -8266,13 +7894,6 @@
           <w:szCs w:val="28"/>
         </w:rPr>
         <w:tab/>
-      </w:r>
-      <w:r>
-        <w:rPr>
-          <w:rFonts w:ascii="Times New Roman" w:hAnsi="Times New Roman"/>
-          <w:sz w:val="28"/>
-          <w:szCs w:val="28"/>
-        </w:rPr>
         <w:t>Изучить процесс создания и применения структур на языке C#.</w:t>
       </w:r>
     </w:p>
@@ -8304,6 +7925,9 @@
         <w:spacing w:line="100" w:lineRule="atLeast"/>
         <w:jc w:val="both"/>
         <w:outlineLvl w:val="9"/>
+        <w:rPr>
+          <w:rFonts w:ascii="Times New Roman" w:hAnsi="Times New Roman"/>
+        </w:rPr>
       </w:pPr>
       <w:r>
         <w:rPr>
@@ -8427,15 +8051,7 @@
           <w:sz w:val="28"/>
           <w:szCs w:val="28"/>
         </w:rPr>
-        <w:t xml:space="preserve">2.2 </w:t>
-      </w:r>
-      <w:r>
-        <w:rPr>
-          <w:rFonts w:ascii="Times New Roman" w:hAnsi="Times New Roman"/>
-          <w:sz w:val="28"/>
-          <w:szCs w:val="28"/>
-        </w:rPr>
-        <w:t>Что такое «структура»?</w:t>
+        <w:t>2.2 Что такое «структура»?</w:t>
       </w:r>
     </w:p>
     <w:p>
@@ -8503,15 +8119,7 @@
           <w:sz w:val="28"/>
           <w:szCs w:val="28"/>
         </w:rPr>
-        <w:t xml:space="preserve">2.3 </w:t>
-      </w:r>
-      <w:r>
-        <w:rPr>
-          <w:rFonts w:ascii="Times New Roman" w:hAnsi="Times New Roman"/>
-          <w:sz w:val="28"/>
-          <w:szCs w:val="28"/>
-        </w:rPr>
-        <w:t>Чем отличается структура от класса?</w:t>
+        <w:t>2.3 Чем отличается структура от класса?</w:t>
       </w:r>
     </w:p>
     <w:p>
@@ -8629,23 +8237,7 @@
           <w:sz w:val="28"/>
           <w:szCs w:val="28"/>
         </w:rPr>
-        <w:t>2</w:t>
-      </w:r>
-      <w:r>
-        <w:rPr>
-          <w:rFonts w:ascii="Times New Roman" w:hAnsi="Times New Roman"/>
-          <w:sz w:val="28"/>
-          <w:szCs w:val="28"/>
-        </w:rPr>
-        <w:t xml:space="preserve">.4 </w:t>
-      </w:r>
-      <w:r>
-        <w:rPr>
-          <w:rFonts w:ascii="Times New Roman" w:hAnsi="Times New Roman"/>
-          <w:sz w:val="28"/>
-          <w:szCs w:val="28"/>
-        </w:rPr>
-        <w:t>Что такое «перечисление»?</w:t>
+        <w:t>2.4 Что такое «перечисление»?</w:t>
       </w:r>
     </w:p>
     <w:p>
@@ -8731,15 +8323,7 @@
           <w:sz w:val="28"/>
           <w:szCs w:val="28"/>
         </w:rPr>
-        <w:t xml:space="preserve">2.5 </w:t>
-      </w:r>
-      <w:r>
-        <w:rPr>
-          <w:rFonts w:ascii="Times New Roman" w:hAnsi="Times New Roman"/>
-          <w:sz w:val="28"/>
-          <w:szCs w:val="28"/>
-        </w:rPr>
-        <w:t>Для чего используются перечисления?</w:t>
+        <w:t>2.5 Для чего используются перечисления?</w:t>
       </w:r>
     </w:p>
     <w:p>
@@ -8807,15 +8391,7 @@
           <w:sz w:val="28"/>
           <w:szCs w:val="28"/>
         </w:rPr>
-        <w:t xml:space="preserve">2.6 </w:t>
-      </w:r>
-      <w:r>
-        <w:rPr>
-          <w:rFonts w:ascii="Times New Roman" w:hAnsi="Times New Roman"/>
-          <w:sz w:val="28"/>
-          <w:szCs w:val="28"/>
-        </w:rPr>
-        <w:t>Что такое «запись»?</w:t>
+        <w:t>2.6 Что такое «запись»?</w:t>
       </w:r>
     </w:p>
     <w:p>
@@ -8985,25 +8561,7 @@
           <w:szCs w:val="32"/>
         </w:rPr>
         <w:lastRenderedPageBreak/>
-        <w:t>Лабораторная работа №</w:t>
-      </w:r>
-      <w:r>
-        <w:rPr>
-          <w:rFonts w:ascii="Times New Roman" w:hAnsi="Times New Roman"/>
-          <w:b/>
-          <w:sz w:val="32"/>
-          <w:szCs w:val="32"/>
-        </w:rPr>
-        <w:t>1</w:t>
-      </w:r>
-      <w:r>
-        <w:rPr>
-          <w:rFonts w:ascii="Times New Roman" w:hAnsi="Times New Roman"/>
-          <w:b/>
-          <w:sz w:val="32"/>
-          <w:szCs w:val="32"/>
-        </w:rPr>
-        <w:t>2</w:t>
+        <w:t>Лабораторная работа №12</w:t>
       </w:r>
     </w:p>
     <w:p>
@@ -9063,6 +8621,9 @@
         <w:spacing w:line="100" w:lineRule="atLeast"/>
         <w:jc w:val="both"/>
         <w:outlineLvl w:val="9"/>
+        <w:rPr>
+          <w:rFonts w:ascii="Times New Roman" w:hAnsi="Times New Roman"/>
+        </w:rPr>
       </w:pPr>
       <w:r>
         <w:rPr>
@@ -9105,13 +8666,6 @@
           <w:szCs w:val="28"/>
         </w:rPr>
         <w:tab/>
-      </w:r>
-      <w:r>
-        <w:rPr>
-          <w:rFonts w:ascii="Times New Roman" w:hAnsi="Times New Roman"/>
-          <w:sz w:val="28"/>
-          <w:szCs w:val="28"/>
-        </w:rPr>
         <w:t>Изучить процесс создания и применения параметризованных классов коллекций (обобщенных списков и словарей) на языке C#.</w:t>
       </w:r>
     </w:p>
@@ -9143,6 +8697,9 @@
         <w:spacing w:line="100" w:lineRule="atLeast"/>
         <w:jc w:val="both"/>
         <w:outlineLvl w:val="9"/>
+        <w:rPr>
+          <w:rFonts w:ascii="Times New Roman" w:hAnsi="Times New Roman"/>
+        </w:rPr>
       </w:pPr>
       <w:r>
         <w:rPr>
@@ -9178,15 +8735,7 @@
           <w:sz w:val="28"/>
           <w:szCs w:val="28"/>
         </w:rPr>
-        <w:t xml:space="preserve">2.1 </w:t>
-      </w:r>
-      <w:r>
-        <w:rPr>
-          <w:rFonts w:ascii="Times New Roman" w:hAnsi="Times New Roman"/>
-          <w:sz w:val="28"/>
-          <w:szCs w:val="28"/>
-        </w:rPr>
-        <w:t>Что такое «коллекция»?</w:t>
+        <w:t>2.1 Что такое «коллекция»?</w:t>
       </w:r>
     </w:p>
     <w:p>
@@ -9272,15 +8821,7 @@
           <w:sz w:val="28"/>
           <w:szCs w:val="28"/>
         </w:rPr>
-        <w:t xml:space="preserve">2.2 </w:t>
-      </w:r>
-      <w:r>
-        <w:rPr>
-          <w:rFonts w:ascii="Times New Roman" w:hAnsi="Times New Roman"/>
-          <w:sz w:val="28"/>
-          <w:szCs w:val="28"/>
-        </w:rPr>
-        <w:t>Какие классы описаны в пространстве имен System.Collections.Generic?</w:t>
+        <w:t>2.2 Какие классы описаны в пространстве имен System.Collections.Generic?</w:t>
       </w:r>
     </w:p>
     <w:p>
@@ -9463,15 +9004,7 @@
           <w:sz w:val="28"/>
           <w:szCs w:val="28"/>
         </w:rPr>
-        <w:t>2</w:t>
-      </w:r>
-      <w:r>
-        <w:rPr>
-          <w:rFonts w:ascii="Times New Roman" w:hAnsi="Times New Roman"/>
-          <w:sz w:val="28"/>
-          <w:szCs w:val="28"/>
-        </w:rPr>
-        <w:t xml:space="preserve">.4 </w:t>
+        <w:t xml:space="preserve">2.4 </w:t>
       </w:r>
       <w:r>
         <w:rPr>
@@ -9569,16 +9102,7 @@
           <w:szCs w:val="28"/>
           <w:lang w:val="en-US"/>
         </w:rPr>
-        <w:t>2</w:t>
-      </w:r>
-      <w:r>
-        <w:rPr>
-          <w:rFonts w:ascii="Times New Roman" w:hAnsi="Times New Roman"/>
-          <w:sz w:val="28"/>
-          <w:szCs w:val="28"/>
-          <w:lang w:val="en-US"/>
-        </w:rPr>
-        <w:t>.</w:t>
+        <w:t>2.</w:t>
       </w:r>
       <w:r>
         <w:rPr>
@@ -9885,25 +9409,7 @@
           <w:szCs w:val="32"/>
         </w:rPr>
         <w:lastRenderedPageBreak/>
-        <w:t>Лабораторная работа №</w:t>
-      </w:r>
-      <w:r>
-        <w:rPr>
-          <w:rFonts w:ascii="Times New Roman" w:hAnsi="Times New Roman"/>
-          <w:b/>
-          <w:sz w:val="32"/>
-          <w:szCs w:val="32"/>
-        </w:rPr>
-        <w:t>1</w:t>
-      </w:r>
-      <w:r>
-        <w:rPr>
-          <w:rFonts w:ascii="Times New Roman" w:hAnsi="Times New Roman"/>
-          <w:b/>
-          <w:sz w:val="32"/>
-          <w:szCs w:val="32"/>
-        </w:rPr>
-        <w:t>3</w:t>
+        <w:t>Лабораторная работа №13</w:t>
       </w:r>
     </w:p>
     <w:p>
@@ -9963,6 +9469,9 @@
         <w:spacing w:line="100" w:lineRule="atLeast"/>
         <w:jc w:val="both"/>
         <w:outlineLvl w:val="9"/>
+        <w:rPr>
+          <w:rFonts w:ascii="Times New Roman" w:hAnsi="Times New Roman"/>
+        </w:rPr>
       </w:pPr>
       <w:r>
         <w:rPr>
@@ -10005,13 +9514,6 @@
           <w:szCs w:val="28"/>
         </w:rPr>
         <w:tab/>
-      </w:r>
-      <w:r>
-        <w:rPr>
-          <w:rFonts w:ascii="Times New Roman" w:hAnsi="Times New Roman"/>
-          <w:sz w:val="28"/>
-          <w:szCs w:val="28"/>
-        </w:rPr>
         <w:t>Изучить процесс обработки строк на языке C#;</w:t>
       </w:r>
     </w:p>
@@ -10142,6 +9644,9 @@
         <w:spacing w:line="100" w:lineRule="atLeast"/>
         <w:jc w:val="both"/>
         <w:outlineLvl w:val="9"/>
+        <w:rPr>
+          <w:rFonts w:ascii="Times New Roman" w:hAnsi="Times New Roman"/>
+        </w:rPr>
       </w:pPr>
       <w:r>
         <w:rPr>
@@ -10177,15 +9682,7 @@
           <w:sz w:val="28"/>
           <w:szCs w:val="28"/>
         </w:rPr>
-        <w:t xml:space="preserve">2.1 </w:t>
-      </w:r>
-      <w:r>
-        <w:rPr>
-          <w:rFonts w:ascii="Times New Roman" w:hAnsi="Times New Roman"/>
-          <w:sz w:val="28"/>
-          <w:szCs w:val="28"/>
-        </w:rPr>
-        <w:t>К какому типу переменных относятся переменные типа string?</w:t>
+        <w:t>2.1 К какому типу переменных относятся переменные типа string?</w:t>
       </w:r>
     </w:p>
     <w:p>
@@ -10255,15 +9752,7 @@
           <w:sz w:val="28"/>
           <w:szCs w:val="28"/>
         </w:rPr>
-        <w:t xml:space="preserve">2.2 </w:t>
-      </w:r>
-      <w:r>
-        <w:rPr>
-          <w:rFonts w:ascii="Times New Roman" w:hAnsi="Times New Roman"/>
-          <w:sz w:val="28"/>
-          <w:szCs w:val="28"/>
-        </w:rPr>
-        <w:t>Какие операции допустимы над строковыми данными?</w:t>
+        <w:t>2.2 Какие операции допустимы над строковыми данными?</w:t>
       </w:r>
     </w:p>
     <w:p>
@@ -10487,23 +9976,7 @@
           <w:sz w:val="28"/>
           <w:szCs w:val="28"/>
         </w:rPr>
-        <w:t>2</w:t>
-      </w:r>
-      <w:r>
-        <w:rPr>
-          <w:rFonts w:ascii="Times New Roman" w:hAnsi="Times New Roman"/>
-          <w:sz w:val="28"/>
-          <w:szCs w:val="28"/>
-        </w:rPr>
-        <w:t xml:space="preserve">.4 </w:t>
-      </w:r>
-      <w:r>
-        <w:rPr>
-          <w:rFonts w:ascii="Times New Roman" w:hAnsi="Times New Roman"/>
-          <w:sz w:val="28"/>
-          <w:szCs w:val="28"/>
-        </w:rPr>
-        <w:t>Что такое «интерполяция строк»?</w:t>
+        <w:t>2.4 Что такое «интерполяция строк»?</w:t>
       </w:r>
     </w:p>
     <w:p>
@@ -10658,15 +10131,7 @@
           <w:sz w:val="28"/>
           <w:szCs w:val="28"/>
         </w:rPr>
-        <w:t xml:space="preserve">2.6 </w:t>
-      </w:r>
-      <w:r>
-        <w:rPr>
-          <w:rFonts w:ascii="Times New Roman" w:hAnsi="Times New Roman"/>
-          <w:sz w:val="28"/>
-          <w:szCs w:val="28"/>
-        </w:rPr>
-        <w:t>Для чего используется StringBuilder?</w:t>
+        <w:t>2.6 Для чего используется StringBuilder?</w:t>
       </w:r>
     </w:p>
     <w:p>
@@ -10792,25 +10257,7 @@
           <w:szCs w:val="32"/>
         </w:rPr>
         <w:lastRenderedPageBreak/>
-        <w:t>Лабораторная работа №</w:t>
-      </w:r>
-      <w:r>
-        <w:rPr>
-          <w:rFonts w:ascii="Times New Roman" w:hAnsi="Times New Roman"/>
-          <w:b/>
-          <w:sz w:val="32"/>
-          <w:szCs w:val="32"/>
-        </w:rPr>
-        <w:t>1</w:t>
-      </w:r>
-      <w:r>
-        <w:rPr>
-          <w:rFonts w:ascii="Times New Roman" w:hAnsi="Times New Roman"/>
-          <w:b/>
-          <w:sz w:val="32"/>
-          <w:szCs w:val="32"/>
-        </w:rPr>
-        <w:t>4</w:t>
+        <w:t>Лабораторная работа №14</w:t>
       </w:r>
     </w:p>
     <w:p>
@@ -10870,6 +10317,9 @@
         <w:spacing w:line="100" w:lineRule="atLeast"/>
         <w:jc w:val="both"/>
         <w:outlineLvl w:val="9"/>
+        <w:rPr>
+          <w:rFonts w:ascii="Times New Roman" w:hAnsi="Times New Roman"/>
+        </w:rPr>
       </w:pPr>
       <w:r>
         <w:rPr>
@@ -10912,13 +10362,6 @@
           <w:szCs w:val="28"/>
         </w:rPr>
         <w:tab/>
-      </w:r>
-      <w:r>
-        <w:rPr>
-          <w:rFonts w:ascii="Times New Roman" w:hAnsi="Times New Roman"/>
-          <w:sz w:val="28"/>
-          <w:szCs w:val="28"/>
-        </w:rPr>
         <w:t>Научиться составлять шаблоны регулярных выражений в программах на C#;</w:t>
       </w:r>
     </w:p>
@@ -10981,6 +10424,9 @@
         <w:spacing w:line="100" w:lineRule="atLeast"/>
         <w:jc w:val="both"/>
         <w:outlineLvl w:val="9"/>
+        <w:rPr>
+          <w:rFonts w:ascii="Times New Roman" w:hAnsi="Times New Roman"/>
+        </w:rPr>
       </w:pPr>
       <w:r>
         <w:rPr>
@@ -11258,41 +10704,31 @@
           <w:szCs w:val="28"/>
         </w:rPr>
       </w:pPr>
-      <w:bookmarkStart w:id="1" w:name="_GoBack"/>
-      <w:bookmarkEnd w:id="1"/>
-    </w:p>
-    <w:p>
-      <w:pPr>
-        <w:pStyle w:val="Standard"/>
-        <w:tabs>
-          <w:tab w:val="clear" w:pos="709"/>
-          <w:tab w:val="left" w:pos="1134"/>
-        </w:tabs>
-        <w:spacing w:line="100" w:lineRule="atLeast"/>
-        <w:ind w:firstLine="567"/>
-        <w:jc w:val="both"/>
-        <w:outlineLvl w:val="9"/>
-        <w:rPr>
-          <w:rFonts w:ascii="Times New Roman" w:hAnsi="Times New Roman"/>
-          <w:sz w:val="28"/>
-          <w:szCs w:val="28"/>
-        </w:rPr>
-      </w:pPr>
-      <w:r>
-        <w:rPr>
-          <w:rFonts w:ascii="Times New Roman" w:hAnsi="Times New Roman"/>
-          <w:sz w:val="28"/>
-          <w:szCs w:val="28"/>
-        </w:rPr>
-        <w:t>2</w:t>
-      </w:r>
-      <w:r>
-        <w:rPr>
-          <w:rFonts w:ascii="Times New Roman" w:hAnsi="Times New Roman"/>
-          <w:sz w:val="28"/>
-          <w:szCs w:val="28"/>
-        </w:rPr>
-        <w:t xml:space="preserve">.4 </w:t>
+    </w:p>
+    <w:p>
+      <w:pPr>
+        <w:pStyle w:val="Standard"/>
+        <w:tabs>
+          <w:tab w:val="clear" w:pos="709"/>
+          <w:tab w:val="left" w:pos="1134"/>
+        </w:tabs>
+        <w:spacing w:line="100" w:lineRule="atLeast"/>
+        <w:ind w:firstLine="567"/>
+        <w:jc w:val="both"/>
+        <w:outlineLvl w:val="9"/>
+        <w:rPr>
+          <w:rFonts w:ascii="Times New Roman" w:hAnsi="Times New Roman"/>
+          <w:sz w:val="28"/>
+          <w:szCs w:val="28"/>
+        </w:rPr>
+      </w:pPr>
+      <w:r>
+        <w:rPr>
+          <w:rFonts w:ascii="Times New Roman" w:hAnsi="Times New Roman"/>
+          <w:sz w:val="28"/>
+          <w:szCs w:val="28"/>
+        </w:rPr>
+        <w:t xml:space="preserve">2.4 </w:t>
       </w:r>
       <w:r>
         <w:rPr>
@@ -11594,31 +11030,7 @@
           <w:sz w:val="28"/>
           <w:szCs w:val="28"/>
         </w:rPr>
-        <w:t>2</w:t>
-      </w:r>
-      <w:r>
-        <w:rPr>
-          <w:rFonts w:ascii="Times New Roman" w:hAnsi="Times New Roman"/>
-          <w:sz w:val="28"/>
-          <w:szCs w:val="28"/>
-        </w:rPr>
-        <w:t>.</w:t>
-      </w:r>
-      <w:r>
-        <w:rPr>
-          <w:rFonts w:ascii="Times New Roman" w:hAnsi="Times New Roman"/>
-          <w:sz w:val="28"/>
-          <w:szCs w:val="28"/>
-        </w:rPr>
-        <w:t>7</w:t>
-      </w:r>
-      <w:r>
-        <w:rPr>
-          <w:rFonts w:ascii="Times New Roman" w:hAnsi="Times New Roman"/>
-          <w:sz w:val="28"/>
-          <w:szCs w:val="28"/>
-        </w:rPr>
-        <w:t xml:space="preserve"> Для чего в регулярных выражениях применяются классы символов?</w:t>
+        <w:t>2.7 Для чего в регулярных выражениях применяются классы символов?</w:t>
       </w:r>
     </w:p>
     <w:p>
@@ -11866,25 +11278,7 @@
           <w:szCs w:val="32"/>
         </w:rPr>
         <w:lastRenderedPageBreak/>
-        <w:t>Лабораторная работа №</w:t>
-      </w:r>
-      <w:r>
-        <w:rPr>
-          <w:rFonts w:ascii="Times New Roman" w:hAnsi="Times New Roman"/>
-          <w:b/>
-          <w:sz w:val="32"/>
-          <w:szCs w:val="32"/>
-        </w:rPr>
-        <w:t>1</w:t>
-      </w:r>
-      <w:r>
-        <w:rPr>
-          <w:rFonts w:ascii="Times New Roman" w:hAnsi="Times New Roman"/>
-          <w:b/>
-          <w:sz w:val="32"/>
-          <w:szCs w:val="32"/>
-        </w:rPr>
-        <w:t>5</w:t>
+        <w:t>Лабораторная работа №15</w:t>
       </w:r>
     </w:p>
     <w:p>
@@ -11944,6 +11338,9 @@
         <w:spacing w:line="100" w:lineRule="atLeast"/>
         <w:jc w:val="both"/>
         <w:outlineLvl w:val="9"/>
+        <w:rPr>
+          <w:rFonts w:ascii="Times New Roman" w:hAnsi="Times New Roman"/>
+        </w:rPr>
       </w:pPr>
       <w:r>
         <w:rPr>
@@ -11986,13 +11383,6 @@
           <w:szCs w:val="28"/>
         </w:rPr>
         <w:tab/>
-      </w:r>
-      <w:r>
-        <w:rPr>
-          <w:rFonts w:ascii="Times New Roman" w:hAnsi="Times New Roman"/>
-          <w:sz w:val="28"/>
-          <w:szCs w:val="28"/>
-        </w:rPr>
         <w:t>Научиться разрабатывать и применять делегаты на C#.</w:t>
       </w:r>
     </w:p>
@@ -12022,6 +11412,9 @@
         <w:spacing w:line="100" w:lineRule="atLeast"/>
         <w:jc w:val="both"/>
         <w:outlineLvl w:val="9"/>
+        <w:rPr>
+          <w:rFonts w:ascii="Times New Roman" w:hAnsi="Times New Roman"/>
+        </w:rPr>
       </w:pPr>
       <w:r>
         <w:rPr>
@@ -12057,15 +11450,7 @@
           <w:sz w:val="28"/>
           <w:szCs w:val="28"/>
         </w:rPr>
-        <w:t xml:space="preserve">2.1 </w:t>
-      </w:r>
-      <w:r>
-        <w:rPr>
-          <w:rFonts w:ascii="Times New Roman" w:hAnsi="Times New Roman"/>
-          <w:sz w:val="28"/>
-          <w:szCs w:val="28"/>
-        </w:rPr>
-        <w:t>Что такое «делегат» в C#?</w:t>
+        <w:t>2.1 Что такое «делегат» в C#?</w:t>
       </w:r>
     </w:p>
     <w:p>
@@ -12151,15 +11536,7 @@
           <w:sz w:val="28"/>
           <w:szCs w:val="28"/>
         </w:rPr>
-        <w:t xml:space="preserve">2.2 </w:t>
-      </w:r>
-      <w:r>
-        <w:rPr>
-          <w:rFonts w:ascii="Times New Roman" w:hAnsi="Times New Roman"/>
-          <w:sz w:val="28"/>
-          <w:szCs w:val="28"/>
-        </w:rPr>
-        <w:t>Как объявить делегат на C#?</w:t>
+        <w:t>2.2 Как объявить делегат на C#?</w:t>
       </w:r>
     </w:p>
     <w:p>
@@ -12227,15 +11604,7 @@
           <w:sz w:val="28"/>
           <w:szCs w:val="28"/>
         </w:rPr>
-        <w:t xml:space="preserve">2.3 </w:t>
-      </w:r>
-      <w:r>
-        <w:rPr>
-          <w:rFonts w:ascii="Times New Roman" w:hAnsi="Times New Roman"/>
-          <w:sz w:val="28"/>
-          <w:szCs w:val="28"/>
-        </w:rPr>
-        <w:t xml:space="preserve">Какие существуют способы вызова метода </w:t>
+        <w:t xml:space="preserve">2.3 Какие существуют способы вызова метода </w:t>
       </w:r>
       <w:proofErr w:type="gramStart"/>
       <w:r>
@@ -12357,23 +11726,7 @@
           <w:sz w:val="28"/>
           <w:szCs w:val="28"/>
         </w:rPr>
-        <w:t>2</w:t>
-      </w:r>
-      <w:r>
-        <w:rPr>
-          <w:rFonts w:ascii="Times New Roman" w:hAnsi="Times New Roman"/>
-          <w:sz w:val="28"/>
-          <w:szCs w:val="28"/>
-        </w:rPr>
-        <w:t xml:space="preserve">.4 </w:t>
-      </w:r>
-      <w:r>
-        <w:rPr>
-          <w:rFonts w:ascii="Times New Roman" w:hAnsi="Times New Roman"/>
-          <w:sz w:val="28"/>
-          <w:szCs w:val="28"/>
-        </w:rPr>
-        <w:t>Какие встроенные делегаты имеются в C# и для чего они используются?</w:t>
+        <w:t>2.4 Какие встроенные делегаты имеются в C# и для чего они используются?</w:t>
       </w:r>
     </w:p>
     <w:p>
@@ -12595,25 +11948,7 @@
           <w:szCs w:val="32"/>
         </w:rPr>
         <w:lastRenderedPageBreak/>
-        <w:t>Лабораторная работа №</w:t>
-      </w:r>
-      <w:r>
-        <w:rPr>
-          <w:rFonts w:ascii="Times New Roman" w:hAnsi="Times New Roman"/>
-          <w:b/>
-          <w:sz w:val="32"/>
-          <w:szCs w:val="32"/>
-        </w:rPr>
-        <w:t>1</w:t>
-      </w:r>
-      <w:r>
-        <w:rPr>
-          <w:rFonts w:ascii="Times New Roman" w:hAnsi="Times New Roman"/>
-          <w:b/>
-          <w:sz w:val="32"/>
-          <w:szCs w:val="32"/>
-        </w:rPr>
-        <w:t>6</w:t>
+        <w:t>Лабораторная работа №16</w:t>
       </w:r>
     </w:p>
     <w:p>
@@ -12673,6 +12008,9 @@
         <w:spacing w:line="100" w:lineRule="atLeast"/>
         <w:jc w:val="both"/>
         <w:outlineLvl w:val="9"/>
+        <w:rPr>
+          <w:rFonts w:ascii="Times New Roman" w:hAnsi="Times New Roman"/>
+        </w:rPr>
       </w:pPr>
       <w:r>
         <w:rPr>
@@ -12722,15 +12060,7 @@
           <w:sz w:val="28"/>
           <w:szCs w:val="28"/>
         </w:rPr>
-        <w:t>Научиться создавать, вызывать и обрабатывать события на C#</w:t>
-      </w:r>
-      <w:r>
-        <w:rPr>
-          <w:rFonts w:ascii="Times New Roman" w:hAnsi="Times New Roman"/>
-          <w:sz w:val="28"/>
-          <w:szCs w:val="28"/>
-        </w:rPr>
-        <w:t>.</w:t>
+        <w:t>Научиться создавать, вызывать и обрабатывать события на C#.</w:t>
       </w:r>
     </w:p>
     <w:p>
@@ -12759,6 +12089,9 @@
         <w:spacing w:line="100" w:lineRule="atLeast"/>
         <w:jc w:val="both"/>
         <w:outlineLvl w:val="9"/>
+        <w:rPr>
+          <w:rFonts w:ascii="Times New Roman" w:hAnsi="Times New Roman"/>
+        </w:rPr>
       </w:pPr>
       <w:r>
         <w:rPr>
@@ -13108,15 +12441,7 @@
           <w:sz w:val="28"/>
           <w:szCs w:val="28"/>
         </w:rPr>
-        <w:t>2</w:t>
-      </w:r>
-      <w:r>
-        <w:rPr>
-          <w:rFonts w:ascii="Times New Roman" w:hAnsi="Times New Roman"/>
-          <w:sz w:val="28"/>
-          <w:szCs w:val="28"/>
-        </w:rPr>
-        <w:t xml:space="preserve">.4 </w:t>
+        <w:t xml:space="preserve">2.4 </w:t>
       </w:r>
       <w:r>
         <w:rPr>
@@ -13203,15 +12528,7 @@
           <w:sz w:val="28"/>
           <w:szCs w:val="28"/>
         </w:rPr>
-        <w:t xml:space="preserve">2.5 </w:t>
-      </w:r>
-      <w:r>
-        <w:rPr>
-          <w:rFonts w:ascii="Times New Roman" w:hAnsi="Times New Roman"/>
-          <w:sz w:val="28"/>
-          <w:szCs w:val="28"/>
-        </w:rPr>
-        <w:t>Какие классы делегатов являются стандартными для создания событий в C#?</w:t>
+        <w:t>2.5 Какие классы делегатов являются стандартными для создания событий в C#?</w:t>
       </w:r>
     </w:p>
     <w:p>
@@ -13444,25 +12761,7 @@
           <w:szCs w:val="32"/>
         </w:rPr>
         <w:lastRenderedPageBreak/>
-        <w:t>Лабораторная работа №</w:t>
-      </w:r>
-      <w:r>
-        <w:rPr>
-          <w:rFonts w:ascii="Times New Roman" w:hAnsi="Times New Roman"/>
-          <w:b/>
-          <w:sz w:val="32"/>
-          <w:szCs w:val="32"/>
-        </w:rPr>
-        <w:t>1</w:t>
-      </w:r>
-      <w:r>
-        <w:rPr>
-          <w:rFonts w:ascii="Times New Roman" w:hAnsi="Times New Roman"/>
-          <w:b/>
-          <w:sz w:val="32"/>
-          <w:szCs w:val="32"/>
-        </w:rPr>
-        <w:t>7</w:t>
+        <w:t>Лабораторная работа №17</w:t>
       </w:r>
     </w:p>
     <w:p>
@@ -13522,6 +12821,9 @@
         <w:spacing w:line="100" w:lineRule="atLeast"/>
         <w:jc w:val="both"/>
         <w:outlineLvl w:val="9"/>
+        <w:rPr>
+          <w:rFonts w:ascii="Times New Roman" w:hAnsi="Times New Roman"/>
+        </w:rPr>
       </w:pPr>
       <w:r>
         <w:rPr>
@@ -13564,13 +12866,6 @@
           <w:szCs w:val="28"/>
         </w:rPr>
         <w:tab/>
-      </w:r>
-      <w:r>
-        <w:rPr>
-          <w:rFonts w:ascii="Times New Roman" w:hAnsi="Times New Roman"/>
-          <w:sz w:val="28"/>
-          <w:szCs w:val="28"/>
-        </w:rPr>
         <w:t>Изучить процесс обработки списков стандартными методами LINQ на языке C#.</w:t>
       </w:r>
     </w:p>
@@ -13600,6 +12895,9 @@
         <w:spacing w:line="100" w:lineRule="atLeast"/>
         <w:jc w:val="both"/>
         <w:outlineLvl w:val="9"/>
+        <w:rPr>
+          <w:rFonts w:ascii="Times New Roman" w:hAnsi="Times New Roman"/>
+        </w:rPr>
       </w:pPr>
       <w:r>
         <w:rPr>
@@ -13635,15 +12933,7 @@
           <w:sz w:val="28"/>
           <w:szCs w:val="28"/>
         </w:rPr>
-        <w:t xml:space="preserve">2.1 </w:t>
-      </w:r>
-      <w:r>
-        <w:rPr>
-          <w:rFonts w:ascii="Times New Roman" w:hAnsi="Times New Roman"/>
-          <w:sz w:val="28"/>
-          <w:szCs w:val="28"/>
-        </w:rPr>
-        <w:t>Что такое «LINQ»?</w:t>
+        <w:t>2.1 Что такое «LINQ»?</w:t>
       </w:r>
     </w:p>
     <w:p>
@@ -13729,15 +13019,7 @@
           <w:sz w:val="28"/>
           <w:szCs w:val="28"/>
         </w:rPr>
-        <w:t xml:space="preserve">2.2 </w:t>
-      </w:r>
-      <w:r>
-        <w:rPr>
-          <w:rFonts w:ascii="Times New Roman" w:hAnsi="Times New Roman"/>
-          <w:sz w:val="28"/>
-          <w:szCs w:val="28"/>
-        </w:rPr>
-        <w:t>Что такое «анонимный тип»?</w:t>
+        <w:t>2.2 Что такое «анонимный тип»?</w:t>
       </w:r>
     </w:p>
     <w:p>
@@ -13823,15 +13105,7 @@
           <w:sz w:val="28"/>
           <w:szCs w:val="28"/>
         </w:rPr>
-        <w:t xml:space="preserve">2.3 </w:t>
-      </w:r>
-      <w:r>
-        <w:rPr>
-          <w:rFonts w:ascii="Times New Roman" w:hAnsi="Times New Roman"/>
-          <w:sz w:val="28"/>
-          <w:szCs w:val="28"/>
-        </w:rPr>
-        <w:t>Для чего используется var при работе с LINQ?</w:t>
+        <w:t>2.3 Для чего используется var при работе с LINQ?</w:t>
       </w:r>
     </w:p>
     <w:p>
@@ -13917,23 +13191,7 @@
           <w:sz w:val="28"/>
           <w:szCs w:val="28"/>
         </w:rPr>
-        <w:t>2</w:t>
-      </w:r>
-      <w:r>
-        <w:rPr>
-          <w:rFonts w:ascii="Times New Roman" w:hAnsi="Times New Roman"/>
-          <w:sz w:val="28"/>
-          <w:szCs w:val="28"/>
-        </w:rPr>
-        <w:t xml:space="preserve">.4 </w:t>
-      </w:r>
-      <w:r>
-        <w:rPr>
-          <w:rFonts w:ascii="Times New Roman" w:hAnsi="Times New Roman"/>
-          <w:sz w:val="28"/>
-          <w:szCs w:val="28"/>
-        </w:rPr>
-        <w:t>Для чего используется метод Select?</w:t>
+        <w:t>2.4 Для чего используется метод Select?</w:t>
       </w:r>
     </w:p>
     <w:p>
@@ -14003,15 +13261,7 @@
           <w:sz w:val="28"/>
           <w:szCs w:val="28"/>
         </w:rPr>
-        <w:t xml:space="preserve">2.5 </w:t>
-      </w:r>
-      <w:r>
-        <w:rPr>
-          <w:rFonts w:ascii="Times New Roman" w:hAnsi="Times New Roman"/>
-          <w:sz w:val="28"/>
-          <w:szCs w:val="28"/>
-        </w:rPr>
-        <w:t>Для чего используются методы OrderBy, OrderByDescending?</w:t>
+        <w:t>2.5 Для чего используются методы OrderBy, OrderByDescending?</w:t>
       </w:r>
     </w:p>
     <w:p>
@@ -14081,15 +13331,7 @@
           <w:sz w:val="28"/>
           <w:szCs w:val="28"/>
         </w:rPr>
-        <w:t xml:space="preserve">2.6 </w:t>
-      </w:r>
-      <w:r>
-        <w:rPr>
-          <w:rFonts w:ascii="Times New Roman" w:hAnsi="Times New Roman"/>
-          <w:sz w:val="28"/>
-          <w:szCs w:val="28"/>
-        </w:rPr>
-        <w:t>Для чего используются методы ThenBy, ThenByDescending?</w:t>
+        <w:t>2.6 Для чего используются методы ThenBy, ThenByDescending?</w:t>
       </w:r>
     </w:p>
     <w:p>
@@ -14215,25 +13457,7 @@
           <w:szCs w:val="32"/>
         </w:rPr>
         <w:lastRenderedPageBreak/>
-        <w:t>Лабораторная работа №</w:t>
-      </w:r>
-      <w:r>
-        <w:rPr>
-          <w:rFonts w:ascii="Times New Roman" w:hAnsi="Times New Roman"/>
-          <w:b/>
-          <w:sz w:val="32"/>
-          <w:szCs w:val="32"/>
-        </w:rPr>
-        <w:t>1</w:t>
-      </w:r>
-      <w:r>
-        <w:rPr>
-          <w:rFonts w:ascii="Times New Roman" w:hAnsi="Times New Roman"/>
-          <w:b/>
-          <w:sz w:val="32"/>
-          <w:szCs w:val="32"/>
-        </w:rPr>
-        <w:t>8</w:t>
+        <w:t>Лабораторная работа №18</w:t>
       </w:r>
     </w:p>
     <w:p>
@@ -14293,6 +13517,9 @@
         <w:spacing w:line="100" w:lineRule="atLeast"/>
         <w:jc w:val="both"/>
         <w:outlineLvl w:val="9"/>
+        <w:rPr>
+          <w:rFonts w:ascii="Times New Roman" w:hAnsi="Times New Roman"/>
+        </w:rPr>
       </w:pPr>
       <w:r>
         <w:rPr>
@@ -14335,13 +13562,6 @@
           <w:szCs w:val="28"/>
         </w:rPr>
         <w:tab/>
-      </w:r>
-      <w:r>
-        <w:rPr>
-          <w:rFonts w:ascii="Times New Roman" w:hAnsi="Times New Roman"/>
-          <w:sz w:val="28"/>
-          <w:szCs w:val="28"/>
-        </w:rPr>
         <w:t>Изучить процесс описания типов данных с применением диаграммы классов.</w:t>
       </w:r>
     </w:p>
@@ -14371,6 +13591,9 @@
         <w:spacing w:line="100" w:lineRule="atLeast"/>
         <w:jc w:val="both"/>
         <w:outlineLvl w:val="9"/>
+        <w:rPr>
+          <w:rFonts w:ascii="Times New Roman" w:hAnsi="Times New Roman"/>
+        </w:rPr>
       </w:pPr>
       <w:r>
         <w:rPr>
@@ -14406,15 +13629,7 @@
           <w:sz w:val="28"/>
           <w:szCs w:val="28"/>
         </w:rPr>
-        <w:t xml:space="preserve">2.1 </w:t>
-      </w:r>
-      <w:r>
-        <w:rPr>
-          <w:rFonts w:ascii="Times New Roman" w:hAnsi="Times New Roman"/>
-          <w:sz w:val="28"/>
-          <w:szCs w:val="28"/>
-        </w:rPr>
-        <w:t>Для чего используется диаграмма классов?</w:t>
+        <w:t>2.1 Для чего используется диаграмма классов?</w:t>
       </w:r>
     </w:p>
     <w:p>
@@ -14484,15 +13699,7 @@
           <w:sz w:val="28"/>
           <w:szCs w:val="28"/>
         </w:rPr>
-        <w:t xml:space="preserve">2.2 </w:t>
-      </w:r>
-      <w:r>
-        <w:rPr>
-          <w:rFonts w:ascii="Times New Roman" w:hAnsi="Times New Roman"/>
-          <w:sz w:val="28"/>
-          <w:szCs w:val="28"/>
-        </w:rPr>
-        <w:t>Из каких элементов состоит описание типа в диаграмме классов?</w:t>
+        <w:t>2.2 Из каких элементов состоит описание типа в диаграмме классов?</w:t>
       </w:r>
     </w:p>
     <w:p>
@@ -14560,15 +13767,7 @@
           <w:sz w:val="28"/>
           <w:szCs w:val="28"/>
         </w:rPr>
-        <w:t xml:space="preserve">2.3 </w:t>
-      </w:r>
-      <w:r>
-        <w:rPr>
-          <w:rFonts w:ascii="Times New Roman" w:hAnsi="Times New Roman"/>
-          <w:sz w:val="28"/>
-          <w:szCs w:val="28"/>
-        </w:rPr>
-        <w:t>На какие группы делятся взаимосвязи в диаграмме классов?</w:t>
+        <w:t>2.3 На какие группы делятся взаимосвязи в диаграмме классов?</w:t>
       </w:r>
     </w:p>
     <w:p>
@@ -14638,15 +13837,7 @@
           <w:sz w:val="28"/>
           <w:szCs w:val="28"/>
         </w:rPr>
-        <w:t>2</w:t>
-      </w:r>
-      <w:r>
-        <w:rPr>
-          <w:rFonts w:ascii="Times New Roman" w:hAnsi="Times New Roman"/>
-          <w:sz w:val="28"/>
-          <w:szCs w:val="28"/>
-        </w:rPr>
-        <w:t xml:space="preserve">.4 </w:t>
+        <w:t xml:space="preserve">2.4 </w:t>
       </w:r>
       <w:proofErr w:type="gramStart"/>
       <w:r>
@@ -14964,15 +14155,7 @@
           <w:sz w:val="28"/>
           <w:szCs w:val="28"/>
         </w:rPr>
-        <w:t xml:space="preserve">2.7 </w:t>
-      </w:r>
-      <w:r>
-        <w:rPr>
-          <w:rFonts w:ascii="Times New Roman" w:hAnsi="Times New Roman"/>
-          <w:sz w:val="28"/>
-          <w:szCs w:val="28"/>
-        </w:rPr>
-        <w:t>Какие виды мощности отношений могут быть указаны в диаграмме классов?</w:t>
+        <w:t>2.7 Какие виды мощности отношений могут быть указаны в диаграмме классов?</w:t>
       </w:r>
     </w:p>
     <w:p>
@@ -15116,25 +14299,7 @@
           <w:szCs w:val="32"/>
         </w:rPr>
         <w:lastRenderedPageBreak/>
-        <w:t>Лабораторная работа №</w:t>
-      </w:r>
-      <w:r>
-        <w:rPr>
-          <w:rFonts w:ascii="Times New Roman" w:hAnsi="Times New Roman"/>
-          <w:b/>
-          <w:sz w:val="32"/>
-          <w:szCs w:val="32"/>
-        </w:rPr>
-        <w:t>1</w:t>
-      </w:r>
-      <w:r>
-        <w:rPr>
-          <w:rFonts w:ascii="Times New Roman" w:hAnsi="Times New Roman"/>
-          <w:b/>
-          <w:sz w:val="32"/>
-          <w:szCs w:val="32"/>
-        </w:rPr>
-        <w:t>9</w:t>
+        <w:t>Лабораторная работа №19</w:t>
       </w:r>
     </w:p>
     <w:p>
@@ -15194,6 +14359,9 @@
         <w:spacing w:line="100" w:lineRule="atLeast"/>
         <w:jc w:val="both"/>
         <w:outlineLvl w:val="9"/>
+        <w:rPr>
+          <w:rFonts w:ascii="Times New Roman" w:hAnsi="Times New Roman"/>
+        </w:rPr>
       </w:pPr>
       <w:r>
         <w:rPr>
@@ -15236,13 +14404,6 @@
           <w:szCs w:val="28"/>
         </w:rPr>
         <w:tab/>
-      </w:r>
-      <w:r>
-        <w:rPr>
-          <w:rFonts w:ascii="Times New Roman" w:hAnsi="Times New Roman"/>
-          <w:sz w:val="28"/>
-          <w:szCs w:val="28"/>
-        </w:rPr>
         <w:t>Научиться применять паттерны проектирования в разработке программ.</w:t>
       </w:r>
     </w:p>
@@ -15272,6 +14433,9 @@
         <w:spacing w:line="100" w:lineRule="atLeast"/>
         <w:jc w:val="both"/>
         <w:outlineLvl w:val="9"/>
+        <w:rPr>
+          <w:rFonts w:ascii="Times New Roman" w:hAnsi="Times New Roman"/>
+        </w:rPr>
       </w:pPr>
       <w:r>
         <w:rPr>
@@ -15307,15 +14471,7 @@
           <w:sz w:val="28"/>
           <w:szCs w:val="28"/>
         </w:rPr>
-        <w:t xml:space="preserve">2.1 </w:t>
-      </w:r>
-      <w:r>
-        <w:rPr>
-          <w:rFonts w:ascii="Times New Roman" w:hAnsi="Times New Roman"/>
-          <w:sz w:val="28"/>
-          <w:szCs w:val="28"/>
-        </w:rPr>
-        <w:t>Для чего используются порождающие паттерны?</w:t>
+        <w:t>2.1 Для чего используются порождающие паттерны?</w:t>
       </w:r>
     </w:p>
     <w:p>
@@ -15385,15 +14541,7 @@
           <w:sz w:val="28"/>
           <w:szCs w:val="28"/>
         </w:rPr>
-        <w:t xml:space="preserve">2.2 </w:t>
-      </w:r>
-      <w:r>
-        <w:rPr>
-          <w:rFonts w:ascii="Times New Roman" w:hAnsi="Times New Roman"/>
-          <w:sz w:val="28"/>
-          <w:szCs w:val="28"/>
-        </w:rPr>
-        <w:t>Какие паттерны относятся к порождающим?</w:t>
+        <w:t>2.2 Какие паттерны относятся к порождающим?</w:t>
       </w:r>
     </w:p>
     <w:p>
@@ -15461,15 +14609,7 @@
           <w:sz w:val="28"/>
           <w:szCs w:val="28"/>
         </w:rPr>
-        <w:t xml:space="preserve">2.3 </w:t>
-      </w:r>
-      <w:r>
-        <w:rPr>
-          <w:rFonts w:ascii="Times New Roman" w:hAnsi="Times New Roman"/>
-          <w:sz w:val="28"/>
-          <w:szCs w:val="28"/>
-        </w:rPr>
-        <w:t>Для чего используются структурные паттерны?</w:t>
+        <w:t>2.3 Для чего используются структурные паттерны?</w:t>
       </w:r>
     </w:p>
     <w:p>
@@ -15539,23 +14679,7 @@
           <w:sz w:val="28"/>
           <w:szCs w:val="28"/>
         </w:rPr>
-        <w:t>2</w:t>
-      </w:r>
-      <w:r>
-        <w:rPr>
-          <w:rFonts w:ascii="Times New Roman" w:hAnsi="Times New Roman"/>
-          <w:sz w:val="28"/>
-          <w:szCs w:val="28"/>
-        </w:rPr>
-        <w:t xml:space="preserve">.4 </w:t>
-      </w:r>
-      <w:r>
-        <w:rPr>
-          <w:rFonts w:ascii="Times New Roman" w:hAnsi="Times New Roman"/>
-          <w:sz w:val="28"/>
-          <w:szCs w:val="28"/>
-        </w:rPr>
-        <w:t>Какие паттерны относятся к структурным?</w:t>
+        <w:t>2.4 Какие паттерны относятся к структурным?</w:t>
       </w:r>
     </w:p>
     <w:p>
@@ -15625,15 +14749,7 @@
           <w:sz w:val="28"/>
           <w:szCs w:val="28"/>
         </w:rPr>
-        <w:t xml:space="preserve">2.5 </w:t>
-      </w:r>
-      <w:r>
-        <w:rPr>
-          <w:rFonts w:ascii="Times New Roman" w:hAnsi="Times New Roman"/>
-          <w:sz w:val="28"/>
-          <w:szCs w:val="28"/>
-        </w:rPr>
-        <w:t>Для чего используются поведенческие паттерны?</w:t>
+        <w:t>2.5 Для чего используются поведенческие паттерны?</w:t>
       </w:r>
     </w:p>
     <w:p>
@@ -15703,15 +14819,7 @@
           <w:sz w:val="28"/>
           <w:szCs w:val="28"/>
         </w:rPr>
-        <w:t xml:space="preserve">2.6 </w:t>
-      </w:r>
-      <w:r>
-        <w:rPr>
-          <w:rFonts w:ascii="Times New Roman" w:hAnsi="Times New Roman"/>
-          <w:sz w:val="28"/>
-          <w:szCs w:val="28"/>
-        </w:rPr>
-        <w:t>Какие паттерны относятся к поведенческим?</w:t>
+        <w:t>2.6 Какие паттерны относятся к поведенческим?</w:t>
       </w:r>
     </w:p>
     <w:p>
@@ -15897,6 +15005,9 @@
         <w:spacing w:line="100" w:lineRule="atLeast"/>
         <w:jc w:val="both"/>
         <w:outlineLvl w:val="9"/>
+        <w:rPr>
+          <w:rFonts w:ascii="Times New Roman" w:hAnsi="Times New Roman"/>
+        </w:rPr>
       </w:pPr>
       <w:r>
         <w:rPr>
@@ -15975,6 +15086,9 @@
         <w:spacing w:line="100" w:lineRule="atLeast"/>
         <w:jc w:val="both"/>
         <w:outlineLvl w:val="9"/>
+        <w:rPr>
+          <w:rFonts w:ascii="Times New Roman" w:hAnsi="Times New Roman"/>
+        </w:rPr>
       </w:pPr>
       <w:r>
         <w:rPr>
@@ -16290,15 +15404,7 @@
           <w:sz w:val="28"/>
           <w:szCs w:val="28"/>
         </w:rPr>
-        <w:t>2</w:t>
-      </w:r>
-      <w:r>
-        <w:rPr>
-          <w:rFonts w:ascii="Times New Roman" w:hAnsi="Times New Roman"/>
-          <w:sz w:val="28"/>
-          <w:szCs w:val="28"/>
-        </w:rPr>
-        <w:t xml:space="preserve">.4 </w:t>
+        <w:t xml:space="preserve">2.4 </w:t>
       </w:r>
       <w:r>
         <w:rPr>
@@ -16502,16 +15608,7 @@
           <w:sz w:val="28"/>
           <w:szCs w:val="28"/>
         </w:rPr>
-        <w:t>Научился</w:t>
-      </w:r>
-      <w:r>
-        <w:rPr>
-          <w:rFonts w:ascii="Times New Roman" w:hAnsi="Times New Roman"/>
-          <w:bCs/>
-          <w:sz w:val="28"/>
-          <w:szCs w:val="28"/>
-        </w:rPr>
-        <w:t xml:space="preserve"> проектировать API.</w:t>
+        <w:t>Научился проектировать API.</w:t>
       </w:r>
     </w:p>
     <w:p>
@@ -16596,6 +15693,9 @@
         <w:spacing w:line="100" w:lineRule="atLeast"/>
         <w:jc w:val="both"/>
         <w:outlineLvl w:val="9"/>
+        <w:rPr>
+          <w:rFonts w:ascii="Times New Roman" w:hAnsi="Times New Roman"/>
+        </w:rPr>
       </w:pPr>
       <w:r>
         <w:rPr>
@@ -16674,6 +15774,9 @@
         <w:spacing w:line="100" w:lineRule="atLeast"/>
         <w:jc w:val="both"/>
         <w:outlineLvl w:val="9"/>
+        <w:rPr>
+          <w:rFonts w:ascii="Times New Roman" w:hAnsi="Times New Roman"/>
+        </w:rPr>
       </w:pPr>
       <w:r>
         <w:rPr>
@@ -17066,6 +16169,9 @@
         <w:spacing w:line="100" w:lineRule="atLeast"/>
         <w:jc w:val="both"/>
         <w:outlineLvl w:val="9"/>
+        <w:rPr>
+          <w:rFonts w:ascii="Times New Roman" w:hAnsi="Times New Roman"/>
+        </w:rPr>
       </w:pPr>
       <w:r>
         <w:rPr>
@@ -17148,13 +16254,6 @@
           <w:szCs w:val="28"/>
         </w:rPr>
         <w:tab/>
-      </w:r>
-      <w:r>
-        <w:rPr>
-          <w:rFonts w:ascii="Times New Roman" w:hAnsi="Times New Roman"/>
-          <w:sz w:val="28"/>
-          <w:szCs w:val="28"/>
-        </w:rPr>
         <w:t>Научиться выполнять вычисления, ввод и вывод данных, используя асинхронные операции.</w:t>
       </w:r>
     </w:p>
@@ -17184,6 +16283,9 @@
         <w:spacing w:line="100" w:lineRule="atLeast"/>
         <w:jc w:val="both"/>
         <w:outlineLvl w:val="9"/>
+        <w:rPr>
+          <w:rFonts w:ascii="Times New Roman" w:hAnsi="Times New Roman"/>
+        </w:rPr>
       </w:pPr>
       <w:r>
         <w:rPr>
@@ -17532,15 +16634,7 @@
           <w:sz w:val="28"/>
           <w:szCs w:val="28"/>
         </w:rPr>
-        <w:t>2</w:t>
-      </w:r>
-      <w:r>
-        <w:rPr>
-          <w:rFonts w:ascii="Times New Roman" w:hAnsi="Times New Roman"/>
-          <w:sz w:val="28"/>
-          <w:szCs w:val="28"/>
-        </w:rPr>
-        <w:t xml:space="preserve">.4 </w:t>
+        <w:t xml:space="preserve">2.4 </w:t>
       </w:r>
       <w:r>
         <w:rPr>
@@ -17862,6 +16956,9 @@
         <w:spacing w:line="100" w:lineRule="atLeast"/>
         <w:jc w:val="both"/>
         <w:outlineLvl w:val="9"/>
+        <w:rPr>
+          <w:rFonts w:ascii="Times New Roman" w:hAnsi="Times New Roman"/>
+        </w:rPr>
       </w:pPr>
       <w:r>
         <w:rPr>
@@ -17940,6 +17037,9 @@
         <w:spacing w:line="100" w:lineRule="atLeast"/>
         <w:jc w:val="both"/>
         <w:outlineLvl w:val="9"/>
+        <w:rPr>
+          <w:rFonts w:ascii="Times New Roman" w:hAnsi="Times New Roman"/>
+        </w:rPr>
       </w:pPr>
       <w:r>
         <w:rPr>
@@ -18335,15 +17435,7 @@
           <w:sz w:val="28"/>
           <w:szCs w:val="28"/>
         </w:rPr>
-        <w:t>2</w:t>
-      </w:r>
-      <w:r>
-        <w:rPr>
-          <w:rFonts w:ascii="Times New Roman" w:hAnsi="Times New Roman"/>
-          <w:sz w:val="28"/>
-          <w:szCs w:val="28"/>
-        </w:rPr>
-        <w:t xml:space="preserve">.4 </w:t>
+        <w:t xml:space="preserve">2.4 </w:t>
       </w:r>
       <w:r>
         <w:rPr>
@@ -18526,16 +17618,7 @@
           <w:szCs w:val="28"/>
           <w:lang w:eastAsia="ru-RU"/>
         </w:rPr>
-        <w:t>Описание возвращаемого значения метода: что именно возвращается, в ка</w:t>
-      </w:r>
-      <w:r>
-        <w:rPr>
-          <w:rFonts w:ascii="Times New Roman" w:eastAsia="Lucida Sans Unicode" w:hAnsi="Times New Roman" w:cs="Times New Roman"/>
-          <w:sz w:val="28"/>
-          <w:szCs w:val="28"/>
-          <w:lang w:eastAsia="ru-RU"/>
-        </w:rPr>
-        <w:t>ком случае, возможные значения.</w:t>
+        <w:t>Описание возвращаемого значения метода: что именно возвращается, в каком случае, возможные значения.</w:t>
       </w:r>
     </w:p>
     <w:p>
@@ -18731,6 +17814,9 @@
         <w:spacing w:line="100" w:lineRule="atLeast"/>
         <w:jc w:val="both"/>
         <w:outlineLvl w:val="9"/>
+        <w:rPr>
+          <w:rFonts w:ascii="Times New Roman" w:hAnsi="Times New Roman"/>
+        </w:rPr>
       </w:pPr>
       <w:r>
         <w:rPr>
@@ -18809,6 +17895,9 @@
         <w:spacing w:line="100" w:lineRule="atLeast"/>
         <w:jc w:val="both"/>
         <w:outlineLvl w:val="9"/>
+        <w:rPr>
+          <w:rFonts w:ascii="Times New Roman" w:hAnsi="Times New Roman"/>
+        </w:rPr>
       </w:pPr>
       <w:r>
         <w:rPr>
@@ -19343,6 +18432,9 @@
         <w:spacing w:line="100" w:lineRule="atLeast"/>
         <w:jc w:val="both"/>
         <w:outlineLvl w:val="9"/>
+        <w:rPr>
+          <w:rFonts w:ascii="Times New Roman" w:hAnsi="Times New Roman"/>
+        </w:rPr>
       </w:pPr>
       <w:r>
         <w:rPr>
@@ -19421,6 +18513,9 @@
         <w:spacing w:line="100" w:lineRule="atLeast"/>
         <w:jc w:val="both"/>
         <w:outlineLvl w:val="9"/>
+        <w:rPr>
+          <w:rFonts w:ascii="Times New Roman" w:hAnsi="Times New Roman"/>
+        </w:rPr>
       </w:pPr>
       <w:r>
         <w:rPr>
@@ -19704,39 +18799,15 @@
           <w:sz w:val="28"/>
           <w:szCs w:val="28"/>
         </w:rPr>
-        <w:t>2</w:t>
-      </w:r>
-      <w:r>
-        <w:rPr>
-          <w:rFonts w:ascii="Times New Roman" w:hAnsi="Times New Roman"/>
-          <w:sz w:val="28"/>
-          <w:szCs w:val="28"/>
-        </w:rPr>
-        <w:t xml:space="preserve">.4 </w:t>
-      </w:r>
-      <w:r>
-        <w:rPr>
-          <w:rFonts w:ascii="Times New Roman" w:hAnsi="Times New Roman"/>
-          <w:sz w:val="28"/>
-          <w:szCs w:val="28"/>
-        </w:rPr>
-        <w:t>Какое программное обеспечение может применяться для управления git</w:t>
-      </w:r>
-      <w:r>
-        <w:rPr>
-          <w:rFonts w:ascii="Times New Roman" w:hAnsi="Times New Roman"/>
-          <w:sz w:val="28"/>
-          <w:szCs w:val="28"/>
-        </w:rPr>
-        <w:t xml:space="preserve"> </w:t>
-      </w:r>
-      <w:r>
-        <w:rPr>
-          <w:rFonts w:ascii="Times New Roman" w:hAnsi="Times New Roman"/>
-          <w:sz w:val="28"/>
-          <w:szCs w:val="28"/>
-        </w:rPr>
-        <w:t>репозиторием?</w:t>
+        <w:t xml:space="preserve">2.4 </w:t>
+      </w:r>
+      <w:r>
+        <w:rPr>
+          <w:rFonts w:ascii="Times New Roman" w:hAnsi="Times New Roman"/>
+          <w:sz w:val="28"/>
+          <w:szCs w:val="28"/>
+        </w:rPr>
+        <w:t>Какое программное обеспечение может применяться для управления git репозиторием?</w:t>
       </w:r>
     </w:p>
     <w:p>
@@ -20151,6 +19222,9 @@
         <w:spacing w:line="100" w:lineRule="atLeast"/>
         <w:jc w:val="both"/>
         <w:outlineLvl w:val="9"/>
+        <w:rPr>
+          <w:rFonts w:ascii="Times New Roman" w:hAnsi="Times New Roman"/>
+        </w:rPr>
       </w:pPr>
       <w:r>
         <w:rPr>
@@ -20245,6 +19319,9 @@
         <w:spacing w:line="100" w:lineRule="atLeast"/>
         <w:jc w:val="both"/>
         <w:outlineLvl w:val="9"/>
+        <w:rPr>
+          <w:rFonts w:ascii="Times New Roman" w:hAnsi="Times New Roman"/>
+        </w:rPr>
       </w:pPr>
       <w:r>
         <w:rPr>
@@ -20622,15 +19699,7 @@
           <w:sz w:val="28"/>
           <w:szCs w:val="28"/>
         </w:rPr>
-        <w:t>2</w:t>
-      </w:r>
-      <w:r>
-        <w:rPr>
-          <w:rFonts w:ascii="Times New Roman" w:hAnsi="Times New Roman"/>
-          <w:sz w:val="28"/>
-          <w:szCs w:val="28"/>
-        </w:rPr>
-        <w:t xml:space="preserve">.4 </w:t>
+        <w:t xml:space="preserve">2.4 </w:t>
       </w:r>
       <w:proofErr w:type="gramStart"/>
       <w:r>
@@ -20648,23 +19717,7 @@
           <w:sz w:val="28"/>
           <w:szCs w:val="28"/>
         </w:rPr>
-        <w:t xml:space="preserve"> чем особенность компоновки с использованием следующих элементов</w:t>
-      </w:r>
-      <w:r>
-        <w:rPr>
-          <w:rFonts w:ascii="Times New Roman" w:hAnsi="Times New Roman"/>
-          <w:sz w:val="28"/>
-          <w:szCs w:val="28"/>
-        </w:rPr>
-        <w:t xml:space="preserve"> </w:t>
-      </w:r>
-      <w:r>
-        <w:rPr>
-          <w:rFonts w:ascii="Times New Roman" w:hAnsi="Times New Roman"/>
-          <w:sz w:val="28"/>
-          <w:szCs w:val="28"/>
-        </w:rPr>
-        <w:t>контейнеров: Grid и Canvas?</w:t>
+        <w:t xml:space="preserve"> чем особенность компоновки с использованием следующих элементов контейнеров: Grid и Canvas?</w:t>
       </w:r>
     </w:p>
     <w:p>
@@ -21062,6 +20115,9 @@
         <w:spacing w:line="100" w:lineRule="atLeast"/>
         <w:jc w:val="both"/>
         <w:outlineLvl w:val="9"/>
+        <w:rPr>
+          <w:rFonts w:ascii="Times New Roman" w:hAnsi="Times New Roman"/>
+        </w:rPr>
       </w:pPr>
       <w:r>
         <w:rPr>
@@ -21140,6 +20196,9 @@
         <w:spacing w:line="100" w:lineRule="atLeast"/>
         <w:jc w:val="both"/>
         <w:outlineLvl w:val="9"/>
+        <w:rPr>
+          <w:rFonts w:ascii="Times New Roman" w:hAnsi="Times New Roman"/>
+        </w:rPr>
       </w:pPr>
       <w:r>
         <w:rPr>
@@ -21470,15 +20529,7 @@
           <w:sz w:val="28"/>
           <w:szCs w:val="28"/>
         </w:rPr>
-        <w:t>2</w:t>
-      </w:r>
-      <w:r>
-        <w:rPr>
-          <w:rFonts w:ascii="Times New Roman" w:hAnsi="Times New Roman"/>
-          <w:sz w:val="28"/>
-          <w:szCs w:val="28"/>
-        </w:rPr>
-        <w:t xml:space="preserve">.4 </w:t>
+        <w:t xml:space="preserve">2.4 </w:t>
       </w:r>
       <w:r>
         <w:rPr>
@@ -21848,6 +20899,9 @@
         <w:spacing w:line="100" w:lineRule="atLeast"/>
         <w:jc w:val="both"/>
         <w:outlineLvl w:val="9"/>
+        <w:rPr>
+          <w:rFonts w:ascii="Times New Roman" w:hAnsi="Times New Roman"/>
+        </w:rPr>
       </w:pPr>
       <w:r>
         <w:rPr>
@@ -21926,6 +20980,9 @@
         <w:spacing w:line="100" w:lineRule="atLeast"/>
         <w:jc w:val="both"/>
         <w:outlineLvl w:val="9"/>
+        <w:rPr>
+          <w:rFonts w:ascii="Times New Roman" w:hAnsi="Times New Roman"/>
+        </w:rPr>
       </w:pPr>
       <w:r>
         <w:rPr>
@@ -22193,15 +21250,7 @@
           <w:sz w:val="28"/>
           <w:szCs w:val="28"/>
         </w:rPr>
-        <w:t>2</w:t>
-      </w:r>
-      <w:r>
-        <w:rPr>
-          <w:rFonts w:ascii="Times New Roman" w:hAnsi="Times New Roman"/>
-          <w:sz w:val="28"/>
-          <w:szCs w:val="28"/>
-        </w:rPr>
-        <w:t xml:space="preserve">.4 </w:t>
+        <w:t xml:space="preserve">2.4 </w:t>
       </w:r>
       <w:r>
         <w:rPr>
@@ -22453,15 +21502,7 @@
           <w:sz w:val="28"/>
           <w:szCs w:val="28"/>
         </w:rPr>
-        <w:t xml:space="preserve">2.7 </w:t>
-      </w:r>
-      <w:r>
-        <w:rPr>
-          <w:rFonts w:ascii="Times New Roman" w:hAnsi="Times New Roman"/>
-          <w:sz w:val="28"/>
-          <w:szCs w:val="28"/>
-        </w:rPr>
-        <w:t>Как выполнить переключение между темами?</w:t>
+        <w:t>2.7 Как выполнить переключение между темами?</w:t>
       </w:r>
     </w:p>
     <w:p>
@@ -22630,6 +21671,9 @@
         <w:spacing w:line="100" w:lineRule="atLeast"/>
         <w:jc w:val="both"/>
         <w:outlineLvl w:val="9"/>
+        <w:rPr>
+          <w:rFonts w:ascii="Times New Roman" w:hAnsi="Times New Roman"/>
+        </w:rPr>
       </w:pPr>
       <w:r>
         <w:rPr>
@@ -22712,13 +21756,6 @@
           <w:szCs w:val="28"/>
         </w:rPr>
         <w:tab/>
-      </w:r>
-      <w:r>
-        <w:rPr>
-          <w:rFonts w:ascii="Times New Roman" w:hAnsi="Times New Roman"/>
-          <w:sz w:val="28"/>
-          <w:szCs w:val="28"/>
-        </w:rPr>
         <w:t>Закрепить навык применения стилей в приложениях на WPF.</w:t>
       </w:r>
     </w:p>
@@ -22748,6 +21785,9 @@
         <w:spacing w:line="100" w:lineRule="atLeast"/>
         <w:jc w:val="both"/>
         <w:outlineLvl w:val="9"/>
+        <w:rPr>
+          <w:rFonts w:ascii="Times New Roman" w:hAnsi="Times New Roman"/>
+        </w:rPr>
       </w:pPr>
       <w:r>
         <w:rPr>
@@ -23031,15 +22071,7 @@
           <w:sz w:val="28"/>
           <w:szCs w:val="28"/>
         </w:rPr>
-        <w:t>2</w:t>
-      </w:r>
-      <w:r>
-        <w:rPr>
-          <w:rFonts w:ascii="Times New Roman" w:hAnsi="Times New Roman"/>
-          <w:sz w:val="28"/>
-          <w:szCs w:val="28"/>
-        </w:rPr>
-        <w:t xml:space="preserve">.4 </w:t>
+        <w:t xml:space="preserve">2.4 </w:t>
       </w:r>
       <w:r>
         <w:rPr>
@@ -23242,16 +22274,7 @@
           <w:sz w:val="28"/>
           <w:szCs w:val="28"/>
         </w:rPr>
-        <w:t>В ходе работы изучен процесс применения триггеров в WPF, освое</w:t>
-      </w:r>
-      <w:r>
-        <w:rPr>
-          <w:rFonts w:ascii="Times New Roman" w:hAnsi="Times New Roman"/>
-          <w:bCs/>
-          <w:sz w:val="28"/>
-          <w:szCs w:val="28"/>
-        </w:rPr>
-        <w:t xml:space="preserve">ны их основные виды </w:t>
+        <w:t xml:space="preserve">В ходе работы изучен процесс применения триггеров в WPF, освоены их основные виды </w:t>
       </w:r>
       <w:r>
         <w:rPr>
@@ -23354,6 +22377,9 @@
         <w:spacing w:line="100" w:lineRule="atLeast"/>
         <w:jc w:val="both"/>
         <w:outlineLvl w:val="9"/>
+        <w:rPr>
+          <w:rFonts w:ascii="Times New Roman" w:hAnsi="Times New Roman"/>
+        </w:rPr>
       </w:pPr>
       <w:r>
         <w:rPr>
@@ -23432,6 +22458,9 @@
         <w:spacing w:line="100" w:lineRule="atLeast"/>
         <w:jc w:val="both"/>
         <w:outlineLvl w:val="9"/>
+        <w:rPr>
+          <w:rFonts w:ascii="Times New Roman" w:hAnsi="Times New Roman"/>
+        </w:rPr>
       </w:pPr>
       <w:r>
         <w:rPr>
@@ -23747,15 +22776,7 @@
           <w:sz w:val="28"/>
           <w:szCs w:val="28"/>
         </w:rPr>
-        <w:t>2</w:t>
-      </w:r>
-      <w:r>
-        <w:rPr>
-          <w:rFonts w:ascii="Times New Roman" w:hAnsi="Times New Roman"/>
-          <w:sz w:val="28"/>
-          <w:szCs w:val="28"/>
-        </w:rPr>
-        <w:t xml:space="preserve">.4 </w:t>
+        <w:t xml:space="preserve">2.4 </w:t>
       </w:r>
       <w:r>
         <w:rPr>
@@ -24151,6 +23172,9 @@
         <w:spacing w:line="100" w:lineRule="atLeast"/>
         <w:jc w:val="both"/>
         <w:outlineLvl w:val="9"/>
+        <w:rPr>
+          <w:rFonts w:ascii="Times New Roman" w:hAnsi="Times New Roman"/>
+        </w:rPr>
       </w:pPr>
       <w:r>
         <w:rPr>
@@ -24233,13 +23257,6 @@
           <w:szCs w:val="28"/>
         </w:rPr>
         <w:tab/>
-      </w:r>
-      <w:r>
-        <w:rPr>
-          <w:rFonts w:ascii="Times New Roman" w:hAnsi="Times New Roman"/>
-          <w:sz w:val="28"/>
-          <w:szCs w:val="28"/>
-        </w:rPr>
         <w:t>Изучить свойства полей ввода и процесс обработки событий полей ввода.</w:t>
       </w:r>
     </w:p>
@@ -24269,6 +23286,9 @@
         <w:spacing w:line="100" w:lineRule="atLeast"/>
         <w:jc w:val="both"/>
         <w:outlineLvl w:val="9"/>
+        <w:rPr>
+          <w:rFonts w:ascii="Times New Roman" w:hAnsi="Times New Roman"/>
+        </w:rPr>
       </w:pPr>
       <w:r>
         <w:rPr>
@@ -24588,15 +23608,7 @@
           <w:sz w:val="28"/>
           <w:szCs w:val="28"/>
         </w:rPr>
-        <w:t>2</w:t>
-      </w:r>
-      <w:r>
-        <w:rPr>
-          <w:rFonts w:ascii="Times New Roman" w:hAnsi="Times New Roman"/>
-          <w:sz w:val="28"/>
-          <w:szCs w:val="28"/>
-        </w:rPr>
-        <w:t xml:space="preserve">.4 </w:t>
+        <w:t xml:space="preserve">2.4 </w:t>
       </w:r>
       <w:r>
         <w:rPr>
@@ -24862,15 +23874,7 @@
           <w:sz w:val="28"/>
           <w:szCs w:val="28"/>
         </w:rPr>
-        <w:t xml:space="preserve">2.7 </w:t>
-      </w:r>
-      <w:r>
-        <w:rPr>
-          <w:rFonts w:ascii="Times New Roman" w:hAnsi="Times New Roman"/>
-          <w:sz w:val="28"/>
-          <w:szCs w:val="28"/>
-        </w:rPr>
-        <w:t>Для чего используется DatePicker в WPF?</w:t>
+        <w:t>2.7 Для чего используется DatePicker в WPF?</w:t>
       </w:r>
     </w:p>
     <w:p>
@@ -24940,15 +23944,7 @@
           <w:sz w:val="28"/>
           <w:szCs w:val="28"/>
         </w:rPr>
-        <w:t xml:space="preserve">2.8 </w:t>
-      </w:r>
-      <w:r>
-        <w:rPr>
-          <w:rFonts w:ascii="Times New Roman" w:hAnsi="Times New Roman"/>
-          <w:sz w:val="28"/>
-          <w:szCs w:val="28"/>
-        </w:rPr>
-        <w:t>Для чего используется PasswordBox в WPF?</w:t>
+        <w:t>2.8 Для чего используется PasswordBox в WPF?</w:t>
       </w:r>
     </w:p>
     <w:p>
@@ -25115,6 +24111,9 @@
         <w:spacing w:line="100" w:lineRule="atLeast"/>
         <w:jc w:val="both"/>
         <w:outlineLvl w:val="9"/>
+        <w:rPr>
+          <w:rFonts w:ascii="Times New Roman" w:hAnsi="Times New Roman"/>
+        </w:rPr>
       </w:pPr>
       <w:r>
         <w:rPr>
@@ -25193,6 +24192,9 @@
         <w:spacing w:line="100" w:lineRule="atLeast"/>
         <w:jc w:val="both"/>
         <w:outlineLvl w:val="9"/>
+        <w:rPr>
+          <w:rFonts w:ascii="Times New Roman" w:hAnsi="Times New Roman"/>
+        </w:rPr>
       </w:pPr>
       <w:r>
         <w:rPr>
@@ -25492,15 +24494,7 @@
           <w:sz w:val="28"/>
           <w:szCs w:val="28"/>
         </w:rPr>
-        <w:t>2</w:t>
-      </w:r>
-      <w:r>
-        <w:rPr>
-          <w:rFonts w:ascii="Times New Roman" w:hAnsi="Times New Roman"/>
-          <w:sz w:val="28"/>
-          <w:szCs w:val="28"/>
-        </w:rPr>
-        <w:t xml:space="preserve">.4 </w:t>
+        <w:t xml:space="preserve">2.4 </w:t>
       </w:r>
       <w:proofErr w:type="gramStart"/>
       <w:r>
@@ -25678,15 +24672,7 @@
           <w:sz w:val="28"/>
           <w:szCs w:val="28"/>
         </w:rPr>
-        <w:t xml:space="preserve">2.6 </w:t>
-      </w:r>
-      <w:r>
-        <w:rPr>
-          <w:rFonts w:ascii="Times New Roman" w:hAnsi="Times New Roman"/>
-          <w:sz w:val="28"/>
-          <w:szCs w:val="28"/>
-        </w:rPr>
-        <w:t>Какое свойство позволяет привязать селектор к набору данных?</w:t>
+        <w:t>2.6 Какое свойство позволяет привязать селектор к набору данных?</w:t>
       </w:r>
     </w:p>
     <w:p>
@@ -25957,6 +24943,9 @@
         <w:spacing w:line="100" w:lineRule="atLeast"/>
         <w:jc w:val="both"/>
         <w:outlineLvl w:val="9"/>
+        <w:rPr>
+          <w:rFonts w:ascii="Times New Roman" w:hAnsi="Times New Roman"/>
+        </w:rPr>
       </w:pPr>
       <w:r>
         <w:rPr>
@@ -26035,6 +25024,9 @@
         <w:spacing w:line="100" w:lineRule="atLeast"/>
         <w:jc w:val="both"/>
         <w:outlineLvl w:val="9"/>
+        <w:rPr>
+          <w:rFonts w:ascii="Times New Roman" w:hAnsi="Times New Roman"/>
+        </w:rPr>
       </w:pPr>
       <w:r>
         <w:rPr>
@@ -26318,15 +25310,7 @@
           <w:sz w:val="28"/>
           <w:szCs w:val="28"/>
         </w:rPr>
-        <w:t>2</w:t>
-      </w:r>
-      <w:r>
-        <w:rPr>
-          <w:rFonts w:ascii="Times New Roman" w:hAnsi="Times New Roman"/>
-          <w:sz w:val="28"/>
-          <w:szCs w:val="28"/>
-        </w:rPr>
-        <w:t xml:space="preserve">.4 </w:t>
+        <w:t xml:space="preserve">2.4 </w:t>
       </w:r>
       <w:r>
         <w:rPr>
@@ -26592,6 +25576,9 @@
         <w:spacing w:line="100" w:lineRule="atLeast"/>
         <w:jc w:val="both"/>
         <w:outlineLvl w:val="9"/>
+        <w:rPr>
+          <w:rFonts w:ascii="Times New Roman" w:hAnsi="Times New Roman"/>
+        </w:rPr>
       </w:pPr>
       <w:r>
         <w:rPr>
@@ -26670,6 +25657,9 @@
         <w:spacing w:line="100" w:lineRule="atLeast"/>
         <w:jc w:val="both"/>
         <w:outlineLvl w:val="9"/>
+        <w:rPr>
+          <w:rFonts w:ascii="Times New Roman" w:hAnsi="Times New Roman"/>
+        </w:rPr>
       </w:pPr>
       <w:r>
         <w:rPr>
@@ -26985,15 +25975,7 @@
           <w:sz w:val="28"/>
           <w:szCs w:val="28"/>
         </w:rPr>
-        <w:t>2</w:t>
-      </w:r>
-      <w:r>
-        <w:rPr>
-          <w:rFonts w:ascii="Times New Roman" w:hAnsi="Times New Roman"/>
-          <w:sz w:val="28"/>
-          <w:szCs w:val="28"/>
-        </w:rPr>
-        <w:t xml:space="preserve">.4 </w:t>
+        <w:t xml:space="preserve">2.4 </w:t>
       </w:r>
       <w:r>
         <w:rPr>
@@ -27197,6 +26179,9 @@
         <w:spacing w:line="100" w:lineRule="atLeast"/>
         <w:jc w:val="both"/>
         <w:outlineLvl w:val="9"/>
+        <w:rPr>
+          <w:rFonts w:ascii="Times New Roman" w:hAnsi="Times New Roman"/>
+        </w:rPr>
       </w:pPr>
       <w:r>
         <w:rPr>
@@ -27275,6 +26260,9 @@
         <w:spacing w:line="100" w:lineRule="atLeast"/>
         <w:jc w:val="both"/>
         <w:outlineLvl w:val="9"/>
+        <w:rPr>
+          <w:rFonts w:ascii="Times New Roman" w:hAnsi="Times New Roman"/>
+        </w:rPr>
       </w:pPr>
       <w:r>
         <w:rPr>
@@ -27558,15 +26546,7 @@
           <w:sz w:val="28"/>
           <w:szCs w:val="28"/>
         </w:rPr>
-        <w:t>2</w:t>
-      </w:r>
-      <w:r>
-        <w:rPr>
-          <w:rFonts w:ascii="Times New Roman" w:hAnsi="Times New Roman"/>
-          <w:sz w:val="28"/>
-          <w:szCs w:val="28"/>
-        </w:rPr>
-        <w:t xml:space="preserve">.4 </w:t>
+        <w:t xml:space="preserve">2.4 </w:t>
       </w:r>
       <w:r>
         <w:rPr>
@@ -27848,6 +26828,9 @@
         <w:spacing w:line="100" w:lineRule="atLeast"/>
         <w:jc w:val="both"/>
         <w:outlineLvl w:val="9"/>
+        <w:rPr>
+          <w:rFonts w:ascii="Times New Roman" w:hAnsi="Times New Roman"/>
+        </w:rPr>
       </w:pPr>
       <w:r>
         <w:rPr>
@@ -27926,6 +26909,9 @@
         <w:spacing w:line="100" w:lineRule="atLeast"/>
         <w:jc w:val="both"/>
         <w:outlineLvl w:val="9"/>
+        <w:rPr>
+          <w:rFonts w:ascii="Times New Roman" w:hAnsi="Times New Roman"/>
+        </w:rPr>
       </w:pPr>
       <w:r>
         <w:rPr>
@@ -28227,15 +27213,7 @@
           <w:sz w:val="28"/>
           <w:szCs w:val="28"/>
         </w:rPr>
-        <w:t>2</w:t>
-      </w:r>
-      <w:r>
-        <w:rPr>
-          <w:rFonts w:ascii="Times New Roman" w:hAnsi="Times New Roman"/>
-          <w:sz w:val="28"/>
-          <w:szCs w:val="28"/>
-        </w:rPr>
-        <w:t xml:space="preserve">.4 </w:t>
+        <w:t xml:space="preserve">2.4 </w:t>
       </w:r>
       <w:r>
         <w:rPr>
@@ -28529,6 +27507,9 @@
         <w:spacing w:line="100" w:lineRule="atLeast"/>
         <w:jc w:val="both"/>
         <w:outlineLvl w:val="9"/>
+        <w:rPr>
+          <w:rFonts w:ascii="Times New Roman" w:hAnsi="Times New Roman"/>
+        </w:rPr>
       </w:pPr>
       <w:r>
         <w:rPr>
@@ -28607,6 +27588,9 @@
         <w:spacing w:line="100" w:lineRule="atLeast"/>
         <w:jc w:val="both"/>
         <w:outlineLvl w:val="9"/>
+        <w:rPr>
+          <w:rFonts w:ascii="Times New Roman" w:hAnsi="Times New Roman"/>
+        </w:rPr>
       </w:pPr>
       <w:r>
         <w:rPr>
@@ -28910,15 +27894,7 @@
           <w:sz w:val="28"/>
           <w:szCs w:val="28"/>
         </w:rPr>
-        <w:t>2</w:t>
-      </w:r>
-      <w:r>
-        <w:rPr>
-          <w:rFonts w:ascii="Times New Roman" w:hAnsi="Times New Roman"/>
-          <w:sz w:val="28"/>
-          <w:szCs w:val="28"/>
-        </w:rPr>
-        <w:t xml:space="preserve">.4 </w:t>
+        <w:t xml:space="preserve">2.4 </w:t>
       </w:r>
       <w:r>
         <w:rPr>
@@ -29248,6 +28224,9 @@
         <w:spacing w:line="100" w:lineRule="atLeast"/>
         <w:jc w:val="both"/>
         <w:outlineLvl w:val="9"/>
+        <w:rPr>
+          <w:rFonts w:ascii="Times New Roman" w:hAnsi="Times New Roman"/>
+        </w:rPr>
       </w:pPr>
       <w:r>
         <w:rPr>
@@ -29326,6 +28305,9 @@
         <w:spacing w:line="100" w:lineRule="atLeast"/>
         <w:jc w:val="both"/>
         <w:outlineLvl w:val="9"/>
+        <w:rPr>
+          <w:rFonts w:ascii="Times New Roman" w:hAnsi="Times New Roman"/>
+        </w:rPr>
       </w:pPr>
       <w:r>
         <w:rPr>
@@ -29609,15 +28591,7 @@
           <w:sz w:val="28"/>
           <w:szCs w:val="28"/>
         </w:rPr>
-        <w:t>2</w:t>
-      </w:r>
-      <w:r>
-        <w:rPr>
-          <w:rFonts w:ascii="Times New Roman" w:hAnsi="Times New Roman"/>
-          <w:sz w:val="28"/>
-          <w:szCs w:val="28"/>
-        </w:rPr>
-        <w:t xml:space="preserve">.4 </w:t>
+        <w:t xml:space="preserve">2.4 </w:t>
       </w:r>
       <w:r>
         <w:rPr>
@@ -29851,15 +28825,7 @@
           <w:sz w:val="28"/>
           <w:szCs w:val="28"/>
         </w:rPr>
-        <w:t xml:space="preserve">2.7 </w:t>
-      </w:r>
-      <w:r>
-        <w:rPr>
-          <w:rFonts w:ascii="Times New Roman" w:hAnsi="Times New Roman"/>
-          <w:sz w:val="28"/>
-          <w:szCs w:val="28"/>
-        </w:rPr>
-        <w:t>Каким должен быть набор данных, чтобы можно было использовать Take и Skip?</w:t>
+        <w:t>2.7 Каким должен быть набор данных, чтобы можно было использовать Take и Skip?</w:t>
       </w:r>
     </w:p>
     <w:p>
@@ -30050,6 +29016,9 @@
         <w:spacing w:line="100" w:lineRule="atLeast"/>
         <w:jc w:val="both"/>
         <w:outlineLvl w:val="9"/>
+        <w:rPr>
+          <w:rFonts w:ascii="Times New Roman" w:hAnsi="Times New Roman"/>
+        </w:rPr>
       </w:pPr>
       <w:r>
         <w:rPr>
@@ -30128,6 +29097,9 @@
         <w:spacing w:line="100" w:lineRule="atLeast"/>
         <w:jc w:val="both"/>
         <w:outlineLvl w:val="9"/>
+        <w:rPr>
+          <w:rFonts w:ascii="Times New Roman" w:hAnsi="Times New Roman"/>
+        </w:rPr>
       </w:pPr>
       <w:r>
         <w:rPr>
@@ -30395,15 +29367,7 @@
           <w:sz w:val="28"/>
           <w:szCs w:val="28"/>
         </w:rPr>
-        <w:t>2</w:t>
-      </w:r>
-      <w:r>
-        <w:rPr>
-          <w:rFonts w:ascii="Times New Roman" w:hAnsi="Times New Roman"/>
-          <w:sz w:val="28"/>
-          <w:szCs w:val="28"/>
-        </w:rPr>
-        <w:t xml:space="preserve">.4 </w:t>
+        <w:t xml:space="preserve">2.4 </w:t>
       </w:r>
       <w:r>
         <w:rPr>
@@ -30819,6 +29783,9 @@
         <w:spacing w:line="100" w:lineRule="atLeast"/>
         <w:jc w:val="both"/>
         <w:outlineLvl w:val="9"/>
+        <w:rPr>
+          <w:rFonts w:ascii="Times New Roman" w:hAnsi="Times New Roman"/>
+        </w:rPr>
       </w:pPr>
       <w:r>
         <w:rPr>
@@ -30897,6 +29864,9 @@
         <w:spacing w:line="100" w:lineRule="atLeast"/>
         <w:jc w:val="both"/>
         <w:outlineLvl w:val="9"/>
+        <w:rPr>
+          <w:rFonts w:ascii="Times New Roman" w:hAnsi="Times New Roman"/>
+        </w:rPr>
       </w:pPr>
       <w:r>
         <w:rPr>
@@ -31250,15 +30220,7 @@
           <w:sz w:val="28"/>
           <w:szCs w:val="28"/>
         </w:rPr>
-        <w:t>2</w:t>
-      </w:r>
-      <w:r>
-        <w:rPr>
-          <w:rFonts w:ascii="Times New Roman" w:hAnsi="Times New Roman"/>
-          <w:sz w:val="28"/>
-          <w:szCs w:val="28"/>
-        </w:rPr>
-        <w:t xml:space="preserve">.4 </w:t>
+        <w:t xml:space="preserve">2.4 </w:t>
       </w:r>
       <w:r>
         <w:rPr>
@@ -31526,6 +30488,9 @@
         <w:spacing w:line="100" w:lineRule="atLeast"/>
         <w:jc w:val="both"/>
         <w:outlineLvl w:val="9"/>
+        <w:rPr>
+          <w:rFonts w:ascii="Times New Roman" w:hAnsi="Times New Roman"/>
+        </w:rPr>
       </w:pPr>
       <w:r>
         <w:rPr>
@@ -31604,6 +30569,9 @@
         <w:spacing w:line="100" w:lineRule="atLeast"/>
         <w:jc w:val="both"/>
         <w:outlineLvl w:val="9"/>
+        <w:rPr>
+          <w:rFonts w:ascii="Times New Roman" w:hAnsi="Times New Roman"/>
+        </w:rPr>
       </w:pPr>
       <w:r>
         <w:rPr>
@@ -31827,15 +30795,7 @@
           <w:sz w:val="28"/>
           <w:szCs w:val="28"/>
         </w:rPr>
-        <w:t>2.3</w:t>
-      </w:r>
-      <w:r>
-        <w:rPr>
-          <w:rFonts w:ascii="Times New Roman" w:hAnsi="Times New Roman"/>
-          <w:sz w:val="28"/>
-          <w:szCs w:val="28"/>
-        </w:rPr>
-        <w:t xml:space="preserve"> Как подключить мастер-страницу через _ViewStart.cshtml?</w:t>
+        <w:t>2.3 Как подключить мастер-страницу через _ViewStart.cshtml?</w:t>
       </w:r>
     </w:p>
     <w:p>
@@ -31923,15 +30883,7 @@
           <w:sz w:val="28"/>
           <w:szCs w:val="28"/>
         </w:rPr>
-        <w:t>2</w:t>
-      </w:r>
-      <w:r>
-        <w:rPr>
-          <w:rFonts w:ascii="Times New Roman" w:hAnsi="Times New Roman"/>
-          <w:sz w:val="28"/>
-          <w:szCs w:val="28"/>
-        </w:rPr>
-        <w:t>.4</w:t>
+        <w:t>2.4</w:t>
       </w:r>
       <w:r>
         <w:rPr>
@@ -32235,6 +31187,9 @@
         <w:spacing w:line="100" w:lineRule="atLeast"/>
         <w:jc w:val="both"/>
         <w:outlineLvl w:val="9"/>
+        <w:rPr>
+          <w:rFonts w:ascii="Times New Roman" w:hAnsi="Times New Roman"/>
+        </w:rPr>
       </w:pPr>
       <w:r>
         <w:rPr>
@@ -32317,13 +31272,6 @@
           <w:szCs w:val="28"/>
         </w:rPr>
         <w:tab/>
-      </w:r>
-      <w:r>
-        <w:rPr>
-          <w:rFonts w:ascii="Times New Roman" w:hAnsi="Times New Roman"/>
-          <w:sz w:val="28"/>
-          <w:szCs w:val="28"/>
-        </w:rPr>
         <w:t>Научиться реализовывать работу с БД, используя технологию EF Core.</w:t>
       </w:r>
     </w:p>
@@ -32353,6 +31301,9 @@
         <w:spacing w:line="100" w:lineRule="atLeast"/>
         <w:jc w:val="both"/>
         <w:outlineLvl w:val="9"/>
+        <w:rPr>
+          <w:rFonts w:ascii="Times New Roman" w:hAnsi="Times New Roman"/>
+        </w:rPr>
       </w:pPr>
       <w:r>
         <w:rPr>
@@ -32656,15 +31607,7 @@
           <w:sz w:val="28"/>
           <w:szCs w:val="28"/>
         </w:rPr>
-        <w:t>2</w:t>
-      </w:r>
-      <w:r>
-        <w:rPr>
-          <w:rFonts w:ascii="Times New Roman" w:hAnsi="Times New Roman"/>
-          <w:sz w:val="28"/>
-          <w:szCs w:val="28"/>
-        </w:rPr>
-        <w:t xml:space="preserve">.4 </w:t>
+        <w:t xml:space="preserve">2.4 </w:t>
       </w:r>
       <w:r>
         <w:rPr>
@@ -32988,6 +31931,9 @@
         <w:spacing w:line="100" w:lineRule="atLeast"/>
         <w:jc w:val="both"/>
         <w:outlineLvl w:val="9"/>
+        <w:rPr>
+          <w:rFonts w:ascii="Times New Roman" w:hAnsi="Times New Roman"/>
+        </w:rPr>
       </w:pPr>
       <w:r>
         <w:rPr>
@@ -33066,6 +32012,9 @@
         <w:spacing w:line="100" w:lineRule="atLeast"/>
         <w:jc w:val="both"/>
         <w:outlineLvl w:val="9"/>
+        <w:rPr>
+          <w:rFonts w:ascii="Times New Roman" w:hAnsi="Times New Roman"/>
+        </w:rPr>
       </w:pPr>
       <w:r>
         <w:rPr>
@@ -33499,6 +32448,9 @@
         <w:spacing w:line="100" w:lineRule="atLeast"/>
         <w:jc w:val="both"/>
         <w:outlineLvl w:val="9"/>
+        <w:rPr>
+          <w:rFonts w:ascii="Times New Roman" w:hAnsi="Times New Roman"/>
+        </w:rPr>
       </w:pPr>
       <w:r>
         <w:rPr>
@@ -33577,6 +32529,9 @@
         <w:spacing w:line="100" w:lineRule="atLeast"/>
         <w:jc w:val="both"/>
         <w:outlineLvl w:val="9"/>
+        <w:rPr>
+          <w:rFonts w:ascii="Times New Roman" w:hAnsi="Times New Roman"/>
+        </w:rPr>
       </w:pPr>
       <w:r>
         <w:rPr>
@@ -34071,6 +33026,9 @@
         <w:spacing w:line="100" w:lineRule="atLeast"/>
         <w:jc w:val="both"/>
         <w:outlineLvl w:val="9"/>
+        <w:rPr>
+          <w:rFonts w:ascii="Times New Roman" w:hAnsi="Times New Roman"/>
+        </w:rPr>
       </w:pPr>
       <w:r>
         <w:rPr>
@@ -34149,6 +33107,9 @@
         <w:spacing w:line="100" w:lineRule="atLeast"/>
         <w:jc w:val="both"/>
         <w:outlineLvl w:val="9"/>
+        <w:rPr>
+          <w:rFonts w:ascii="Times New Roman" w:hAnsi="Times New Roman"/>
+        </w:rPr>
       </w:pPr>
       <w:r>
         <w:rPr>
@@ -34480,15 +33441,7 @@
           <w:sz w:val="28"/>
           <w:szCs w:val="28"/>
         </w:rPr>
-        <w:t>2</w:t>
-      </w:r>
-      <w:r>
-        <w:rPr>
-          <w:rFonts w:ascii="Times New Roman" w:hAnsi="Times New Roman"/>
-          <w:sz w:val="28"/>
-          <w:szCs w:val="28"/>
-        </w:rPr>
-        <w:t xml:space="preserve">.4 </w:t>
+        <w:t xml:space="preserve">2.4 </w:t>
       </w:r>
       <w:r>
         <w:rPr>
@@ -34708,6 +33661,9 @@
         <w:spacing w:line="100" w:lineRule="atLeast"/>
         <w:jc w:val="both"/>
         <w:outlineLvl w:val="9"/>
+        <w:rPr>
+          <w:rFonts w:ascii="Times New Roman" w:hAnsi="Times New Roman"/>
+        </w:rPr>
       </w:pPr>
       <w:r>
         <w:rPr>
@@ -34786,6 +33742,9 @@
         <w:spacing w:line="100" w:lineRule="atLeast"/>
         <w:jc w:val="both"/>
         <w:outlineLvl w:val="9"/>
+        <w:rPr>
+          <w:rFonts w:ascii="Times New Roman" w:hAnsi="Times New Roman"/>
+        </w:rPr>
       </w:pPr>
       <w:r>
         <w:rPr>
@@ -35139,15 +34098,7 @@
           <w:sz w:val="28"/>
           <w:szCs w:val="28"/>
         </w:rPr>
-        <w:t>2</w:t>
-      </w:r>
-      <w:r>
-        <w:rPr>
-          <w:rFonts w:ascii="Times New Roman" w:hAnsi="Times New Roman"/>
-          <w:sz w:val="28"/>
-          <w:szCs w:val="28"/>
-        </w:rPr>
-        <w:t xml:space="preserve">.4 </w:t>
+        <w:t xml:space="preserve">2.4 </w:t>
       </w:r>
       <w:r>
         <w:rPr>
@@ -35559,6 +34510,7 @@
           <w:bCs/>
           <w:sz w:val="28"/>
           <w:szCs w:val="28"/>
+          <w:lang w:val="en-US"/>
         </w:rPr>
       </w:pPr>
       <w:r>
@@ -35568,7 +34520,131 @@
           <w:sz w:val="28"/>
           <w:szCs w:val="28"/>
         </w:rPr>
-        <w:t xml:space="preserve">Научился читать данные из БД в C# через SqlConnection, </w:t>
+        <w:t>Научился</w:t>
+      </w:r>
+      <w:r>
+        <w:rPr>
+          <w:rFonts w:ascii="Times New Roman" w:hAnsi="Times New Roman"/>
+          <w:bCs/>
+          <w:sz w:val="28"/>
+          <w:szCs w:val="28"/>
+          <w:lang w:val="en-US"/>
+        </w:rPr>
+        <w:t xml:space="preserve"> </w:t>
+      </w:r>
+      <w:r>
+        <w:rPr>
+          <w:rFonts w:ascii="Times New Roman" w:hAnsi="Times New Roman"/>
+          <w:bCs/>
+          <w:sz w:val="28"/>
+          <w:szCs w:val="28"/>
+        </w:rPr>
+        <w:t>читать</w:t>
+      </w:r>
+      <w:r>
+        <w:rPr>
+          <w:rFonts w:ascii="Times New Roman" w:hAnsi="Times New Roman"/>
+          <w:bCs/>
+          <w:sz w:val="28"/>
+          <w:szCs w:val="28"/>
+          <w:lang w:val="en-US"/>
+        </w:rPr>
+        <w:t xml:space="preserve"> </w:t>
+      </w:r>
+      <w:r>
+        <w:rPr>
+          <w:rFonts w:ascii="Times New Roman" w:hAnsi="Times New Roman"/>
+          <w:bCs/>
+          <w:sz w:val="28"/>
+          <w:szCs w:val="28"/>
+        </w:rPr>
+        <w:t>данные</w:t>
+      </w:r>
+      <w:r>
+        <w:rPr>
+          <w:rFonts w:ascii="Times New Roman" w:hAnsi="Times New Roman"/>
+          <w:bCs/>
+          <w:sz w:val="28"/>
+          <w:szCs w:val="28"/>
+          <w:lang w:val="en-US"/>
+        </w:rPr>
+        <w:t xml:space="preserve"> </w:t>
+      </w:r>
+      <w:r>
+        <w:rPr>
+          <w:rFonts w:ascii="Times New Roman" w:hAnsi="Times New Roman"/>
+          <w:bCs/>
+          <w:sz w:val="28"/>
+          <w:szCs w:val="28"/>
+        </w:rPr>
+        <w:t>из</w:t>
+      </w:r>
+      <w:r>
+        <w:rPr>
+          <w:rFonts w:ascii="Times New Roman" w:hAnsi="Times New Roman"/>
+          <w:bCs/>
+          <w:sz w:val="28"/>
+          <w:szCs w:val="28"/>
+          <w:lang w:val="en-US"/>
+        </w:rPr>
+        <w:t xml:space="preserve"> </w:t>
+      </w:r>
+      <w:r>
+        <w:rPr>
+          <w:rFonts w:ascii="Times New Roman" w:hAnsi="Times New Roman"/>
+          <w:bCs/>
+          <w:sz w:val="28"/>
+          <w:szCs w:val="28"/>
+        </w:rPr>
+        <w:t>БД</w:t>
+      </w:r>
+      <w:r>
+        <w:rPr>
+          <w:rFonts w:ascii="Times New Roman" w:hAnsi="Times New Roman"/>
+          <w:bCs/>
+          <w:sz w:val="28"/>
+          <w:szCs w:val="28"/>
+          <w:lang w:val="en-US"/>
+        </w:rPr>
+        <w:t xml:space="preserve"> </w:t>
+      </w:r>
+      <w:r>
+        <w:rPr>
+          <w:rFonts w:ascii="Times New Roman" w:hAnsi="Times New Roman"/>
+          <w:bCs/>
+          <w:sz w:val="28"/>
+          <w:szCs w:val="28"/>
+        </w:rPr>
+        <w:t>в</w:t>
+      </w:r>
+      <w:r>
+        <w:rPr>
+          <w:rFonts w:ascii="Times New Roman" w:hAnsi="Times New Roman"/>
+          <w:bCs/>
+          <w:sz w:val="28"/>
+          <w:szCs w:val="28"/>
+          <w:lang w:val="en-US"/>
+        </w:rPr>
+        <w:t xml:space="preserve"> C# </w:t>
+      </w:r>
+      <w:r>
+        <w:rPr>
+          <w:rFonts w:ascii="Times New Roman" w:hAnsi="Times New Roman"/>
+          <w:bCs/>
+          <w:sz w:val="28"/>
+          <w:szCs w:val="28"/>
+        </w:rPr>
+        <w:t>через</w:t>
+      </w:r>
+      <w:r>
+        <w:rPr>
+          <w:rFonts w:ascii="Times New Roman" w:hAnsi="Times New Roman"/>
+          <w:bCs/>
+          <w:sz w:val="28"/>
+          <w:szCs w:val="28"/>
+          <w:lang w:val="en-US"/>
+        </w:rPr>
+        <w:t xml:space="preserve"> SqlConnection, </w:t>
       </w:r>
       <w:proofErr w:type="gramStart"/>
       <w:r>
@@ -35577,6 +34653,7 @@
           <w:bCs/>
           <w:sz w:val="28"/>
           <w:szCs w:val="28"/>
+          <w:lang w:val="en-US"/>
         </w:rPr>
         <w:t>ExecuteScalar(</w:t>
       </w:r>
@@ -35587,8 +34664,28 @@
           <w:bCs/>
           <w:sz w:val="28"/>
           <w:szCs w:val="28"/>
-        </w:rPr>
-        <w:t>) и SqlDataReader</w:t>
+          <w:lang w:val="en-US"/>
+        </w:rPr>
+        <w:t xml:space="preserve">) </w:t>
+      </w:r>
+      <w:r>
+        <w:rPr>
+          <w:rFonts w:ascii="Times New Roman" w:hAnsi="Times New Roman"/>
+          <w:bCs/>
+          <w:sz w:val="28"/>
+          <w:szCs w:val="28"/>
+        </w:rPr>
+        <w:t>и</w:t>
+      </w:r>
+      <w:r>
+        <w:rPr>
+          <w:rFonts w:ascii="Times New Roman" w:hAnsi="Times New Roman"/>
+          <w:bCs/>
+          <w:sz w:val="28"/>
+          <w:szCs w:val="28"/>
+          <w:lang w:val="en-US"/>
+        </w:rPr>
+        <w:t xml:space="preserve"> SqlDataReader</w:t>
       </w:r>
     </w:p>
     <w:p>
@@ -35673,6 +34770,9 @@
         <w:spacing w:line="100" w:lineRule="atLeast"/>
         <w:jc w:val="both"/>
         <w:outlineLvl w:val="9"/>
+        <w:rPr>
+          <w:rFonts w:ascii="Times New Roman" w:hAnsi="Times New Roman"/>
+        </w:rPr>
       </w:pPr>
       <w:r>
         <w:rPr>
@@ -35755,13 +34855,6 @@
           <w:szCs w:val="28"/>
         </w:rPr>
         <w:tab/>
-      </w:r>
-      <w:r>
-        <w:rPr>
-          <w:rFonts w:ascii="Times New Roman" w:hAnsi="Times New Roman"/>
-          <w:sz w:val="28"/>
-          <w:szCs w:val="28"/>
-        </w:rPr>
         <w:t>Научиться передавать параметры в запросы.</w:t>
       </w:r>
     </w:p>
@@ -35791,6 +34884,9 @@
         <w:spacing w:line="100" w:lineRule="atLeast"/>
         <w:jc w:val="both"/>
         <w:outlineLvl w:val="9"/>
+        <w:rPr>
+          <w:rFonts w:ascii="Times New Roman" w:hAnsi="Times New Roman"/>
+        </w:rPr>
       </w:pPr>
       <w:r>
         <w:rPr>
@@ -36138,15 +35234,7 @@
           <w:sz w:val="28"/>
           <w:szCs w:val="28"/>
         </w:rPr>
-        <w:t>2</w:t>
-      </w:r>
-      <w:r>
-        <w:rPr>
-          <w:rFonts w:ascii="Times New Roman" w:hAnsi="Times New Roman"/>
-          <w:sz w:val="28"/>
-          <w:szCs w:val="28"/>
-        </w:rPr>
-        <w:t xml:space="preserve">.4 </w:t>
+        <w:t xml:space="preserve">2.4 </w:t>
       </w:r>
       <w:r>
         <w:rPr>
@@ -36358,6 +35446,9 @@
         <w:spacing w:line="100" w:lineRule="atLeast"/>
         <w:jc w:val="both"/>
         <w:outlineLvl w:val="9"/>
+        <w:rPr>
+          <w:rFonts w:ascii="Times New Roman" w:hAnsi="Times New Roman"/>
+        </w:rPr>
       </w:pPr>
       <w:r>
         <w:rPr>
@@ -36440,13 +35531,6 @@
           <w:szCs w:val="28"/>
         </w:rPr>
         <w:tab/>
-      </w:r>
-      <w:r>
-        <w:rPr>
-          <w:rFonts w:ascii="Times New Roman" w:hAnsi="Times New Roman"/>
-          <w:sz w:val="28"/>
-          <w:szCs w:val="28"/>
-        </w:rPr>
         <w:t>Научиться передавать параметры в запросы.</w:t>
       </w:r>
     </w:p>
@@ -36476,6 +35560,9 @@
         <w:spacing w:line="100" w:lineRule="atLeast"/>
         <w:jc w:val="both"/>
         <w:outlineLvl w:val="9"/>
+        <w:rPr>
+          <w:rFonts w:ascii="Times New Roman" w:hAnsi="Times New Roman"/>
+        </w:rPr>
       </w:pPr>
       <w:r>
         <w:rPr>
@@ -36791,15 +35878,7 @@
           <w:sz w:val="28"/>
           <w:szCs w:val="28"/>
         </w:rPr>
-        <w:t>2</w:t>
-      </w:r>
-      <w:r>
-        <w:rPr>
-          <w:rFonts w:ascii="Times New Roman" w:hAnsi="Times New Roman"/>
-          <w:sz w:val="28"/>
-          <w:szCs w:val="28"/>
-        </w:rPr>
-        <w:t xml:space="preserve">.4 </w:t>
+        <w:t xml:space="preserve">2.4 </w:t>
       </w:r>
       <w:r>
         <w:rPr>
@@ -37014,6 +36093,9 @@
         <w:spacing w:line="100" w:lineRule="atLeast"/>
         <w:jc w:val="both"/>
         <w:outlineLvl w:val="9"/>
+        <w:rPr>
+          <w:rFonts w:ascii="Times New Roman" w:hAnsi="Times New Roman"/>
+        </w:rPr>
       </w:pPr>
       <w:r>
         <w:rPr>
@@ -37092,6 +36174,9 @@
         <w:spacing w:line="100" w:lineRule="atLeast"/>
         <w:jc w:val="both"/>
         <w:outlineLvl w:val="9"/>
+        <w:rPr>
+          <w:rFonts w:ascii="Times New Roman" w:hAnsi="Times New Roman"/>
+        </w:rPr>
       </w:pPr>
       <w:r>
         <w:rPr>
@@ -37247,15 +36332,7 @@
           <w:sz w:val="28"/>
           <w:szCs w:val="28"/>
         </w:rPr>
-        <w:t>2.2</w:t>
-      </w:r>
-      <w:r>
-        <w:rPr>
-          <w:rFonts w:ascii="Times New Roman" w:hAnsi="Times New Roman"/>
-          <w:sz w:val="28"/>
-          <w:szCs w:val="28"/>
-        </w:rPr>
-        <w:t xml:space="preserve"> </w:t>
+        <w:t xml:space="preserve">2.2 </w:t>
       </w:r>
       <w:proofErr w:type="gramStart"/>
       <w:r>
@@ -37485,15 +36562,7 @@
           <w:sz w:val="28"/>
           <w:szCs w:val="28"/>
         </w:rPr>
-        <w:t>2</w:t>
-      </w:r>
-      <w:r>
-        <w:rPr>
-          <w:rFonts w:ascii="Times New Roman" w:hAnsi="Times New Roman"/>
-          <w:sz w:val="28"/>
-          <w:szCs w:val="28"/>
-        </w:rPr>
-        <w:t xml:space="preserve">.4 </w:t>
+        <w:t xml:space="preserve">2.4 </w:t>
       </w:r>
       <w:r>
         <w:rPr>
@@ -37642,16 +36711,7 @@
           <w:szCs w:val="32"/>
         </w:rPr>
         <w:lastRenderedPageBreak/>
-        <w:t>Практическая работа №</w:t>
-      </w:r>
-      <w:r>
-        <w:rPr>
-          <w:rFonts w:ascii="Times New Roman" w:hAnsi="Times New Roman"/>
-          <w:b/>
-          <w:sz w:val="32"/>
-          <w:szCs w:val="32"/>
-        </w:rPr>
-        <w:t>2</w:t>
+        <w:t>Практическая работа №2</w:t>
       </w:r>
     </w:p>
     <w:p>
@@ -37711,6 +36771,9 @@
         <w:spacing w:line="100" w:lineRule="atLeast"/>
         <w:jc w:val="both"/>
         <w:outlineLvl w:val="9"/>
+        <w:rPr>
+          <w:rFonts w:ascii="Times New Roman" w:hAnsi="Times New Roman"/>
+        </w:rPr>
       </w:pPr>
       <w:r>
         <w:rPr>
@@ -37753,13 +36816,6 @@
           <w:szCs w:val="28"/>
         </w:rPr>
         <w:tab/>
-      </w:r>
-      <w:r>
-        <w:rPr>
-          <w:rFonts w:ascii="Times New Roman" w:hAnsi="Times New Roman"/>
-          <w:sz w:val="28"/>
-          <w:szCs w:val="28"/>
-        </w:rPr>
         <w:t>Научиться выполнять создание и редактирование табличных документов на C#</w:t>
       </w:r>
     </w:p>
@@ -37789,6 +36845,9 @@
         <w:spacing w:line="100" w:lineRule="atLeast"/>
         <w:jc w:val="both"/>
         <w:outlineLvl w:val="9"/>
+        <w:rPr>
+          <w:rFonts w:ascii="Times New Roman" w:hAnsi="Times New Roman"/>
+        </w:rPr>
       </w:pPr>
       <w:r>
         <w:rPr>
@@ -37824,15 +36883,7 @@
           <w:sz w:val="28"/>
           <w:szCs w:val="28"/>
         </w:rPr>
-        <w:t xml:space="preserve">2.1 </w:t>
-      </w:r>
-      <w:r>
-        <w:rPr>
-          <w:rFonts w:ascii="Times New Roman" w:hAnsi="Times New Roman"/>
-          <w:sz w:val="28"/>
-          <w:szCs w:val="28"/>
-        </w:rPr>
-        <w:t>Какое пространство имен требуется подключить для работы с Excel?</w:t>
+        <w:t>2.1 Какое пространство имен требуется подключить для работы с Excel?</w:t>
       </w:r>
     </w:p>
     <w:p>
@@ -37902,13 +36953,109 @@
           <w:sz w:val="28"/>
           <w:szCs w:val="28"/>
         </w:rPr>
-        <w:t>2.2</w:t>
-      </w:r>
-      <w:r>
-        <w:rPr>
-          <w:rFonts w:ascii="Times New Roman" w:hAnsi="Times New Roman"/>
-          <w:sz w:val="28"/>
-          <w:szCs w:val="28"/>
+        <w:t>2.2 Как создать объект типа «приложение Excel» в программе на C#?</w:t>
+      </w:r>
+    </w:p>
+    <w:p>
+      <w:pPr>
+        <w:pStyle w:val="Standard"/>
+        <w:tabs>
+          <w:tab w:val="clear" w:pos="709"/>
+          <w:tab w:val="left" w:pos="1134"/>
+        </w:tabs>
+        <w:spacing w:line="100" w:lineRule="atLeast"/>
+        <w:ind w:firstLine="567"/>
+        <w:jc w:val="both"/>
+        <w:outlineLvl w:val="9"/>
+        <w:rPr>
+          <w:rFonts w:ascii="Times New Roman" w:hAnsi="Times New Roman"/>
+          <w:sz w:val="28"/>
+          <w:szCs w:val="28"/>
+          <w:lang w:val="en-US"/>
+        </w:rPr>
+      </w:pPr>
+      <w:r>
+        <w:rPr>
+          <w:rFonts w:ascii="Times New Roman" w:hAnsi="Times New Roman"/>
+          <w:sz w:val="28"/>
+          <w:szCs w:val="28"/>
+          <w:lang w:val="en-US"/>
+        </w:rPr>
+        <w:t xml:space="preserve">Application excelApp = new </w:t>
+      </w:r>
+      <w:proofErr w:type="gramStart"/>
+      <w:r>
+        <w:rPr>
+          <w:rFonts w:ascii="Times New Roman" w:hAnsi="Times New Roman"/>
+          <w:sz w:val="28"/>
+          <w:szCs w:val="28"/>
+          <w:lang w:val="en-US"/>
+        </w:rPr>
+        <w:t>Application(</w:t>
+      </w:r>
+      <w:proofErr w:type="gramEnd"/>
+      <w:r>
+        <w:rPr>
+          <w:rFonts w:ascii="Times New Roman" w:hAnsi="Times New Roman"/>
+          <w:sz w:val="28"/>
+          <w:szCs w:val="28"/>
+          <w:lang w:val="en-US"/>
+        </w:rPr>
+        <w:t>);</w:t>
+      </w:r>
+    </w:p>
+    <w:p>
+      <w:pPr>
+        <w:pStyle w:val="Standard"/>
+        <w:tabs>
+          <w:tab w:val="clear" w:pos="709"/>
+          <w:tab w:val="left" w:pos="1134"/>
+        </w:tabs>
+        <w:spacing w:line="100" w:lineRule="atLeast"/>
+        <w:ind w:firstLine="567"/>
+        <w:jc w:val="both"/>
+        <w:outlineLvl w:val="9"/>
+        <w:rPr>
+          <w:rFonts w:ascii="Times New Roman" w:hAnsi="Times New Roman"/>
+          <w:sz w:val="28"/>
+          <w:szCs w:val="28"/>
+          <w:lang w:val="en-US"/>
+        </w:rPr>
+      </w:pPr>
+    </w:p>
+    <w:p>
+      <w:pPr>
+        <w:pStyle w:val="Standard"/>
+        <w:tabs>
+          <w:tab w:val="left" w:pos="1134"/>
+        </w:tabs>
+        <w:spacing w:line="100" w:lineRule="atLeast"/>
+        <w:ind w:firstLine="567"/>
+        <w:jc w:val="both"/>
+        <w:rPr>
+          <w:rFonts w:ascii="Times New Roman" w:hAnsi="Times New Roman"/>
+          <w:sz w:val="28"/>
+          <w:szCs w:val="28"/>
+          <w:lang w:val="en-US"/>
+        </w:rPr>
+      </w:pPr>
+      <w:proofErr w:type="gramStart"/>
+      <w:r>
+        <w:rPr>
+          <w:rFonts w:ascii="Times New Roman" w:hAnsi="Times New Roman"/>
+          <w:sz w:val="28"/>
+          <w:szCs w:val="28"/>
+          <w:lang w:val="en-US"/>
+        </w:rPr>
+        <w:t>2.3</w:t>
+      </w:r>
+      <w:proofErr w:type="gramEnd"/>
+      <w:r>
+        <w:rPr>
+          <w:rFonts w:ascii="Times New Roman" w:hAnsi="Times New Roman"/>
+          <w:sz w:val="28"/>
+          <w:szCs w:val="28"/>
+          <w:lang w:val="en-US"/>
         </w:rPr>
         <w:t xml:space="preserve"> </w:t>
       </w:r>
@@ -37918,27 +37065,25 @@
           <w:sz w:val="28"/>
           <w:szCs w:val="28"/>
         </w:rPr>
-        <w:t>Как создать объект типа «приложение Excel» в программе на C#?</w:t>
-      </w:r>
-    </w:p>
-    <w:p>
-      <w:pPr>
-        <w:pStyle w:val="Standard"/>
-        <w:tabs>
-          <w:tab w:val="clear" w:pos="709"/>
-          <w:tab w:val="left" w:pos="1134"/>
-        </w:tabs>
-        <w:spacing w:line="100" w:lineRule="atLeast"/>
-        <w:ind w:firstLine="567"/>
-        <w:jc w:val="both"/>
-        <w:outlineLvl w:val="9"/>
+        <w:t>Что</w:t>
+      </w:r>
+      <w:r>
         <w:rPr>
           <w:rFonts w:ascii="Times New Roman" w:hAnsi="Times New Roman"/>
           <w:sz w:val="28"/>
           <w:szCs w:val="28"/>
           <w:lang w:val="en-US"/>
         </w:rPr>
-      </w:pPr>
+        <w:t xml:space="preserve"> </w:t>
+      </w:r>
+      <w:r>
+        <w:rPr>
+          <w:rFonts w:ascii="Times New Roman" w:hAnsi="Times New Roman"/>
+          <w:sz w:val="28"/>
+          <w:szCs w:val="28"/>
+        </w:rPr>
+        <w:t>такое</w:t>
+      </w:r>
       <w:r>
         <w:rPr>
           <w:rFonts w:ascii="Times New Roman" w:hAnsi="Times New Roman"/>
@@ -37946,7 +37091,33 @@
           <w:szCs w:val="28"/>
           <w:lang w:val="en-US"/>
         </w:rPr>
-        <w:t xml:space="preserve">Application excelApp = new </w:t>
+        <w:t xml:space="preserve"> Workbooks?</w:t>
+      </w:r>
+    </w:p>
+    <w:p>
+      <w:pPr>
+        <w:pStyle w:val="Standard"/>
+        <w:tabs>
+          <w:tab w:val="clear" w:pos="709"/>
+          <w:tab w:val="left" w:pos="1134"/>
+        </w:tabs>
+        <w:spacing w:line="100" w:lineRule="atLeast"/>
+        <w:ind w:firstLine="567"/>
+        <w:jc w:val="both"/>
+        <w:outlineLvl w:val="9"/>
+        <w:rPr>
+          <w:rFonts w:ascii="Times New Roman" w:hAnsi="Times New Roman"/>
+          <w:sz w:val="28"/>
+          <w:szCs w:val="28"/>
+        </w:rPr>
+      </w:pPr>
+      <w:r>
+        <w:rPr>
+          <w:rFonts w:ascii="Times New Roman" w:hAnsi="Times New Roman"/>
+          <w:sz w:val="28"/>
+          <w:szCs w:val="28"/>
+        </w:rPr>
+        <w:t xml:space="preserve">Коллекция всех открытых книг (рабочих файлов Excel) в приложении. Через нее можно добавлять, открывать или закрывать </w:t>
       </w:r>
       <w:proofErr w:type="gramStart"/>
       <w:r>
@@ -37954,9 +37125,8 @@
           <w:rFonts w:ascii="Times New Roman" w:hAnsi="Times New Roman"/>
           <w:sz w:val="28"/>
           <w:szCs w:val="28"/>
-          <w:lang w:val="en-US"/>
-        </w:rPr>
-        <w:t>Application(</w:t>
+        </w:rPr>
+        <w:t>книги .</w:t>
       </w:r>
       <w:proofErr w:type="gramEnd"/>
       <w:r>
@@ -37964,55 +37134,87 @@
           <w:rFonts w:ascii="Times New Roman" w:hAnsi="Times New Roman"/>
           <w:sz w:val="28"/>
           <w:szCs w:val="28"/>
-          <w:lang w:val="en-US"/>
-        </w:rPr>
-        <w:t>);</w:t>
-      </w:r>
-    </w:p>
-    <w:p>
-      <w:pPr>
-        <w:pStyle w:val="Standard"/>
-        <w:tabs>
-          <w:tab w:val="clear" w:pos="709"/>
-          <w:tab w:val="left" w:pos="1134"/>
-        </w:tabs>
-        <w:spacing w:line="100" w:lineRule="atLeast"/>
-        <w:ind w:firstLine="567"/>
-        <w:jc w:val="both"/>
-        <w:outlineLvl w:val="9"/>
-        <w:rPr>
-          <w:rFonts w:ascii="Times New Roman" w:hAnsi="Times New Roman"/>
-          <w:sz w:val="28"/>
-          <w:szCs w:val="28"/>
-          <w:lang w:val="en-US"/>
-        </w:rPr>
-      </w:pPr>
-    </w:p>
-    <w:p>
-      <w:pPr>
-        <w:pStyle w:val="Standard"/>
-        <w:tabs>
-          <w:tab w:val="left" w:pos="1134"/>
-        </w:tabs>
-        <w:spacing w:line="100" w:lineRule="atLeast"/>
-        <w:ind w:firstLine="567"/>
-        <w:jc w:val="both"/>
-        <w:rPr>
-          <w:rFonts w:ascii="Times New Roman" w:hAnsi="Times New Roman"/>
-          <w:sz w:val="28"/>
-          <w:szCs w:val="28"/>
-          <w:lang w:val="en-US"/>
-        </w:rPr>
-      </w:pPr>
+        </w:rPr>
+        <w:t xml:space="preserve"> Пример: Workbook workbook = excelApp.Workbooks.Add();</w:t>
+      </w:r>
+    </w:p>
+    <w:p>
+      <w:pPr>
+        <w:pStyle w:val="Standard"/>
+        <w:tabs>
+          <w:tab w:val="clear" w:pos="709"/>
+          <w:tab w:val="left" w:pos="1134"/>
+        </w:tabs>
+        <w:spacing w:line="100" w:lineRule="atLeast"/>
+        <w:ind w:firstLine="567"/>
+        <w:jc w:val="both"/>
+        <w:outlineLvl w:val="9"/>
+        <w:rPr>
+          <w:rFonts w:ascii="Times New Roman" w:hAnsi="Times New Roman"/>
+          <w:sz w:val="28"/>
+          <w:szCs w:val="28"/>
+        </w:rPr>
+      </w:pPr>
+    </w:p>
+    <w:p>
+      <w:pPr>
+        <w:pStyle w:val="Standard"/>
+        <w:tabs>
+          <w:tab w:val="clear" w:pos="709"/>
+          <w:tab w:val="left" w:pos="1134"/>
+        </w:tabs>
+        <w:spacing w:line="100" w:lineRule="atLeast"/>
+        <w:ind w:firstLine="567"/>
+        <w:jc w:val="both"/>
+        <w:outlineLvl w:val="9"/>
+        <w:rPr>
+          <w:rFonts w:ascii="Times New Roman" w:hAnsi="Times New Roman"/>
+          <w:sz w:val="28"/>
+          <w:szCs w:val="28"/>
+        </w:rPr>
+      </w:pPr>
+      <w:r>
+        <w:rPr>
+          <w:rFonts w:ascii="Times New Roman" w:hAnsi="Times New Roman"/>
+          <w:sz w:val="28"/>
+          <w:szCs w:val="28"/>
+        </w:rPr>
+        <w:t>2.4 Что такое Worksheets?</w:t>
+      </w:r>
+    </w:p>
+    <w:p>
+      <w:pPr>
+        <w:pStyle w:val="Standard"/>
+        <w:tabs>
+          <w:tab w:val="clear" w:pos="709"/>
+          <w:tab w:val="left" w:pos="1134"/>
+        </w:tabs>
+        <w:spacing w:line="100" w:lineRule="atLeast"/>
+        <w:ind w:firstLine="567"/>
+        <w:jc w:val="both"/>
+        <w:outlineLvl w:val="9"/>
+        <w:rPr>
+          <w:rFonts w:ascii="Times New Roman" w:hAnsi="Times New Roman"/>
+          <w:sz w:val="28"/>
+          <w:szCs w:val="28"/>
+        </w:rPr>
+      </w:pPr>
+      <w:r>
+        <w:rPr>
+          <w:rFonts w:ascii="Times New Roman" w:hAnsi="Times New Roman"/>
+          <w:sz w:val="28"/>
+          <w:szCs w:val="28"/>
+        </w:rPr>
+        <w:t xml:space="preserve">Коллекция всех листов внутри рабочей книги. Позволяет обращаться к листам по индексу (начиная с 1) или по </w:t>
+      </w:r>
       <w:proofErr w:type="gramStart"/>
       <w:r>
         <w:rPr>
           <w:rFonts w:ascii="Times New Roman" w:hAnsi="Times New Roman"/>
           <w:sz w:val="28"/>
           <w:szCs w:val="28"/>
-          <w:lang w:val="en-US"/>
-        </w:rPr>
-        <w:t>2.3</w:t>
+        </w:rPr>
+        <w:t>имени .</w:t>
       </w:r>
       <w:proofErr w:type="gramEnd"/>
       <w:r>
@@ -38020,69 +37222,78 @@
           <w:rFonts w:ascii="Times New Roman" w:hAnsi="Times New Roman"/>
           <w:sz w:val="28"/>
           <w:szCs w:val="28"/>
-          <w:lang w:val="en-US"/>
-        </w:rPr>
-        <w:t xml:space="preserve"> </w:t>
-      </w:r>
-      <w:r>
-        <w:rPr>
-          <w:rFonts w:ascii="Times New Roman" w:hAnsi="Times New Roman"/>
-          <w:sz w:val="28"/>
-          <w:szCs w:val="28"/>
-        </w:rPr>
-        <w:t>Что</w:t>
-      </w:r>
-      <w:r>
-        <w:rPr>
-          <w:rFonts w:ascii="Times New Roman" w:hAnsi="Times New Roman"/>
-          <w:sz w:val="28"/>
-          <w:szCs w:val="28"/>
-          <w:lang w:val="en-US"/>
-        </w:rPr>
-        <w:t xml:space="preserve"> </w:t>
-      </w:r>
-      <w:r>
-        <w:rPr>
-          <w:rFonts w:ascii="Times New Roman" w:hAnsi="Times New Roman"/>
-          <w:sz w:val="28"/>
-          <w:szCs w:val="28"/>
-        </w:rPr>
-        <w:t>такое</w:t>
-      </w:r>
-      <w:r>
-        <w:rPr>
-          <w:rFonts w:ascii="Times New Roman" w:hAnsi="Times New Roman"/>
-          <w:sz w:val="28"/>
-          <w:szCs w:val="28"/>
-          <w:lang w:val="en-US"/>
-        </w:rPr>
-        <w:t xml:space="preserve"> Workbooks?</w:t>
-      </w:r>
-    </w:p>
-    <w:p>
-      <w:pPr>
-        <w:pStyle w:val="Standard"/>
-        <w:tabs>
-          <w:tab w:val="clear" w:pos="709"/>
-          <w:tab w:val="left" w:pos="1134"/>
-        </w:tabs>
-        <w:spacing w:line="100" w:lineRule="atLeast"/>
-        <w:ind w:firstLine="567"/>
-        <w:jc w:val="both"/>
-        <w:outlineLvl w:val="9"/>
-        <w:rPr>
-          <w:rFonts w:ascii="Times New Roman" w:hAnsi="Times New Roman"/>
-          <w:sz w:val="28"/>
-          <w:szCs w:val="28"/>
-        </w:rPr>
-      </w:pPr>
-      <w:r>
-        <w:rPr>
-          <w:rFonts w:ascii="Times New Roman" w:hAnsi="Times New Roman"/>
-          <w:sz w:val="28"/>
-          <w:szCs w:val="28"/>
-        </w:rPr>
-        <w:t xml:space="preserve">Коллекция всех открытых книг (рабочих файлов Excel) в приложении. Через нее можно добавлять, открывать или закрывать </w:t>
+        </w:rPr>
+        <w:t xml:space="preserve"> Пример: Worksheet worksheet = workbook.Worksheets[1];</w:t>
+      </w:r>
+    </w:p>
+    <w:p>
+      <w:pPr>
+        <w:pStyle w:val="Standard"/>
+        <w:tabs>
+          <w:tab w:val="clear" w:pos="709"/>
+          <w:tab w:val="left" w:pos="1134"/>
+        </w:tabs>
+        <w:spacing w:line="100" w:lineRule="atLeast"/>
+        <w:ind w:firstLine="567"/>
+        <w:jc w:val="both"/>
+        <w:outlineLvl w:val="9"/>
+        <w:rPr>
+          <w:rFonts w:ascii="Times New Roman" w:hAnsi="Times New Roman"/>
+          <w:sz w:val="28"/>
+          <w:szCs w:val="28"/>
+        </w:rPr>
+      </w:pPr>
+    </w:p>
+    <w:p>
+      <w:pPr>
+        <w:pStyle w:val="Standard"/>
+        <w:tabs>
+          <w:tab w:val="clear" w:pos="709"/>
+          <w:tab w:val="left" w:pos="1134"/>
+        </w:tabs>
+        <w:spacing w:line="100" w:lineRule="atLeast"/>
+        <w:ind w:firstLine="567"/>
+        <w:jc w:val="both"/>
+        <w:outlineLvl w:val="9"/>
+        <w:rPr>
+          <w:rFonts w:ascii="Times New Roman" w:hAnsi="Times New Roman"/>
+          <w:sz w:val="28"/>
+          <w:szCs w:val="28"/>
+        </w:rPr>
+      </w:pPr>
+      <w:r>
+        <w:rPr>
+          <w:rFonts w:ascii="Times New Roman" w:hAnsi="Times New Roman"/>
+          <w:sz w:val="28"/>
+          <w:szCs w:val="28"/>
+        </w:rPr>
+        <w:t>2.5 Что такое Range?</w:t>
+      </w:r>
+    </w:p>
+    <w:p>
+      <w:pPr>
+        <w:pStyle w:val="Standard"/>
+        <w:tabs>
+          <w:tab w:val="clear" w:pos="709"/>
+          <w:tab w:val="left" w:pos="1134"/>
+        </w:tabs>
+        <w:spacing w:line="100" w:lineRule="atLeast"/>
+        <w:ind w:firstLine="567"/>
+        <w:jc w:val="both"/>
+        <w:outlineLvl w:val="9"/>
+        <w:rPr>
+          <w:rFonts w:ascii="Times New Roman" w:hAnsi="Times New Roman"/>
+          <w:sz w:val="28"/>
+          <w:szCs w:val="28"/>
+        </w:rPr>
+      </w:pPr>
+      <w:r>
+        <w:rPr>
+          <w:rFonts w:ascii="Times New Roman" w:hAnsi="Times New Roman"/>
+          <w:sz w:val="28"/>
+          <w:szCs w:val="28"/>
+        </w:rPr>
+        <w:t xml:space="preserve">Объект, представляющий одну ячейку, строку, столбец или прямоугольный блок </w:t>
       </w:r>
       <w:proofErr w:type="gramStart"/>
       <w:r>
@@ -38091,7 +37302,7 @@
           <w:sz w:val="28"/>
           <w:szCs w:val="28"/>
         </w:rPr>
-        <w:t>книги .</w:t>
+        <w:t>ячеек .</w:t>
       </w:r>
       <w:proofErr w:type="gramEnd"/>
       <w:r>
@@ -38100,93 +37311,93 @@
           <w:sz w:val="28"/>
           <w:szCs w:val="28"/>
         </w:rPr>
-        <w:t xml:space="preserve"> Пример: Workbook workbook = excelApp.Workbooks.Add();</w:t>
-      </w:r>
-    </w:p>
-    <w:p>
-      <w:pPr>
-        <w:pStyle w:val="Standard"/>
-        <w:tabs>
-          <w:tab w:val="clear" w:pos="709"/>
-          <w:tab w:val="left" w:pos="1134"/>
-        </w:tabs>
-        <w:spacing w:line="100" w:lineRule="atLeast"/>
-        <w:ind w:firstLine="567"/>
-        <w:jc w:val="both"/>
-        <w:outlineLvl w:val="9"/>
-        <w:rPr>
-          <w:rFonts w:ascii="Times New Roman" w:hAnsi="Times New Roman"/>
-          <w:sz w:val="28"/>
-          <w:szCs w:val="28"/>
-        </w:rPr>
-      </w:pPr>
-    </w:p>
-    <w:p>
-      <w:pPr>
-        <w:pStyle w:val="Standard"/>
-        <w:tabs>
-          <w:tab w:val="clear" w:pos="709"/>
-          <w:tab w:val="left" w:pos="1134"/>
-        </w:tabs>
-        <w:spacing w:line="100" w:lineRule="atLeast"/>
-        <w:ind w:firstLine="567"/>
-        <w:jc w:val="both"/>
-        <w:outlineLvl w:val="9"/>
-        <w:rPr>
-          <w:rFonts w:ascii="Times New Roman" w:hAnsi="Times New Roman"/>
-          <w:sz w:val="28"/>
-          <w:szCs w:val="28"/>
-        </w:rPr>
-      </w:pPr>
-      <w:r>
-        <w:rPr>
-          <w:rFonts w:ascii="Times New Roman" w:hAnsi="Times New Roman"/>
-          <w:sz w:val="28"/>
-          <w:szCs w:val="28"/>
-        </w:rPr>
-        <w:t>2</w:t>
-      </w:r>
-      <w:r>
-        <w:rPr>
-          <w:rFonts w:ascii="Times New Roman" w:hAnsi="Times New Roman"/>
-          <w:sz w:val="28"/>
-          <w:szCs w:val="28"/>
-        </w:rPr>
-        <w:t xml:space="preserve">.4 </w:t>
-      </w:r>
-      <w:r>
-        <w:rPr>
-          <w:rFonts w:ascii="Times New Roman" w:hAnsi="Times New Roman"/>
-          <w:sz w:val="28"/>
-          <w:szCs w:val="28"/>
-        </w:rPr>
-        <w:t>Что такое Worksheets?</w:t>
-      </w:r>
-    </w:p>
-    <w:p>
-      <w:pPr>
-        <w:pStyle w:val="Standard"/>
-        <w:tabs>
-          <w:tab w:val="clear" w:pos="709"/>
-          <w:tab w:val="left" w:pos="1134"/>
-        </w:tabs>
-        <w:spacing w:line="100" w:lineRule="atLeast"/>
-        <w:ind w:firstLine="567"/>
-        <w:jc w:val="both"/>
-        <w:outlineLvl w:val="9"/>
-        <w:rPr>
-          <w:rFonts w:ascii="Times New Roman" w:hAnsi="Times New Roman"/>
-          <w:sz w:val="28"/>
-          <w:szCs w:val="28"/>
-        </w:rPr>
-      </w:pPr>
-      <w:r>
-        <w:rPr>
-          <w:rFonts w:ascii="Times New Roman" w:hAnsi="Times New Roman"/>
-          <w:sz w:val="28"/>
-          <w:szCs w:val="28"/>
-        </w:rPr>
-        <w:t xml:space="preserve">Коллекция всех листов внутри рабочей книги. Позволяет обращаться к листам по индексу (начиная с 1) или по </w:t>
+        <w:t xml:space="preserve"> Используется для операций с группами ячеек </w:t>
+      </w:r>
+      <w:r>
+        <w:rPr>
+          <w:rFonts w:ascii="Times New Roman" w:hAnsi="Times New Roman"/>
+          <w:sz w:val="28"/>
+          <w:szCs w:val="28"/>
+        </w:rPr>
+        <w:t>-</w:t>
+      </w:r>
+      <w:r>
+        <w:rPr>
+          <w:rFonts w:ascii="Times New Roman" w:hAnsi="Times New Roman"/>
+          <w:sz w:val="28"/>
+          <w:szCs w:val="28"/>
+        </w:rPr>
+        <w:t xml:space="preserve"> чтения, записи, форматирования</w:t>
+      </w:r>
+    </w:p>
+    <w:p>
+      <w:pPr>
+        <w:pStyle w:val="Standard"/>
+        <w:tabs>
+          <w:tab w:val="clear" w:pos="709"/>
+          <w:tab w:val="left" w:pos="1134"/>
+        </w:tabs>
+        <w:spacing w:line="100" w:lineRule="atLeast"/>
+        <w:ind w:firstLine="567"/>
+        <w:jc w:val="both"/>
+        <w:outlineLvl w:val="9"/>
+        <w:rPr>
+          <w:rFonts w:ascii="Times New Roman" w:hAnsi="Times New Roman"/>
+          <w:sz w:val="28"/>
+          <w:szCs w:val="28"/>
+        </w:rPr>
+      </w:pPr>
+    </w:p>
+    <w:p>
+      <w:pPr>
+        <w:pStyle w:val="Standard"/>
+        <w:tabs>
+          <w:tab w:val="clear" w:pos="709"/>
+          <w:tab w:val="left" w:pos="1134"/>
+        </w:tabs>
+        <w:spacing w:line="100" w:lineRule="atLeast"/>
+        <w:ind w:firstLine="567"/>
+        <w:jc w:val="both"/>
+        <w:outlineLvl w:val="9"/>
+        <w:rPr>
+          <w:rFonts w:ascii="Times New Roman" w:hAnsi="Times New Roman"/>
+          <w:sz w:val="28"/>
+          <w:szCs w:val="28"/>
+        </w:rPr>
+      </w:pPr>
+      <w:r>
+        <w:rPr>
+          <w:rFonts w:ascii="Times New Roman" w:hAnsi="Times New Roman"/>
+          <w:sz w:val="28"/>
+          <w:szCs w:val="28"/>
+        </w:rPr>
+        <w:t>2.6 Что такое Cells?</w:t>
+      </w:r>
+    </w:p>
+    <w:p>
+      <w:pPr>
+        <w:pStyle w:val="Standard"/>
+        <w:tabs>
+          <w:tab w:val="clear" w:pos="709"/>
+          <w:tab w:val="left" w:pos="1134"/>
+        </w:tabs>
+        <w:spacing w:line="100" w:lineRule="atLeast"/>
+        <w:ind w:firstLine="567"/>
+        <w:jc w:val="both"/>
+        <w:outlineLvl w:val="9"/>
+        <w:rPr>
+          <w:rFonts w:ascii="Times New Roman" w:hAnsi="Times New Roman"/>
+          <w:sz w:val="28"/>
+          <w:szCs w:val="28"/>
+        </w:rPr>
+      </w:pPr>
+      <w:r>
+        <w:rPr>
+          <w:rFonts w:ascii="Times New Roman" w:hAnsi="Times New Roman"/>
+          <w:sz w:val="28"/>
+          <w:szCs w:val="28"/>
+        </w:rPr>
+        <w:t>Свойство объекта Range или Worksheet, обеспечивающее доступ к отдельным ячейкам по индексам строки и столбца (нумерация с 1</w:t>
       </w:r>
       <w:proofErr w:type="gramStart"/>
       <w:r>
@@ -38195,7 +37406,7 @@
           <w:sz w:val="28"/>
           <w:szCs w:val="28"/>
         </w:rPr>
-        <w:t>имени .</w:t>
+        <w:t>) .</w:t>
       </w:r>
       <w:proofErr w:type="gramEnd"/>
       <w:r>
@@ -38204,103 +37415,7 @@
           <w:sz w:val="28"/>
           <w:szCs w:val="28"/>
         </w:rPr>
-        <w:t xml:space="preserve"> Пример: Worksheet worksheet = workbook.Worksheets[1];</w:t>
-      </w:r>
-    </w:p>
-    <w:p>
-      <w:pPr>
-        <w:pStyle w:val="Standard"/>
-        <w:tabs>
-          <w:tab w:val="clear" w:pos="709"/>
-          <w:tab w:val="left" w:pos="1134"/>
-        </w:tabs>
-        <w:spacing w:line="100" w:lineRule="atLeast"/>
-        <w:ind w:firstLine="567"/>
-        <w:jc w:val="both"/>
-        <w:outlineLvl w:val="9"/>
-        <w:rPr>
-          <w:rFonts w:ascii="Times New Roman" w:hAnsi="Times New Roman"/>
-          <w:sz w:val="28"/>
-          <w:szCs w:val="28"/>
-        </w:rPr>
-      </w:pPr>
-    </w:p>
-    <w:p>
-      <w:pPr>
-        <w:pStyle w:val="Standard"/>
-        <w:tabs>
-          <w:tab w:val="clear" w:pos="709"/>
-          <w:tab w:val="left" w:pos="1134"/>
-        </w:tabs>
-        <w:spacing w:line="100" w:lineRule="atLeast"/>
-        <w:ind w:firstLine="567"/>
-        <w:jc w:val="both"/>
-        <w:outlineLvl w:val="9"/>
-        <w:rPr>
-          <w:rFonts w:ascii="Times New Roman" w:hAnsi="Times New Roman"/>
-          <w:sz w:val="28"/>
-          <w:szCs w:val="28"/>
-        </w:rPr>
-      </w:pPr>
-      <w:r>
-        <w:rPr>
-          <w:rFonts w:ascii="Times New Roman" w:hAnsi="Times New Roman"/>
-          <w:sz w:val="28"/>
-          <w:szCs w:val="28"/>
-        </w:rPr>
-        <w:t xml:space="preserve">2.5 </w:t>
-      </w:r>
-      <w:r>
-        <w:rPr>
-          <w:rFonts w:ascii="Times New Roman" w:hAnsi="Times New Roman"/>
-          <w:sz w:val="28"/>
-          <w:szCs w:val="28"/>
-        </w:rPr>
-        <w:t>Что такое Range?</w:t>
-      </w:r>
-    </w:p>
-    <w:p>
-      <w:pPr>
-        <w:pStyle w:val="Standard"/>
-        <w:tabs>
-          <w:tab w:val="clear" w:pos="709"/>
-          <w:tab w:val="left" w:pos="1134"/>
-        </w:tabs>
-        <w:spacing w:line="100" w:lineRule="atLeast"/>
-        <w:ind w:firstLine="567"/>
-        <w:jc w:val="both"/>
-        <w:outlineLvl w:val="9"/>
-        <w:rPr>
-          <w:rFonts w:ascii="Times New Roman" w:hAnsi="Times New Roman"/>
-          <w:sz w:val="28"/>
-          <w:szCs w:val="28"/>
-        </w:rPr>
-      </w:pPr>
-      <w:r>
-        <w:rPr>
-          <w:rFonts w:ascii="Times New Roman" w:hAnsi="Times New Roman"/>
-          <w:sz w:val="28"/>
-          <w:szCs w:val="28"/>
-        </w:rPr>
-        <w:t xml:space="preserve">Объект, представляющий одну ячейку, строку, столбец или прямоугольный блок </w:t>
-      </w:r>
-      <w:proofErr w:type="gramStart"/>
-      <w:r>
-        <w:rPr>
-          <w:rFonts w:ascii="Times New Roman" w:hAnsi="Times New Roman"/>
-          <w:sz w:val="28"/>
-          <w:szCs w:val="28"/>
-        </w:rPr>
-        <w:t>ячеек .</w:t>
-      </w:r>
-      <w:proofErr w:type="gramEnd"/>
-      <w:r>
-        <w:rPr>
-          <w:rFonts w:ascii="Times New Roman" w:hAnsi="Times New Roman"/>
-          <w:sz w:val="28"/>
-          <w:szCs w:val="28"/>
-        </w:rPr>
-        <w:t xml:space="preserve"> Используется для операций с группами ячеек </w:t>
+        <w:t xml:space="preserve"> Пример: worksheet.Cells[1, 1] </w:t>
       </w:r>
       <w:r>
         <w:rPr>
@@ -38316,118 +37431,6 @@
           <w:sz w:val="28"/>
           <w:szCs w:val="28"/>
         </w:rPr>
-        <w:t xml:space="preserve"> чтения, записи, форматирования</w:t>
-      </w:r>
-    </w:p>
-    <w:p>
-      <w:pPr>
-        <w:pStyle w:val="Standard"/>
-        <w:tabs>
-          <w:tab w:val="clear" w:pos="709"/>
-          <w:tab w:val="left" w:pos="1134"/>
-        </w:tabs>
-        <w:spacing w:line="100" w:lineRule="atLeast"/>
-        <w:ind w:firstLine="567"/>
-        <w:jc w:val="both"/>
-        <w:outlineLvl w:val="9"/>
-        <w:rPr>
-          <w:rFonts w:ascii="Times New Roman" w:hAnsi="Times New Roman"/>
-          <w:sz w:val="28"/>
-          <w:szCs w:val="28"/>
-        </w:rPr>
-      </w:pPr>
-    </w:p>
-    <w:p>
-      <w:pPr>
-        <w:pStyle w:val="Standard"/>
-        <w:tabs>
-          <w:tab w:val="clear" w:pos="709"/>
-          <w:tab w:val="left" w:pos="1134"/>
-        </w:tabs>
-        <w:spacing w:line="100" w:lineRule="atLeast"/>
-        <w:ind w:firstLine="567"/>
-        <w:jc w:val="both"/>
-        <w:outlineLvl w:val="9"/>
-        <w:rPr>
-          <w:rFonts w:ascii="Times New Roman" w:hAnsi="Times New Roman"/>
-          <w:sz w:val="28"/>
-          <w:szCs w:val="28"/>
-        </w:rPr>
-      </w:pPr>
-      <w:r>
-        <w:rPr>
-          <w:rFonts w:ascii="Times New Roman" w:hAnsi="Times New Roman"/>
-          <w:sz w:val="28"/>
-          <w:szCs w:val="28"/>
-        </w:rPr>
-        <w:t xml:space="preserve">2.6 </w:t>
-      </w:r>
-      <w:r>
-        <w:rPr>
-          <w:rFonts w:ascii="Times New Roman" w:hAnsi="Times New Roman"/>
-          <w:sz w:val="28"/>
-          <w:szCs w:val="28"/>
-        </w:rPr>
-        <w:t>Что такое Cells?</w:t>
-      </w:r>
-    </w:p>
-    <w:p>
-      <w:pPr>
-        <w:pStyle w:val="Standard"/>
-        <w:tabs>
-          <w:tab w:val="clear" w:pos="709"/>
-          <w:tab w:val="left" w:pos="1134"/>
-        </w:tabs>
-        <w:spacing w:line="100" w:lineRule="atLeast"/>
-        <w:ind w:firstLine="567"/>
-        <w:jc w:val="both"/>
-        <w:outlineLvl w:val="9"/>
-        <w:rPr>
-          <w:rFonts w:ascii="Times New Roman" w:hAnsi="Times New Roman"/>
-          <w:sz w:val="28"/>
-          <w:szCs w:val="28"/>
-        </w:rPr>
-      </w:pPr>
-      <w:r>
-        <w:rPr>
-          <w:rFonts w:ascii="Times New Roman" w:hAnsi="Times New Roman"/>
-          <w:sz w:val="28"/>
-          <w:szCs w:val="28"/>
-        </w:rPr>
-        <w:t>Свойство объекта Range или Worksheet, обеспечивающее доступ к отдельным ячейкам по индексам строки и столбца (нумерация с 1</w:t>
-      </w:r>
-      <w:proofErr w:type="gramStart"/>
-      <w:r>
-        <w:rPr>
-          <w:rFonts w:ascii="Times New Roman" w:hAnsi="Times New Roman"/>
-          <w:sz w:val="28"/>
-          <w:szCs w:val="28"/>
-        </w:rPr>
-        <w:t>) .</w:t>
-      </w:r>
-      <w:proofErr w:type="gramEnd"/>
-      <w:r>
-        <w:rPr>
-          <w:rFonts w:ascii="Times New Roman" w:hAnsi="Times New Roman"/>
-          <w:sz w:val="28"/>
-          <w:szCs w:val="28"/>
-        </w:rPr>
-        <w:t xml:space="preserve"> Пример: worksheet.Cells[1, 1] </w:t>
-      </w:r>
-      <w:r>
-        <w:rPr>
-          <w:rFonts w:ascii="Times New Roman" w:hAnsi="Times New Roman"/>
-          <w:sz w:val="28"/>
-          <w:szCs w:val="28"/>
-        </w:rPr>
-        <w:t>-</w:t>
-      </w:r>
-      <w:r>
-        <w:rPr>
-          <w:rFonts w:ascii="Times New Roman" w:hAnsi="Times New Roman"/>
-          <w:sz w:val="28"/>
-          <w:szCs w:val="28"/>
-        </w:rPr>
         <w:t xml:space="preserve"> ячейка A1.</w:t>
       </w:r>
     </w:p>
@@ -38472,15 +37475,7 @@
           <w:sz w:val="28"/>
           <w:szCs w:val="28"/>
         </w:rPr>
-        <w:t xml:space="preserve">2.7 </w:t>
-      </w:r>
-      <w:r>
-        <w:rPr>
-          <w:rFonts w:ascii="Times New Roman" w:hAnsi="Times New Roman"/>
-          <w:sz w:val="28"/>
-          <w:szCs w:val="28"/>
-        </w:rPr>
-        <w:t>Как получить доступ к значению ячейки и диапазона?</w:t>
+        <w:t>2.7 Как получить доступ к значению ячейки и диапазона?</w:t>
       </w:r>
     </w:p>
     <w:p>
@@ -38666,16 +37661,7 @@
           <w:szCs w:val="32"/>
         </w:rPr>
         <w:lastRenderedPageBreak/>
-        <w:t>Практическая работа №</w:t>
-      </w:r>
-      <w:r>
-        <w:rPr>
-          <w:rFonts w:ascii="Times New Roman" w:hAnsi="Times New Roman"/>
-          <w:b/>
-          <w:sz w:val="32"/>
-          <w:szCs w:val="32"/>
-        </w:rPr>
-        <w:t>3</w:t>
+        <w:t>Практическая работа №3</w:t>
       </w:r>
     </w:p>
     <w:p>
@@ -38703,25 +37689,7 @@
           <w:sz w:val="32"/>
           <w:szCs w:val="32"/>
         </w:rPr>
-        <w:t>Работа с</w:t>
-      </w:r>
-      <w:r>
-        <w:rPr>
-          <w:rFonts w:ascii="Times New Roman" w:hAnsi="Times New Roman"/>
-          <w:b/>
-          <w:sz w:val="32"/>
-          <w:szCs w:val="32"/>
-        </w:rPr>
-        <w:t xml:space="preserve"> текстовыми</w:t>
-      </w:r>
-      <w:r>
-        <w:rPr>
-          <w:rFonts w:ascii="Times New Roman" w:hAnsi="Times New Roman"/>
-          <w:b/>
-          <w:sz w:val="32"/>
-          <w:szCs w:val="32"/>
-        </w:rPr>
-        <w:t xml:space="preserve"> файлами</w:t>
+        <w:t>Работа с текстовыми файлами</w:t>
       </w:r>
     </w:p>
     <w:p>
@@ -38753,6 +37721,9 @@
         <w:spacing w:line="100" w:lineRule="atLeast"/>
         <w:jc w:val="both"/>
         <w:outlineLvl w:val="9"/>
+        <w:rPr>
+          <w:rFonts w:ascii="Times New Roman" w:hAnsi="Times New Roman"/>
+        </w:rPr>
       </w:pPr>
       <w:r>
         <w:rPr>
@@ -38795,13 +37766,6 @@
           <w:szCs w:val="28"/>
         </w:rPr>
         <w:tab/>
-      </w:r>
-      <w:r>
-        <w:rPr>
-          <w:rFonts w:ascii="Times New Roman" w:hAnsi="Times New Roman"/>
-          <w:sz w:val="28"/>
-          <w:szCs w:val="28"/>
-        </w:rPr>
         <w:t>Научиться выполнять создание и редактирование текстовых документов на C#</w:t>
       </w:r>
     </w:p>
@@ -38831,6 +37795,9 @@
         <w:spacing w:line="100" w:lineRule="atLeast"/>
         <w:jc w:val="both"/>
         <w:outlineLvl w:val="9"/>
+        <w:rPr>
+          <w:rFonts w:ascii="Times New Roman" w:hAnsi="Times New Roman"/>
+        </w:rPr>
       </w:pPr>
       <w:r>
         <w:rPr>
@@ -38866,15 +37833,7 @@
           <w:sz w:val="28"/>
           <w:szCs w:val="28"/>
         </w:rPr>
-        <w:t xml:space="preserve">2.1 </w:t>
-      </w:r>
-      <w:r>
-        <w:rPr>
-          <w:rFonts w:ascii="Times New Roman" w:hAnsi="Times New Roman"/>
-          <w:sz w:val="28"/>
-          <w:szCs w:val="28"/>
-        </w:rPr>
-        <w:t>Какое пространство имен требуется подключить для работы с Word?</w:t>
+        <w:t>2.1 Какое пространство имен требуется подключить для работы с Word?</w:t>
       </w:r>
     </w:p>
     <w:p>
@@ -38944,13 +37903,109 @@
           <w:sz w:val="28"/>
           <w:szCs w:val="28"/>
         </w:rPr>
-        <w:t>2.2</w:t>
-      </w:r>
-      <w:r>
-        <w:rPr>
-          <w:rFonts w:ascii="Times New Roman" w:hAnsi="Times New Roman"/>
-          <w:sz w:val="28"/>
-          <w:szCs w:val="28"/>
+        <w:t>2.2 Как создать объект типа «приложение Word» в программе на C#?</w:t>
+      </w:r>
+    </w:p>
+    <w:p>
+      <w:pPr>
+        <w:pStyle w:val="Standard"/>
+        <w:tabs>
+          <w:tab w:val="clear" w:pos="709"/>
+          <w:tab w:val="left" w:pos="1134"/>
+        </w:tabs>
+        <w:spacing w:line="100" w:lineRule="atLeast"/>
+        <w:ind w:firstLine="567"/>
+        <w:jc w:val="both"/>
+        <w:outlineLvl w:val="9"/>
+        <w:rPr>
+          <w:rFonts w:ascii="Times New Roman" w:hAnsi="Times New Roman"/>
+          <w:sz w:val="28"/>
+          <w:szCs w:val="28"/>
+          <w:lang w:val="en-US"/>
+        </w:rPr>
+      </w:pPr>
+      <w:r>
+        <w:rPr>
+          <w:rFonts w:ascii="Times New Roman" w:hAnsi="Times New Roman"/>
+          <w:sz w:val="28"/>
+          <w:szCs w:val="28"/>
+          <w:lang w:val="en-US"/>
+        </w:rPr>
+        <w:t xml:space="preserve">Application wordApp = new </w:t>
+      </w:r>
+      <w:proofErr w:type="gramStart"/>
+      <w:r>
+        <w:rPr>
+          <w:rFonts w:ascii="Times New Roman" w:hAnsi="Times New Roman"/>
+          <w:sz w:val="28"/>
+          <w:szCs w:val="28"/>
+          <w:lang w:val="en-US"/>
+        </w:rPr>
+        <w:t>Application(</w:t>
+      </w:r>
+      <w:proofErr w:type="gramEnd"/>
+      <w:r>
+        <w:rPr>
+          <w:rFonts w:ascii="Times New Roman" w:hAnsi="Times New Roman"/>
+          <w:sz w:val="28"/>
+          <w:szCs w:val="28"/>
+          <w:lang w:val="en-US"/>
+        </w:rPr>
+        <w:t>);</w:t>
+      </w:r>
+    </w:p>
+    <w:p>
+      <w:pPr>
+        <w:pStyle w:val="Standard"/>
+        <w:tabs>
+          <w:tab w:val="clear" w:pos="709"/>
+          <w:tab w:val="left" w:pos="1134"/>
+        </w:tabs>
+        <w:spacing w:line="100" w:lineRule="atLeast"/>
+        <w:ind w:firstLine="567"/>
+        <w:jc w:val="both"/>
+        <w:outlineLvl w:val="9"/>
+        <w:rPr>
+          <w:rFonts w:ascii="Times New Roman" w:hAnsi="Times New Roman"/>
+          <w:sz w:val="28"/>
+          <w:szCs w:val="28"/>
+          <w:lang w:val="en-US"/>
+        </w:rPr>
+      </w:pPr>
+    </w:p>
+    <w:p>
+      <w:pPr>
+        <w:pStyle w:val="Standard"/>
+        <w:tabs>
+          <w:tab w:val="left" w:pos="1134"/>
+        </w:tabs>
+        <w:spacing w:line="100" w:lineRule="atLeast"/>
+        <w:ind w:firstLine="567"/>
+        <w:jc w:val="both"/>
+        <w:rPr>
+          <w:rFonts w:ascii="Times New Roman" w:hAnsi="Times New Roman"/>
+          <w:sz w:val="28"/>
+          <w:szCs w:val="28"/>
+          <w:lang w:val="en-US"/>
+        </w:rPr>
+      </w:pPr>
+      <w:proofErr w:type="gramStart"/>
+      <w:r>
+        <w:rPr>
+          <w:rFonts w:ascii="Times New Roman" w:hAnsi="Times New Roman"/>
+          <w:sz w:val="28"/>
+          <w:szCs w:val="28"/>
+          <w:lang w:val="en-US"/>
+        </w:rPr>
+        <w:t>2.3</w:t>
+      </w:r>
+      <w:proofErr w:type="gramEnd"/>
+      <w:r>
+        <w:rPr>
+          <w:rFonts w:ascii="Times New Roman" w:hAnsi="Times New Roman"/>
+          <w:sz w:val="28"/>
+          <w:szCs w:val="28"/>
+          <w:lang w:val="en-US"/>
         </w:rPr>
         <w:t xml:space="preserve"> </w:t>
       </w:r>
@@ -38960,27 +38015,25 @@
           <w:sz w:val="28"/>
           <w:szCs w:val="28"/>
         </w:rPr>
-        <w:t>Как создать объект типа «приложение Word» в программе на C#?</w:t>
-      </w:r>
-    </w:p>
-    <w:p>
-      <w:pPr>
-        <w:pStyle w:val="Standard"/>
-        <w:tabs>
-          <w:tab w:val="clear" w:pos="709"/>
-          <w:tab w:val="left" w:pos="1134"/>
-        </w:tabs>
-        <w:spacing w:line="100" w:lineRule="atLeast"/>
-        <w:ind w:firstLine="567"/>
-        <w:jc w:val="both"/>
-        <w:outlineLvl w:val="9"/>
+        <w:t>Что</w:t>
+      </w:r>
+      <w:r>
         <w:rPr>
           <w:rFonts w:ascii="Times New Roman" w:hAnsi="Times New Roman"/>
           <w:sz w:val="28"/>
           <w:szCs w:val="28"/>
           <w:lang w:val="en-US"/>
         </w:rPr>
-      </w:pPr>
+        <w:t xml:space="preserve"> </w:t>
+      </w:r>
+      <w:r>
+        <w:rPr>
+          <w:rFonts w:ascii="Times New Roman" w:hAnsi="Times New Roman"/>
+          <w:sz w:val="28"/>
+          <w:szCs w:val="28"/>
+        </w:rPr>
+        <w:t>такое</w:t>
+      </w:r>
       <w:r>
         <w:rPr>
           <w:rFonts w:ascii="Times New Roman" w:hAnsi="Times New Roman"/>
@@ -38988,116 +38041,6 @@
           <w:szCs w:val="28"/>
           <w:lang w:val="en-US"/>
         </w:rPr>
-        <w:t xml:space="preserve">Application wordApp = new </w:t>
-      </w:r>
-      <w:proofErr w:type="gramStart"/>
-      <w:r>
-        <w:rPr>
-          <w:rFonts w:ascii="Times New Roman" w:hAnsi="Times New Roman"/>
-          <w:sz w:val="28"/>
-          <w:szCs w:val="28"/>
-          <w:lang w:val="en-US"/>
-        </w:rPr>
-        <w:t>Application(</w:t>
-      </w:r>
-      <w:proofErr w:type="gramEnd"/>
-      <w:r>
-        <w:rPr>
-          <w:rFonts w:ascii="Times New Roman" w:hAnsi="Times New Roman"/>
-          <w:sz w:val="28"/>
-          <w:szCs w:val="28"/>
-          <w:lang w:val="en-US"/>
-        </w:rPr>
-        <w:t>);</w:t>
-      </w:r>
-    </w:p>
-    <w:p>
-      <w:pPr>
-        <w:pStyle w:val="Standard"/>
-        <w:tabs>
-          <w:tab w:val="clear" w:pos="709"/>
-          <w:tab w:val="left" w:pos="1134"/>
-        </w:tabs>
-        <w:spacing w:line="100" w:lineRule="atLeast"/>
-        <w:ind w:firstLine="567"/>
-        <w:jc w:val="both"/>
-        <w:outlineLvl w:val="9"/>
-        <w:rPr>
-          <w:rFonts w:ascii="Times New Roman" w:hAnsi="Times New Roman"/>
-          <w:sz w:val="28"/>
-          <w:szCs w:val="28"/>
-          <w:lang w:val="en-US"/>
-        </w:rPr>
-      </w:pPr>
-    </w:p>
-    <w:p>
-      <w:pPr>
-        <w:pStyle w:val="Standard"/>
-        <w:tabs>
-          <w:tab w:val="left" w:pos="1134"/>
-        </w:tabs>
-        <w:spacing w:line="100" w:lineRule="atLeast"/>
-        <w:ind w:firstLine="567"/>
-        <w:jc w:val="both"/>
-        <w:rPr>
-          <w:rFonts w:ascii="Times New Roman" w:hAnsi="Times New Roman"/>
-          <w:sz w:val="28"/>
-          <w:szCs w:val="28"/>
-          <w:lang w:val="en-US"/>
-        </w:rPr>
-      </w:pPr>
-      <w:proofErr w:type="gramStart"/>
-      <w:r>
-        <w:rPr>
-          <w:rFonts w:ascii="Times New Roman" w:hAnsi="Times New Roman"/>
-          <w:sz w:val="28"/>
-          <w:szCs w:val="28"/>
-          <w:lang w:val="en-US"/>
-        </w:rPr>
-        <w:t>2.3</w:t>
-      </w:r>
-      <w:proofErr w:type="gramEnd"/>
-      <w:r>
-        <w:rPr>
-          <w:rFonts w:ascii="Times New Roman" w:hAnsi="Times New Roman"/>
-          <w:sz w:val="28"/>
-          <w:szCs w:val="28"/>
-          <w:lang w:val="en-US"/>
-        </w:rPr>
-        <w:t xml:space="preserve"> </w:t>
-      </w:r>
-      <w:r>
-        <w:rPr>
-          <w:rFonts w:ascii="Times New Roman" w:hAnsi="Times New Roman"/>
-          <w:sz w:val="28"/>
-          <w:szCs w:val="28"/>
-        </w:rPr>
-        <w:t>Что</w:t>
-      </w:r>
-      <w:r>
-        <w:rPr>
-          <w:rFonts w:ascii="Times New Roman" w:hAnsi="Times New Roman"/>
-          <w:sz w:val="28"/>
-          <w:szCs w:val="28"/>
-          <w:lang w:val="en-US"/>
-        </w:rPr>
-        <w:t xml:space="preserve"> </w:t>
-      </w:r>
-      <w:r>
-        <w:rPr>
-          <w:rFonts w:ascii="Times New Roman" w:hAnsi="Times New Roman"/>
-          <w:sz w:val="28"/>
-          <w:szCs w:val="28"/>
-        </w:rPr>
-        <w:t>такое</w:t>
-      </w:r>
-      <w:r>
-        <w:rPr>
-          <w:rFonts w:ascii="Times New Roman" w:hAnsi="Times New Roman"/>
-          <w:sz w:val="28"/>
-          <w:szCs w:val="28"/>
-          <w:lang w:val="en-US"/>
-        </w:rPr>
         <w:t xml:space="preserve"> Documents?</w:t>
       </w:r>
     </w:p>
@@ -39168,23 +38111,7 @@
           <w:sz w:val="28"/>
           <w:szCs w:val="28"/>
         </w:rPr>
-        <w:t>2</w:t>
-      </w:r>
-      <w:r>
-        <w:rPr>
-          <w:rFonts w:ascii="Times New Roman" w:hAnsi="Times New Roman"/>
-          <w:sz w:val="28"/>
-          <w:szCs w:val="28"/>
-        </w:rPr>
-        <w:t xml:space="preserve">.4 </w:t>
-      </w:r>
-      <w:r>
-        <w:rPr>
-          <w:rFonts w:ascii="Times New Roman" w:hAnsi="Times New Roman"/>
-          <w:sz w:val="28"/>
-          <w:szCs w:val="28"/>
-        </w:rPr>
-        <w:t>Что такое Range?</w:t>
+        <w:t>2.4 Что такое Range?</w:t>
       </w:r>
     </w:p>
     <w:p>
@@ -39254,15 +38181,7 @@
           <w:sz w:val="28"/>
           <w:szCs w:val="28"/>
         </w:rPr>
-        <w:t xml:space="preserve">2.5 </w:t>
-      </w:r>
-      <w:r>
-        <w:rPr>
-          <w:rFonts w:ascii="Times New Roman" w:hAnsi="Times New Roman"/>
-          <w:sz w:val="28"/>
-          <w:szCs w:val="28"/>
-        </w:rPr>
-        <w:t>Что такое Selection?</w:t>
+        <w:t>2.5 Что такое Selection?</w:t>
       </w:r>
     </w:p>
     <w:p>
@@ -39332,15 +38251,7 @@
           <w:sz w:val="28"/>
           <w:szCs w:val="28"/>
         </w:rPr>
-        <w:t xml:space="preserve">2.6 </w:t>
-      </w:r>
-      <w:r>
-        <w:rPr>
-          <w:rFonts w:ascii="Times New Roman" w:hAnsi="Times New Roman"/>
-          <w:sz w:val="28"/>
-          <w:szCs w:val="28"/>
-        </w:rPr>
-        <w:t>Что такое Paragraphes?</w:t>
+        <w:t>2.6 Что такое Paragraphes?</w:t>
       </w:r>
     </w:p>
     <w:p>
@@ -39410,15 +38321,7 @@
           <w:sz w:val="28"/>
           <w:szCs w:val="28"/>
         </w:rPr>
-        <w:t xml:space="preserve">2.7 </w:t>
-      </w:r>
-      <w:r>
-        <w:rPr>
-          <w:rFonts w:ascii="Times New Roman" w:hAnsi="Times New Roman"/>
-          <w:sz w:val="28"/>
-          <w:szCs w:val="28"/>
-        </w:rPr>
-        <w:t>Что такое Tables?</w:t>
+        <w:t>2.7 Что такое Tables?</w:t>
       </w:r>
     </w:p>
     <w:p>
@@ -39544,16 +38447,7 @@
           <w:szCs w:val="32"/>
         </w:rPr>
         <w:lastRenderedPageBreak/>
-        <w:t>Практическая работа №</w:t>
-      </w:r>
-      <w:r>
-        <w:rPr>
-          <w:rFonts w:ascii="Times New Roman" w:hAnsi="Times New Roman"/>
-          <w:b/>
-          <w:sz w:val="32"/>
-          <w:szCs w:val="32"/>
-        </w:rPr>
-        <w:t>4</w:t>
+        <w:t>Практическая работа №4</w:t>
       </w:r>
     </w:p>
     <w:p>
@@ -39613,6 +38507,9 @@
         <w:spacing w:line="100" w:lineRule="atLeast"/>
         <w:jc w:val="both"/>
         <w:outlineLvl w:val="9"/>
+        <w:rPr>
+          <w:rFonts w:ascii="Times New Roman" w:hAnsi="Times New Roman"/>
+        </w:rPr>
       </w:pPr>
       <w:r>
         <w:rPr>
@@ -39691,6 +38588,9 @@
         <w:spacing w:line="100" w:lineRule="atLeast"/>
         <w:jc w:val="both"/>
         <w:outlineLvl w:val="9"/>
+        <w:rPr>
+          <w:rFonts w:ascii="Times New Roman" w:hAnsi="Times New Roman"/>
+        </w:rPr>
       </w:pPr>
       <w:r>
         <w:rPr>
@@ -39822,15 +38722,7 @@
           <w:sz w:val="28"/>
           <w:szCs w:val="28"/>
         </w:rPr>
-        <w:t>2.2</w:t>
-      </w:r>
-      <w:r>
-        <w:rPr>
-          <w:rFonts w:ascii="Times New Roman" w:hAnsi="Times New Roman"/>
-          <w:sz w:val="28"/>
-          <w:szCs w:val="28"/>
-        </w:rPr>
-        <w:t xml:space="preserve"> </w:t>
+        <w:t xml:space="preserve">2.2 </w:t>
       </w:r>
       <w:r>
         <w:rPr>
@@ -39984,15 +38876,7 @@
           <w:sz w:val="28"/>
           <w:szCs w:val="28"/>
         </w:rPr>
-        <w:t>2</w:t>
-      </w:r>
-      <w:r>
-        <w:rPr>
-          <w:rFonts w:ascii="Times New Roman" w:hAnsi="Times New Roman"/>
-          <w:sz w:val="28"/>
-          <w:szCs w:val="28"/>
-        </w:rPr>
-        <w:t xml:space="preserve">.4 </w:t>
+        <w:t xml:space="preserve">2.4 </w:t>
       </w:r>
       <w:r>
         <w:rPr>
@@ -40068,15 +38952,7 @@
           <w:sz w:val="28"/>
           <w:szCs w:val="28"/>
         </w:rPr>
-        <w:t xml:space="preserve">2.5 </w:t>
-      </w:r>
-      <w:r>
-        <w:rPr>
-          <w:rFonts w:ascii="Times New Roman" w:hAnsi="Times New Roman"/>
-          <w:sz w:val="28"/>
-          <w:szCs w:val="28"/>
-        </w:rPr>
-        <w:t>Как программно создать обработчик события?  6.6 Для чего используется свойство зависимости?</w:t>
+        <w:t>2.5 Как программно создать обработчик события?  6.6 Для чего используется свойство зависимости?</w:t>
       </w:r>
     </w:p>
     <w:p>
@@ -40162,23 +39038,7 @@
           <w:sz w:val="28"/>
           <w:szCs w:val="28"/>
         </w:rPr>
-        <w:t xml:space="preserve">2.6 </w:t>
-      </w:r>
-      <w:r>
-        <w:rPr>
-          <w:rFonts w:ascii="Times New Roman" w:hAnsi="Times New Roman"/>
-          <w:sz w:val="28"/>
-          <w:szCs w:val="28"/>
-        </w:rPr>
-        <w:t>Для чего используется свойс</w:t>
-      </w:r>
-      <w:r>
-        <w:rPr>
-          <w:rFonts w:ascii="Times New Roman" w:hAnsi="Times New Roman"/>
-          <w:sz w:val="28"/>
-          <w:szCs w:val="28"/>
-        </w:rPr>
-        <w:t>тво зависимости?</w:t>
+        <w:t>2.6 Для чего используется свойство зависимости?</w:t>
       </w:r>
     </w:p>
     <w:p>
@@ -40328,16 +39188,7 @@
           <w:szCs w:val="32"/>
         </w:rPr>
         <w:lastRenderedPageBreak/>
-        <w:t>Практическая работа №</w:t>
-      </w:r>
-      <w:r>
-        <w:rPr>
-          <w:rFonts w:ascii="Times New Roman" w:hAnsi="Times New Roman"/>
-          <w:b/>
-          <w:sz w:val="32"/>
-          <w:szCs w:val="32"/>
-        </w:rPr>
-        <w:t>5</w:t>
+        <w:t>Практическая работа №5</w:t>
       </w:r>
     </w:p>
     <w:p>
@@ -40397,6 +39248,9 @@
         <w:spacing w:line="100" w:lineRule="atLeast"/>
         <w:jc w:val="both"/>
         <w:outlineLvl w:val="9"/>
+        <w:rPr>
+          <w:rFonts w:ascii="Times New Roman" w:hAnsi="Times New Roman"/>
+        </w:rPr>
       </w:pPr>
       <w:r>
         <w:rPr>
@@ -40475,6 +39329,9 @@
         <w:spacing w:line="100" w:lineRule="atLeast"/>
         <w:jc w:val="both"/>
         <w:outlineLvl w:val="9"/>
+        <w:rPr>
+          <w:rFonts w:ascii="Times New Roman" w:hAnsi="Times New Roman"/>
+        </w:rPr>
       </w:pPr>
       <w:r>
         <w:rPr>
@@ -40604,15 +39461,7 @@
           <w:sz w:val="28"/>
           <w:szCs w:val="28"/>
         </w:rPr>
-        <w:t>2.2</w:t>
-      </w:r>
-      <w:r>
-        <w:rPr>
-          <w:rFonts w:ascii="Times New Roman" w:hAnsi="Times New Roman"/>
-          <w:sz w:val="28"/>
-          <w:szCs w:val="28"/>
-        </w:rPr>
-        <w:t xml:space="preserve"> </w:t>
+        <w:t xml:space="preserve">2.2 </w:t>
       </w:r>
       <w:r>
         <w:rPr>
@@ -40664,23 +39513,7 @@
           <w:sz w:val="28"/>
           <w:szCs w:val="28"/>
         </w:rPr>
-        <w:t>=OneWay</w:t>
-      </w:r>
-      <w:r>
-        <w:rPr>
-          <w:rFonts w:ascii="Times New Roman" w:hAnsi="Times New Roman"/>
-          <w:sz w:val="28"/>
-          <w:szCs w:val="28"/>
-        </w:rPr>
-        <w:t xml:space="preserve">/TwoWay/OneTime/OneWayToSource, </w:t>
-      </w:r>
-      <w:r>
-        <w:rPr>
-          <w:rFonts w:ascii="Times New Roman" w:hAnsi="Times New Roman"/>
-          <w:sz w:val="28"/>
-          <w:szCs w:val="28"/>
-        </w:rPr>
-        <w:t>UpdateSourceTrigger=PropertyChanged/LostFocus/Explicit, Converter=...}</w:t>
+        <w:t>=OneWay/TwoWay/OneTime/OneWayToSource, UpdateSourceTrigger=PropertyChanged/LostFocus/Explicit, Converter=...}</w:t>
       </w:r>
     </w:p>
     <w:p>
@@ -40800,15 +39633,7 @@
           <w:sz w:val="28"/>
           <w:szCs w:val="28"/>
         </w:rPr>
-        <w:t>2</w:t>
-      </w:r>
-      <w:r>
-        <w:rPr>
-          <w:rFonts w:ascii="Times New Roman" w:hAnsi="Times New Roman"/>
-          <w:sz w:val="28"/>
-          <w:szCs w:val="28"/>
-        </w:rPr>
-        <w:t xml:space="preserve">.4 </w:t>
+        <w:t xml:space="preserve">2.4 </w:t>
       </w:r>
       <w:r>
         <w:rPr>
@@ -40937,16 +39762,7 @@
           <w:szCs w:val="32"/>
         </w:rPr>
         <w:lastRenderedPageBreak/>
-        <w:t>Практическая работа №</w:t>
-      </w:r>
-      <w:r>
-        <w:rPr>
-          <w:rFonts w:ascii="Times New Roman" w:hAnsi="Times New Roman"/>
-          <w:b/>
-          <w:sz w:val="32"/>
-          <w:szCs w:val="32"/>
-        </w:rPr>
-        <w:t>6</w:t>
+        <w:t>Практическая работа №6</w:t>
       </w:r>
     </w:p>
     <w:p>
@@ -41006,6 +39822,9 @@
         <w:spacing w:line="100" w:lineRule="atLeast"/>
         <w:jc w:val="both"/>
         <w:outlineLvl w:val="9"/>
+        <w:rPr>
+          <w:rFonts w:ascii="Times New Roman" w:hAnsi="Times New Roman"/>
+        </w:rPr>
       </w:pPr>
       <w:r>
         <w:rPr>
@@ -41084,6 +39903,9 @@
         <w:spacing w:line="100" w:lineRule="atLeast"/>
         <w:jc w:val="both"/>
         <w:outlineLvl w:val="9"/>
+        <w:rPr>
+          <w:rFonts w:ascii="Times New Roman" w:hAnsi="Times New Roman"/>
+        </w:rPr>
       </w:pPr>
       <w:r>
         <w:rPr>
@@ -41197,15 +40019,7 @@
           <w:sz w:val="28"/>
           <w:szCs w:val="28"/>
         </w:rPr>
-        <w:t>2.2</w:t>
-      </w:r>
-      <w:r>
-        <w:rPr>
-          <w:rFonts w:ascii="Times New Roman" w:hAnsi="Times New Roman"/>
-          <w:sz w:val="28"/>
-          <w:szCs w:val="28"/>
-        </w:rPr>
-        <w:t xml:space="preserve"> </w:t>
+        <w:t xml:space="preserve">2.2 </w:t>
       </w:r>
       <w:r>
         <w:rPr>
@@ -41387,15 +40201,7 @@
           <w:sz w:val="28"/>
           <w:szCs w:val="28"/>
         </w:rPr>
-        <w:t>2</w:t>
-      </w:r>
-      <w:r>
-        <w:rPr>
-          <w:rFonts w:ascii="Times New Roman" w:hAnsi="Times New Roman"/>
-          <w:sz w:val="28"/>
-          <w:szCs w:val="28"/>
-        </w:rPr>
-        <w:t xml:space="preserve">.4 </w:t>
+        <w:t xml:space="preserve">2.4 </w:t>
       </w:r>
       <w:r>
         <w:rPr>
@@ -41502,7 +40308,7 @@
         <w:ind w:firstLine="567"/>
         <w:jc w:val="both"/>
         <w:rPr>
-          <w:rFonts w:ascii="Times New Roman" w:hAnsi="Times New Roman"/>
+          <w:rFonts w:ascii="Times New Roman" w:hAnsi="Times New Roman" w:cs="Times New Roman"/>
           <w:sz w:val="28"/>
           <w:szCs w:val="28"/>
         </w:rPr>
@@ -41609,7 +40415,7 @@
         <w:sz w:val="28"/>
         <w:szCs w:val="28"/>
       </w:rPr>
-      <w:t>24</w:t>
+      <w:t>22</w:t>
     </w:r>
     <w:r>
       <w:rPr>
@@ -43213,7 +42019,7 @@
 </file>
 
 <file path=customXml/itemProps1.xml><?xml version="1.0" encoding="utf-8"?>
-<ds:datastoreItem xmlns:ds="http://schemas.openxmlformats.org/officeDocument/2006/customXml" ds:itemID="{9E0C71FD-D35A-4FD2-B55D-701A37F064AC}">
+<ds:datastoreItem xmlns:ds="http://schemas.openxmlformats.org/officeDocument/2006/customXml" ds:itemID="{6FB05E77-8B65-4027-9EE5-3E7E67DAFE8C}">
   <ds:schemaRefs>
     <ds:schemaRef ds:uri="http://schemas.openxmlformats.org/officeDocument/2006/bibliography"/>
   </ds:schemaRefs>

--- a/Отчеты по МДК.01.01.docx
+++ b/Отчеты по МДК.01.01.docx
@@ -729,7 +729,18 @@
           <w:sz w:val="32"/>
           <w:szCs w:val="32"/>
         </w:rPr>
-        <w:t xml:space="preserve"> Трапезникова В.А.</w:t>
+        <w:t xml:space="preserve"> Трапезников</w:t>
+      </w:r>
+      <w:bookmarkStart w:id="1" w:name="_GoBack"/>
+      <w:bookmarkEnd w:id="1"/>
+      <w:r>
+        <w:rPr>
+          <w:rFonts w:ascii="Times New Roman" w:hAnsi="Times New Roman" w:cs="Times New Roman"/>
+          <w:color w:val="000000"/>
+          <w:sz w:val="32"/>
+          <w:szCs w:val="32"/>
+        </w:rPr>
+        <w:t xml:space="preserve"> В.А.</w:t>
       </w:r>
     </w:p>
     <w:p>
@@ -1414,23 +1425,13 @@
         </w:rPr>
         <w:t xml:space="preserve"> </w:t>
       </w:r>
-      <w:proofErr w:type="gramStart"/>
-      <w:r>
-        <w:rPr>
-          <w:rFonts w:ascii="Times New Roman" w:hAnsi="Times New Roman"/>
-          <w:sz w:val="28"/>
-          <w:szCs w:val="28"/>
-        </w:rPr>
-        <w:t>В</w:t>
-      </w:r>
-      <w:proofErr w:type="gramEnd"/>
-      <w:r>
-        <w:rPr>
-          <w:rFonts w:ascii="Times New Roman" w:hAnsi="Times New Roman"/>
-          <w:sz w:val="28"/>
-          <w:szCs w:val="28"/>
-        </w:rPr>
-        <w:t xml:space="preserve"> чем особенность алгоритма линейного поиска и какова его временная</w:t>
+      <w:r>
+        <w:rPr>
+          <w:rFonts w:ascii="Times New Roman" w:hAnsi="Times New Roman"/>
+          <w:sz w:val="28"/>
+          <w:szCs w:val="28"/>
+        </w:rPr>
+        <w:t>В чем особенность алгоритма линейного поиска и какова его временная</w:t>
       </w:r>
       <w:r>
         <w:rPr>
@@ -1524,23 +1525,13 @@
         </w:rPr>
         <w:t xml:space="preserve"> </w:t>
       </w:r>
-      <w:proofErr w:type="gramStart"/>
-      <w:r>
-        <w:rPr>
-          <w:rFonts w:ascii="Times New Roman" w:hAnsi="Times New Roman"/>
-          <w:sz w:val="28"/>
-          <w:szCs w:val="28"/>
-        </w:rPr>
-        <w:t>В</w:t>
-      </w:r>
-      <w:proofErr w:type="gramEnd"/>
-      <w:r>
-        <w:rPr>
-          <w:rFonts w:ascii="Times New Roman" w:hAnsi="Times New Roman"/>
-          <w:sz w:val="28"/>
-          <w:szCs w:val="28"/>
-        </w:rPr>
-        <w:t xml:space="preserve"> чем особенность алгоритма двоичного поиска и какова его временная</w:t>
+      <w:r>
+        <w:rPr>
+          <w:rFonts w:ascii="Times New Roman" w:hAnsi="Times New Roman"/>
+          <w:sz w:val="28"/>
+          <w:szCs w:val="28"/>
+        </w:rPr>
+        <w:t>В чем особенность алгоритма двоичного поиска и какова его временная</w:t>
       </w:r>
       <w:r>
         <w:rPr>
@@ -1582,25 +1573,7 @@
           <w:sz w:val="28"/>
           <w:szCs w:val="28"/>
         </w:rPr>
-        <w:t xml:space="preserve">Особенность: массив должен быть отсортирован. На каждом шаге диапазон поиска делится пополам. Временная сложность: </w:t>
-      </w:r>
-      <w:proofErr w:type="gramStart"/>
-      <w:r>
-        <w:rPr>
-          <w:rFonts w:ascii="Times New Roman" w:hAnsi="Times New Roman"/>
-          <w:sz w:val="28"/>
-          <w:szCs w:val="28"/>
-        </w:rPr>
-        <w:t>O(</w:t>
-      </w:r>
-      <w:proofErr w:type="gramEnd"/>
-      <w:r>
-        <w:rPr>
-          <w:rFonts w:ascii="Times New Roman" w:hAnsi="Times New Roman"/>
-          <w:sz w:val="28"/>
-          <w:szCs w:val="28"/>
-        </w:rPr>
-        <w:t>log n).</w:t>
+        <w:t>Особенность: массив должен быть отсортирован. На каждом шаге диапазон поиска делится пополам. Временная сложность: O(log n).</w:t>
       </w:r>
     </w:p>
     <w:p>
@@ -1652,23 +1625,13 @@
         </w:rPr>
         <w:t xml:space="preserve"> </w:t>
       </w:r>
-      <w:proofErr w:type="gramStart"/>
-      <w:r>
-        <w:rPr>
-          <w:rFonts w:ascii="Times New Roman" w:hAnsi="Times New Roman"/>
-          <w:sz w:val="28"/>
-          <w:szCs w:val="28"/>
-        </w:rPr>
-        <w:t>В</w:t>
-      </w:r>
-      <w:proofErr w:type="gramEnd"/>
-      <w:r>
-        <w:rPr>
-          <w:rFonts w:ascii="Times New Roman" w:hAnsi="Times New Roman"/>
-          <w:sz w:val="28"/>
-          <w:szCs w:val="28"/>
-        </w:rPr>
-        <w:t xml:space="preserve"> чем особенность алгоритма поиска прыжками и какова его временная</w:t>
+      <w:r>
+        <w:rPr>
+          <w:rFonts w:ascii="Times New Roman" w:hAnsi="Times New Roman"/>
+          <w:sz w:val="28"/>
+          <w:szCs w:val="28"/>
+        </w:rPr>
+        <w:t>В чем особенность алгоритма поиска прыжками и какова его временная</w:t>
       </w:r>
       <w:r>
         <w:rPr>
@@ -3150,16 +3113,7 @@
           <w:rFonts w:ascii="Times New Roman" w:hAnsi="Times New Roman"/>
           <w:sz w:val="28"/>
         </w:rPr>
-        <w:t>В ходе выполнения работы освоена разработка рекурсивных функций на языке C# и методика оценки их временн</w:t>
-      </w:r>
-      <w:bookmarkStart w:id="1" w:name="_GoBack"/>
-      <w:bookmarkEnd w:id="1"/>
-      <w:r>
-        <w:rPr>
-          <w:rFonts w:ascii="Times New Roman" w:hAnsi="Times New Roman"/>
-          <w:sz w:val="28"/>
-        </w:rPr>
-        <w:t>ой и пространственной сложности.</w:t>
+        <w:t>В ходе выполнения работы освоена разработка рекурсивных функций на языке C# и методика оценки их временной и пространственной сложности.</w:t>
       </w:r>
     </w:p>
     <w:p>
@@ -4290,25 +4244,7 @@
           <w:sz w:val="28"/>
           <w:szCs w:val="28"/>
         </w:rPr>
-        <w:t xml:space="preserve">2.6 </w:t>
-      </w:r>
-      <w:proofErr w:type="gramStart"/>
-      <w:r>
-        <w:rPr>
-          <w:rFonts w:ascii="Times New Roman" w:hAnsi="Times New Roman"/>
-          <w:sz w:val="28"/>
-          <w:szCs w:val="28"/>
-        </w:rPr>
-        <w:t>В</w:t>
-      </w:r>
-      <w:proofErr w:type="gramEnd"/>
-      <w:r>
-        <w:rPr>
-          <w:rFonts w:ascii="Times New Roman" w:hAnsi="Times New Roman"/>
-          <w:sz w:val="28"/>
-          <w:szCs w:val="28"/>
-        </w:rPr>
-        <w:t xml:space="preserve"> чем отличие вызова статических членов классов от членов экземпляра</w:t>
+        <w:t>2.6 В чем отличие вызова статических членов классов от членов экземпляра</w:t>
       </w:r>
     </w:p>
     <w:p>
@@ -5370,7 +5306,6 @@
         </w:rPr>
         <w:t xml:space="preserve">+, </w:t>
       </w:r>
-      <w:proofErr w:type="gramStart"/>
       <w:r>
         <w:rPr>
           <w:rFonts w:ascii="Times New Roman" w:hAnsi="Times New Roman"/>
@@ -5385,16 +5320,7 @@
           <w:sz w:val="28"/>
           <w:szCs w:val="28"/>
         </w:rPr>
-        <w:t>, !,</w:t>
-      </w:r>
-      <w:proofErr w:type="gramEnd"/>
-      <w:r>
-        <w:rPr>
-          <w:rFonts w:ascii="Times New Roman" w:hAnsi="Times New Roman"/>
-          <w:sz w:val="28"/>
-          <w:szCs w:val="28"/>
-        </w:rPr>
-        <w:t xml:space="preserve"> ~, ++, </w:t>
+        <w:t xml:space="preserve">, !, ~, ++, </w:t>
       </w:r>
       <w:r>
         <w:rPr>
@@ -5629,27 +5555,7 @@
           <w:szCs w:val="28"/>
           <w:lang w:eastAsia="ru-RU"/>
         </w:rPr>
-        <w:t xml:space="preserve">Операторы сравнения: == </w:t>
-      </w:r>
-      <w:proofErr w:type="gramStart"/>
-      <w:r>
-        <w:rPr>
-          <w:rFonts w:ascii="Times New Roman" w:eastAsia="Lucida Sans Unicode" w:hAnsi="Times New Roman" w:cs="Times New Roman"/>
-          <w:sz w:val="28"/>
-          <w:szCs w:val="28"/>
-          <w:lang w:eastAsia="ru-RU"/>
-        </w:rPr>
-        <w:t>и !</w:t>
-      </w:r>
-      <w:proofErr w:type="gramEnd"/>
-      <w:r>
-        <w:rPr>
-          <w:rFonts w:ascii="Times New Roman" w:eastAsia="Lucida Sans Unicode" w:hAnsi="Times New Roman" w:cs="Times New Roman"/>
-          <w:sz w:val="28"/>
-          <w:szCs w:val="28"/>
-          <w:lang w:eastAsia="ru-RU"/>
-        </w:rPr>
-        <w:t>=, а также &lt; и &gt;, &lt;= и &gt;=. Если перегружен один из пары, необходимо перегрузить и второ</w:t>
+        <w:t>Операторы сравнения: == и !=, а также &lt; и &gt;, &lt;= и &gt;=. Если перегружен один из пары, необходимо перегрузить и второ</w:t>
       </w:r>
       <w:r>
         <w:rPr>
@@ -6747,25 +6653,7 @@
           <w:sz w:val="28"/>
           <w:szCs w:val="28"/>
         </w:rPr>
-        <w:t>Для реализации сравнения объектов (определения порядка: больше, меньше, равно). Используется при сортировке, например, в методах Array.Sort или List&lt;T</w:t>
-      </w:r>
-      <w:proofErr w:type="gramStart"/>
-      <w:r>
-        <w:rPr>
-          <w:rFonts w:ascii="Times New Roman" w:hAnsi="Times New Roman"/>
-          <w:sz w:val="28"/>
-          <w:szCs w:val="28"/>
-        </w:rPr>
-        <w:t>&gt;.Sort</w:t>
-      </w:r>
-      <w:proofErr w:type="gramEnd"/>
-      <w:r>
-        <w:rPr>
-          <w:rFonts w:ascii="Times New Roman" w:hAnsi="Times New Roman"/>
-          <w:sz w:val="28"/>
-          <w:szCs w:val="28"/>
-        </w:rPr>
-        <w:t>.</w:t>
+        <w:t>Для реализации сравнения объектов (определения порядка: больше, меньше, равно). Используется при сортировке, например, в методах Array.Sort или List&lt;T&gt;.Sort.</w:t>
       </w:r>
     </w:p>
     <w:p>
@@ -6835,87 +6723,51 @@
           <w:sz w:val="28"/>
           <w:szCs w:val="28"/>
         </w:rPr>
-        <w:t xml:space="preserve">Для определения метода </w:t>
-      </w:r>
-      <w:proofErr w:type="gramStart"/>
-      <w:r>
-        <w:rPr>
-          <w:rFonts w:ascii="Times New Roman" w:hAnsi="Times New Roman"/>
-          <w:sz w:val="28"/>
-          <w:szCs w:val="28"/>
-        </w:rPr>
-        <w:t>Equals(</w:t>
-      </w:r>
-      <w:proofErr w:type="gramEnd"/>
-      <w:r>
-        <w:rPr>
-          <w:rFonts w:ascii="Times New Roman" w:hAnsi="Times New Roman"/>
-          <w:sz w:val="28"/>
-          <w:szCs w:val="28"/>
-        </w:rPr>
-        <w:t>T other), позволяющего сравнивать объекты одного типа без приведения к object, что повышает производительность и типобезопасность.</w:t>
-      </w:r>
-    </w:p>
-    <w:p>
-      <w:pPr>
-        <w:pStyle w:val="Standard"/>
-        <w:tabs>
-          <w:tab w:val="clear" w:pos="709"/>
-          <w:tab w:val="left" w:pos="1134"/>
-        </w:tabs>
-        <w:spacing w:line="100" w:lineRule="atLeast"/>
-        <w:ind w:firstLine="567"/>
-        <w:jc w:val="both"/>
-        <w:outlineLvl w:val="9"/>
-        <w:rPr>
-          <w:rFonts w:ascii="Times New Roman" w:hAnsi="Times New Roman"/>
-          <w:sz w:val="28"/>
-          <w:szCs w:val="28"/>
-        </w:rPr>
-      </w:pPr>
-    </w:p>
-    <w:p>
-      <w:pPr>
-        <w:pStyle w:val="Standard"/>
-        <w:tabs>
-          <w:tab w:val="clear" w:pos="709"/>
-          <w:tab w:val="left" w:pos="1134"/>
-        </w:tabs>
-        <w:spacing w:line="100" w:lineRule="atLeast"/>
-        <w:ind w:firstLine="567"/>
-        <w:jc w:val="both"/>
-        <w:outlineLvl w:val="9"/>
-        <w:rPr>
-          <w:rFonts w:ascii="Times New Roman" w:hAnsi="Times New Roman"/>
-          <w:sz w:val="28"/>
-          <w:szCs w:val="28"/>
-        </w:rPr>
-      </w:pPr>
-      <w:r>
-        <w:rPr>
-          <w:rFonts w:ascii="Times New Roman" w:hAnsi="Times New Roman"/>
-          <w:sz w:val="28"/>
-          <w:szCs w:val="28"/>
-        </w:rPr>
-        <w:t xml:space="preserve">2.3 </w:t>
-      </w:r>
-      <w:proofErr w:type="gramStart"/>
-      <w:r>
-        <w:rPr>
-          <w:rFonts w:ascii="Times New Roman" w:hAnsi="Times New Roman"/>
-          <w:sz w:val="28"/>
-          <w:szCs w:val="28"/>
-        </w:rPr>
-        <w:t>В</w:t>
-      </w:r>
-      <w:proofErr w:type="gramEnd"/>
-      <w:r>
-        <w:rPr>
-          <w:rFonts w:ascii="Times New Roman" w:hAnsi="Times New Roman"/>
-          <w:sz w:val="28"/>
-          <w:szCs w:val="28"/>
-        </w:rPr>
-        <w:t xml:space="preserve"> чем отличие между обобщенным и необобщенным интерфейсами?</w:t>
+        <w:t>Для определения метода Equals(T other), позволяющего сравнивать объекты одного типа без приведения к object, что повышает производительность и типобезопасность.</w:t>
+      </w:r>
+    </w:p>
+    <w:p>
+      <w:pPr>
+        <w:pStyle w:val="Standard"/>
+        <w:tabs>
+          <w:tab w:val="clear" w:pos="709"/>
+          <w:tab w:val="left" w:pos="1134"/>
+        </w:tabs>
+        <w:spacing w:line="100" w:lineRule="atLeast"/>
+        <w:ind w:firstLine="567"/>
+        <w:jc w:val="both"/>
+        <w:outlineLvl w:val="9"/>
+        <w:rPr>
+          <w:rFonts w:ascii="Times New Roman" w:hAnsi="Times New Roman"/>
+          <w:sz w:val="28"/>
+          <w:szCs w:val="28"/>
+        </w:rPr>
+      </w:pPr>
+    </w:p>
+    <w:p>
+      <w:pPr>
+        <w:pStyle w:val="Standard"/>
+        <w:tabs>
+          <w:tab w:val="clear" w:pos="709"/>
+          <w:tab w:val="left" w:pos="1134"/>
+        </w:tabs>
+        <w:spacing w:line="100" w:lineRule="atLeast"/>
+        <w:ind w:firstLine="567"/>
+        <w:jc w:val="both"/>
+        <w:outlineLvl w:val="9"/>
+        <w:rPr>
+          <w:rFonts w:ascii="Times New Roman" w:hAnsi="Times New Roman"/>
+          <w:sz w:val="28"/>
+          <w:szCs w:val="28"/>
+        </w:rPr>
+      </w:pPr>
+      <w:r>
+        <w:rPr>
+          <w:rFonts w:ascii="Times New Roman" w:hAnsi="Times New Roman"/>
+          <w:sz w:val="28"/>
+          <w:szCs w:val="28"/>
+        </w:rPr>
+        <w:t>2.3 В чем отличие между обобщенным и необобщенным интерфейсами?</w:t>
       </w:r>
     </w:p>
     <w:p>
@@ -7566,25 +7418,7 @@
           <w:sz w:val="28"/>
           <w:szCs w:val="28"/>
         </w:rPr>
-        <w:t xml:space="preserve">    Тип ИмяСвойства </w:t>
-      </w:r>
-      <w:proofErr w:type="gramStart"/>
-      <w:r>
-        <w:rPr>
-          <w:rFonts w:ascii="Times New Roman" w:hAnsi="Times New Roman"/>
-          <w:sz w:val="28"/>
-          <w:szCs w:val="28"/>
-        </w:rPr>
-        <w:t>{ get</w:t>
-      </w:r>
-      <w:proofErr w:type="gramEnd"/>
-      <w:r>
-        <w:rPr>
-          <w:rFonts w:ascii="Times New Roman" w:hAnsi="Times New Roman"/>
-          <w:sz w:val="28"/>
-          <w:szCs w:val="28"/>
-        </w:rPr>
-        <w:t>; set; }</w:t>
+        <w:t xml:space="preserve">    Тип ИмяСвойства { get; set; }</w:t>
       </w:r>
     </w:p>
     <w:p>
@@ -7963,25 +7797,7 @@
           <w:sz w:val="28"/>
           <w:szCs w:val="28"/>
         </w:rPr>
-        <w:t xml:space="preserve">2.1 </w:t>
-      </w:r>
-      <w:proofErr w:type="gramStart"/>
-      <w:r>
-        <w:rPr>
-          <w:rFonts w:ascii="Times New Roman" w:hAnsi="Times New Roman"/>
-          <w:sz w:val="28"/>
-          <w:szCs w:val="28"/>
-        </w:rPr>
-        <w:t>В</w:t>
-      </w:r>
-      <w:proofErr w:type="gramEnd"/>
-      <w:r>
-        <w:rPr>
-          <w:rFonts w:ascii="Times New Roman" w:hAnsi="Times New Roman"/>
-          <w:sz w:val="28"/>
-          <w:szCs w:val="28"/>
-        </w:rPr>
-        <w:t xml:space="preserve"> какой области памяти хранятся типы значения?</w:t>
+        <w:t>2.1 В какой области памяти хранятся типы значения?</w:t>
       </w:r>
     </w:p>
     <w:p>
@@ -8431,25 +8247,7 @@
           <w:sz w:val="28"/>
           <w:szCs w:val="28"/>
         </w:rPr>
-        <w:t xml:space="preserve"> ссылочный или значимый тип (record struct), предназначенный для неизменяемых (immutable) данных, с автоматическим синтезом методов сравнения, </w:t>
-      </w:r>
-      <w:proofErr w:type="gramStart"/>
-      <w:r>
-        <w:rPr>
-          <w:rFonts w:ascii="Times New Roman" w:hAnsi="Times New Roman"/>
-          <w:sz w:val="28"/>
-          <w:szCs w:val="28"/>
-        </w:rPr>
-        <w:t>ToString(</w:t>
-      </w:r>
-      <w:proofErr w:type="gramEnd"/>
-      <w:r>
-        <w:rPr>
-          <w:rFonts w:ascii="Times New Roman" w:hAnsi="Times New Roman"/>
-          <w:sz w:val="28"/>
-          <w:szCs w:val="28"/>
-        </w:rPr>
-        <w:t>) и поддержкой позиционного синтаксиса (with</w:t>
+        <w:t xml:space="preserve"> ссылочный или значимый тип (record struct), предназначенный для неизменяемых (immutable) данных, с автоматическим синтезом методов сравнения, ToString() и поддержкой позиционного синтаксиса (with</w:t>
       </w:r>
       <w:r>
         <w:rPr>
@@ -9038,25 +8836,7 @@
           <w:sz w:val="28"/>
           <w:szCs w:val="28"/>
         </w:rPr>
-        <w:t xml:space="preserve">По индексу через квадратные скобки: myList[индекс], либо с помощью методов </w:t>
-      </w:r>
-      <w:proofErr w:type="gramStart"/>
-      <w:r>
-        <w:rPr>
-          <w:rFonts w:ascii="Times New Roman" w:hAnsi="Times New Roman"/>
-          <w:sz w:val="28"/>
-          <w:szCs w:val="28"/>
-        </w:rPr>
-        <w:t>ElementAt(</w:t>
-      </w:r>
-      <w:proofErr w:type="gramEnd"/>
-      <w:r>
-        <w:rPr>
-          <w:rFonts w:ascii="Times New Roman" w:hAnsi="Times New Roman"/>
-          <w:sz w:val="28"/>
-          <w:szCs w:val="28"/>
-        </w:rPr>
-        <w:t>), Find(), First() и т.д.</w:t>
+        <w:t>По индексу через квадратные скобки: myList[индекс], либо с помощью методов ElementAt(), Find(), First() и т.д.</w:t>
       </w:r>
     </w:p>
     <w:p>
@@ -9279,25 +9059,7 @@
           <w:sz w:val="28"/>
           <w:szCs w:val="28"/>
         </w:rPr>
-        <w:t xml:space="preserve">Через ключ в квадратных скобках: myDict[ключ] (если ключ существует) или с помощью методов </w:t>
-      </w:r>
-      <w:proofErr w:type="gramStart"/>
-      <w:r>
-        <w:rPr>
-          <w:rFonts w:ascii="Times New Roman" w:hAnsi="Times New Roman"/>
-          <w:sz w:val="28"/>
-          <w:szCs w:val="28"/>
-        </w:rPr>
-        <w:t>TryGetValue(</w:t>
-      </w:r>
-      <w:proofErr w:type="gramEnd"/>
-      <w:r>
-        <w:rPr>
-          <w:rFonts w:ascii="Times New Roman" w:hAnsi="Times New Roman"/>
-          <w:sz w:val="28"/>
-          <w:szCs w:val="28"/>
-        </w:rPr>
-        <w:t>), ContainsKey(), ElementAt() (для доступа по индексу пары).</w:t>
+        <w:t>Через ключ в квадратных скобках: myDict[ключ] (если ключ существует) или с помощью методов TryGetValue(), ContainsKey(), ElementAt() (для доступа по индексу пары).</w:t>
       </w:r>
     </w:p>
     <w:p>
@@ -9368,23 +9130,7 @@
           <w:rFonts w:ascii="Times New Roman" w:hAnsi="Times New Roman"/>
           <w:sz w:val="28"/>
         </w:rPr>
-        <w:t xml:space="preserve">Научился создавать и использовать List&lt;T&gt; и </w:t>
-      </w:r>
-      <w:proofErr w:type="gramStart"/>
-      <w:r>
-        <w:rPr>
-          <w:rFonts w:ascii="Times New Roman" w:hAnsi="Times New Roman"/>
-          <w:sz w:val="28"/>
-        </w:rPr>
-        <w:t>Dictionary&lt;</w:t>
-      </w:r>
-      <w:proofErr w:type="gramEnd"/>
-      <w:r>
-        <w:rPr>
-          <w:rFonts w:ascii="Times New Roman" w:hAnsi="Times New Roman"/>
-          <w:sz w:val="28"/>
-        </w:rPr>
-        <w:t>TKey, TValue&gt; в C#. Понял преимущества обобщенных коллекций: типобезопасность и отсутствие упаковки.</w:t>
+        <w:t>Научился создавать и использовать List&lt;T&gt; и Dictionary&lt;TKey, TValue&gt; в C#. Понял преимущества обобщенных коллекций: типобезопасность и отсутствие упаковки.</w:t>
       </w:r>
     </w:p>
     <w:p>
@@ -9778,85 +9524,49 @@
           <w:sz w:val="28"/>
           <w:szCs w:val="28"/>
         </w:rPr>
-        <w:t>Сравнение (==</w:t>
-      </w:r>
-      <w:proofErr w:type="gramStart"/>
-      <w:r>
-        <w:rPr>
-          <w:rFonts w:ascii="Times New Roman" w:hAnsi="Times New Roman"/>
-          <w:sz w:val="28"/>
-          <w:szCs w:val="28"/>
-        </w:rPr>
-        <w:t>, !</w:t>
-      </w:r>
-      <w:proofErr w:type="gramEnd"/>
-      <w:r>
-        <w:rPr>
-          <w:rFonts w:ascii="Times New Roman" w:hAnsi="Times New Roman"/>
-          <w:sz w:val="28"/>
-          <w:szCs w:val="28"/>
-        </w:rPr>
-        <w:t>=, Equals), конкатенация (+), индексация ([i]), проверка длины (Length), методы преобразования (ToLower, Substring, Replace, Split, Contains и др.).</w:t>
-      </w:r>
-    </w:p>
-    <w:p>
-      <w:pPr>
-        <w:pStyle w:val="Standard"/>
-        <w:tabs>
-          <w:tab w:val="clear" w:pos="709"/>
-          <w:tab w:val="left" w:pos="1134"/>
-        </w:tabs>
-        <w:spacing w:line="100" w:lineRule="atLeast"/>
-        <w:ind w:firstLine="567"/>
-        <w:jc w:val="both"/>
-        <w:outlineLvl w:val="9"/>
-        <w:rPr>
-          <w:rFonts w:ascii="Times New Roman" w:hAnsi="Times New Roman"/>
-          <w:sz w:val="28"/>
-          <w:szCs w:val="28"/>
-        </w:rPr>
-      </w:pPr>
-    </w:p>
-    <w:p>
-      <w:pPr>
-        <w:pStyle w:val="Standard"/>
-        <w:tabs>
-          <w:tab w:val="left" w:pos="1134"/>
-        </w:tabs>
-        <w:spacing w:line="100" w:lineRule="atLeast"/>
-        <w:ind w:firstLine="567"/>
-        <w:jc w:val="both"/>
-        <w:rPr>
-          <w:rFonts w:ascii="Times New Roman" w:hAnsi="Times New Roman"/>
-          <w:sz w:val="28"/>
-          <w:szCs w:val="28"/>
-        </w:rPr>
-      </w:pPr>
-      <w:r>
-        <w:rPr>
-          <w:rFonts w:ascii="Times New Roman" w:hAnsi="Times New Roman"/>
-          <w:sz w:val="28"/>
-          <w:szCs w:val="28"/>
-        </w:rPr>
-        <w:t xml:space="preserve">2.3 </w:t>
-      </w:r>
-      <w:proofErr w:type="gramStart"/>
-      <w:r>
-        <w:rPr>
-          <w:rFonts w:ascii="Times New Roman" w:hAnsi="Times New Roman"/>
-          <w:sz w:val="28"/>
-          <w:szCs w:val="28"/>
-        </w:rPr>
-        <w:t>В</w:t>
-      </w:r>
-      <w:proofErr w:type="gramEnd"/>
-      <w:r>
-        <w:rPr>
-          <w:rFonts w:ascii="Times New Roman" w:hAnsi="Times New Roman"/>
-          <w:sz w:val="28"/>
-          <w:szCs w:val="28"/>
-        </w:rPr>
-        <w:t xml:space="preserve"> чем отличие переменной типа string от массива символов?</w:t>
+        <w:t>Сравнение (==, !=, Equals), конкатенация (+), индексация ([i]), проверка длины (Length), методы преобразования (ToLower, Substring, Replace, Split, Contains и др.).</w:t>
+      </w:r>
+    </w:p>
+    <w:p>
+      <w:pPr>
+        <w:pStyle w:val="Standard"/>
+        <w:tabs>
+          <w:tab w:val="clear" w:pos="709"/>
+          <w:tab w:val="left" w:pos="1134"/>
+        </w:tabs>
+        <w:spacing w:line="100" w:lineRule="atLeast"/>
+        <w:ind w:firstLine="567"/>
+        <w:jc w:val="both"/>
+        <w:outlineLvl w:val="9"/>
+        <w:rPr>
+          <w:rFonts w:ascii="Times New Roman" w:hAnsi="Times New Roman"/>
+          <w:sz w:val="28"/>
+          <w:szCs w:val="28"/>
+        </w:rPr>
+      </w:pPr>
+    </w:p>
+    <w:p>
+      <w:pPr>
+        <w:pStyle w:val="Standard"/>
+        <w:tabs>
+          <w:tab w:val="left" w:pos="1134"/>
+        </w:tabs>
+        <w:spacing w:line="100" w:lineRule="atLeast"/>
+        <w:ind w:firstLine="567"/>
+        <w:jc w:val="both"/>
+        <w:rPr>
+          <w:rFonts w:ascii="Times New Roman" w:hAnsi="Times New Roman"/>
+          <w:sz w:val="28"/>
+          <w:szCs w:val="28"/>
+        </w:rPr>
+      </w:pPr>
+      <w:r>
+        <w:rPr>
+          <w:rFonts w:ascii="Times New Roman" w:hAnsi="Times New Roman"/>
+          <w:sz w:val="28"/>
+          <w:szCs w:val="28"/>
+        </w:rPr>
+        <w:t>2.3 В чем отличие переменной типа string от массива символов?</w:t>
       </w:r>
     </w:p>
     <w:p>
@@ -9898,25 +9608,7 @@
           <w:sz w:val="28"/>
           <w:szCs w:val="28"/>
         </w:rPr>
-        <w:t xml:space="preserve"> неизменяемый (immutable) ссылочный тип со встроенными методами для работы со строками. Массив </w:t>
-      </w:r>
-      <w:proofErr w:type="gramStart"/>
-      <w:r>
-        <w:rPr>
-          <w:rFonts w:ascii="Times New Roman" w:hAnsi="Times New Roman"/>
-          <w:sz w:val="28"/>
-          <w:szCs w:val="28"/>
-        </w:rPr>
-        <w:t>char[</w:t>
-      </w:r>
-      <w:proofErr w:type="gramEnd"/>
-      <w:r>
-        <w:rPr>
-          <w:rFonts w:ascii="Times New Roman" w:hAnsi="Times New Roman"/>
-          <w:sz w:val="28"/>
-          <w:szCs w:val="28"/>
-        </w:rPr>
-        <w:t xml:space="preserve">] </w:t>
+        <w:t xml:space="preserve"> неизменяемый (immutable) ссылочный тип со встроенными методами для работы со строками. Массив char[] </w:t>
       </w:r>
       <w:r>
         <w:rPr>
@@ -10666,25 +10358,7 @@
           <w:sz w:val="28"/>
           <w:szCs w:val="28"/>
         </w:rPr>
-        <w:t xml:space="preserve">Для работы с регулярными выражениями в C#: методы </w:t>
-      </w:r>
-      <w:proofErr w:type="gramStart"/>
-      <w:r>
-        <w:rPr>
-          <w:rFonts w:ascii="Times New Roman" w:hAnsi="Times New Roman"/>
-          <w:sz w:val="28"/>
-          <w:szCs w:val="28"/>
-        </w:rPr>
-        <w:t>IsMatch(</w:t>
-      </w:r>
-      <w:proofErr w:type="gramEnd"/>
-      <w:r>
-        <w:rPr>
-          <w:rFonts w:ascii="Times New Roman" w:hAnsi="Times New Roman"/>
-          <w:sz w:val="28"/>
-          <w:szCs w:val="28"/>
-        </w:rPr>
-        <w:t>), Match(), Matches(), Replace(), Split().</w:t>
+        <w:t>Для работы с регулярными выражениями в C#: методы IsMatch(), Match(), Matches(), Replace(), Split().</w:t>
       </w:r>
     </w:p>
     <w:p>
@@ -10762,25 +10436,7 @@
           <w:sz w:val="28"/>
           <w:szCs w:val="28"/>
         </w:rPr>
-        <w:t xml:space="preserve">Создать объект Regex с шаблоном, вызвать </w:t>
-      </w:r>
-      <w:proofErr w:type="gramStart"/>
-      <w:r>
-        <w:rPr>
-          <w:rFonts w:ascii="Times New Roman" w:hAnsi="Times New Roman"/>
-          <w:sz w:val="28"/>
-          <w:szCs w:val="28"/>
-        </w:rPr>
-        <w:t>Match(</w:t>
-      </w:r>
-      <w:proofErr w:type="gramEnd"/>
-      <w:r>
-        <w:rPr>
-          <w:rFonts w:ascii="Times New Roman" w:hAnsi="Times New Roman"/>
-          <w:sz w:val="28"/>
-          <w:szCs w:val="28"/>
-        </w:rPr>
-        <w:t>) (первое вхождение) или Matches() (все вхождения), затем из результата получить значение, позицию и длину найденной подстроки.</w:t>
+        <w:t>Создать объект Regex с шаблоном, вызвать Match() (первое вхождение) или Matches() (все вхождения), затем из результата получить значение, позицию и длину найденной подстроки.</w:t>
       </w:r>
     </w:p>
     <w:p>
@@ -10858,25 +10514,7 @@
           <w:sz w:val="28"/>
           <w:szCs w:val="28"/>
         </w:rPr>
-        <w:t xml:space="preserve">Создать объект Regex с шаблоном, вызвать метод </w:t>
-      </w:r>
-      <w:proofErr w:type="gramStart"/>
-      <w:r>
-        <w:rPr>
-          <w:rFonts w:ascii="Times New Roman" w:hAnsi="Times New Roman"/>
-          <w:sz w:val="28"/>
-          <w:szCs w:val="28"/>
-        </w:rPr>
-        <w:t>Replace(</w:t>
-      </w:r>
-      <w:proofErr w:type="gramEnd"/>
-      <w:r>
-        <w:rPr>
-          <w:rFonts w:ascii="Times New Roman" w:hAnsi="Times New Roman"/>
-          <w:sz w:val="28"/>
-          <w:szCs w:val="28"/>
-        </w:rPr>
-        <w:t>исходная_строка, строка_замены), получить новую строку с замененными фрагментами.</w:t>
+        <w:t>Создать объект Regex с шаблоном, вызвать метод Replace(исходная_строка, строка_замены), получить новую строку с замененными фрагментами.</w:t>
       </w:r>
     </w:p>
     <w:p>
@@ -10968,25 +10606,7 @@
           <w:sz w:val="28"/>
           <w:szCs w:val="28"/>
         </w:rPr>
-        <w:t>Чтобы экранировать служебные символы (</w:t>
-      </w:r>
-      <w:proofErr w:type="gramStart"/>
-      <w:r>
-        <w:rPr>
-          <w:rFonts w:ascii="Times New Roman" w:hAnsi="Times New Roman"/>
-          <w:sz w:val="28"/>
-          <w:szCs w:val="28"/>
-        </w:rPr>
-        <w:t>\.,</w:t>
-      </w:r>
-      <w:proofErr w:type="gramEnd"/>
-      <w:r>
-        <w:rPr>
-          <w:rFonts w:ascii="Times New Roman" w:hAnsi="Times New Roman"/>
-          <w:sz w:val="28"/>
-          <w:szCs w:val="28"/>
-        </w:rPr>
-        <w:t xml:space="preserve"> \*, \+, \? и др.), интерпретируя их как обычные символы, а не как часть синтаксиса.</w:t>
+        <w:t>Чтобы экранировать служебные символы (\., \*, \+, \? и др.), интерпретируя их как обычные символы, а не как часть синтаксиса.</w:t>
       </w:r>
     </w:p>
     <w:p>
@@ -11142,43 +10762,7 @@
           <w:sz w:val="28"/>
           <w:szCs w:val="28"/>
         </w:rPr>
-        <w:t>Для указания количества повторений символа или группы: * (0 и более), + (1 и более)</w:t>
-      </w:r>
-      <w:proofErr w:type="gramStart"/>
-      <w:r>
-        <w:rPr>
-          <w:rFonts w:ascii="Times New Roman" w:hAnsi="Times New Roman"/>
-          <w:sz w:val="28"/>
-          <w:szCs w:val="28"/>
-        </w:rPr>
-        <w:t>, ?</w:t>
-      </w:r>
-      <w:proofErr w:type="gramEnd"/>
-      <w:r>
-        <w:rPr>
-          <w:rFonts w:ascii="Times New Roman" w:hAnsi="Times New Roman"/>
-          <w:sz w:val="28"/>
-          <w:szCs w:val="28"/>
-        </w:rPr>
-        <w:t xml:space="preserve"> (0 или 1), {</w:t>
-      </w:r>
-      <w:proofErr w:type="gramStart"/>
-      <w:r>
-        <w:rPr>
-          <w:rFonts w:ascii="Times New Roman" w:hAnsi="Times New Roman"/>
-          <w:sz w:val="28"/>
-          <w:szCs w:val="28"/>
-        </w:rPr>
-        <w:t>n,m</w:t>
-      </w:r>
-      <w:proofErr w:type="gramEnd"/>
-      <w:r>
-        <w:rPr>
-          <w:rFonts w:ascii="Times New Roman" w:hAnsi="Times New Roman"/>
-          <w:sz w:val="28"/>
-          <w:szCs w:val="28"/>
-        </w:rPr>
-        <w:t>} (от n до m раз).</w:t>
+        <w:t>Для указания количества повторений символа или группы: * (0 и более), + (1 и более), ? (0 или 1), {n,m} (от n до m раз).</w:t>
       </w:r>
     </w:p>
     <w:p>
@@ -11604,69 +11188,33 @@
           <w:sz w:val="28"/>
           <w:szCs w:val="28"/>
         </w:rPr>
-        <w:t xml:space="preserve">2.3 Какие существуют способы вызова метода </w:t>
-      </w:r>
-      <w:proofErr w:type="gramStart"/>
-      <w:r>
-        <w:rPr>
-          <w:rFonts w:ascii="Times New Roman" w:hAnsi="Times New Roman"/>
-          <w:sz w:val="28"/>
-          <w:szCs w:val="28"/>
-        </w:rPr>
-        <w:t>через делегат</w:t>
-      </w:r>
-      <w:proofErr w:type="gramEnd"/>
-      <w:r>
-        <w:rPr>
-          <w:rFonts w:ascii="Times New Roman" w:hAnsi="Times New Roman"/>
-          <w:sz w:val="28"/>
-          <w:szCs w:val="28"/>
-        </w:rPr>
-        <w:t>?</w:t>
-      </w:r>
-    </w:p>
-    <w:p>
-      <w:pPr>
-        <w:pStyle w:val="Standard"/>
-        <w:tabs>
-          <w:tab w:val="clear" w:pos="709"/>
-          <w:tab w:val="left" w:pos="1134"/>
-        </w:tabs>
-        <w:spacing w:line="100" w:lineRule="atLeast"/>
-        <w:ind w:firstLine="567"/>
-        <w:jc w:val="both"/>
-        <w:outlineLvl w:val="9"/>
-        <w:rPr>
-          <w:rFonts w:ascii="Times New Roman" w:hAnsi="Times New Roman"/>
-          <w:sz w:val="28"/>
-          <w:szCs w:val="28"/>
-        </w:rPr>
-      </w:pPr>
-      <w:r>
-        <w:rPr>
-          <w:rFonts w:ascii="Times New Roman" w:hAnsi="Times New Roman"/>
-          <w:sz w:val="28"/>
-          <w:szCs w:val="28"/>
-        </w:rPr>
-        <w:t xml:space="preserve">Прямой вызов (делегат(аргументы)), через метод </w:t>
-      </w:r>
-      <w:proofErr w:type="gramStart"/>
-      <w:r>
-        <w:rPr>
-          <w:rFonts w:ascii="Times New Roman" w:hAnsi="Times New Roman"/>
-          <w:sz w:val="28"/>
-          <w:szCs w:val="28"/>
-        </w:rPr>
-        <w:t>Invoke(</w:t>
-      </w:r>
-      <w:proofErr w:type="gramEnd"/>
-      <w:r>
-        <w:rPr>
-          <w:rFonts w:ascii="Times New Roman" w:hAnsi="Times New Roman"/>
-          <w:sz w:val="28"/>
-          <w:szCs w:val="28"/>
-        </w:rPr>
-        <w:t xml:space="preserve">) (делегат.Invoke(аргументы)) и автоматически </w:t>
+        <w:t>2.3 Какие существуют способы вызова метода через делегат?</w:t>
+      </w:r>
+    </w:p>
+    <w:p>
+      <w:pPr>
+        <w:pStyle w:val="Standard"/>
+        <w:tabs>
+          <w:tab w:val="clear" w:pos="709"/>
+          <w:tab w:val="left" w:pos="1134"/>
+        </w:tabs>
+        <w:spacing w:line="100" w:lineRule="atLeast"/>
+        <w:ind w:firstLine="567"/>
+        <w:jc w:val="both"/>
+        <w:outlineLvl w:val="9"/>
+        <w:rPr>
+          <w:rFonts w:ascii="Times New Roman" w:hAnsi="Times New Roman"/>
+          <w:sz w:val="28"/>
+          <w:szCs w:val="28"/>
+        </w:rPr>
+      </w:pPr>
+      <w:r>
+        <w:rPr>
+          <w:rFonts w:ascii="Times New Roman" w:hAnsi="Times New Roman"/>
+          <w:sz w:val="28"/>
+          <w:szCs w:val="28"/>
+        </w:rPr>
+        <w:t xml:space="preserve">Прямой вызов (делегат(аргументы)), через метод Invoke() (делегат.Invoke(аргументы)) и автоматически </w:t>
       </w:r>
       <w:r>
         <w:rPr>
@@ -12379,25 +11927,7 @@
           <w:sz w:val="28"/>
           <w:szCs w:val="28"/>
         </w:rPr>
-        <w:t xml:space="preserve">Создать метод, сигнатура которого соответствует делегату события, затем добавить этот метод к событию </w:t>
-      </w:r>
-      <w:proofErr w:type="gramStart"/>
-      <w:r>
-        <w:rPr>
-          <w:rFonts w:ascii="Times New Roman" w:hAnsi="Times New Roman"/>
-          <w:sz w:val="28"/>
-          <w:szCs w:val="28"/>
-        </w:rPr>
-        <w:t>через оператор</w:t>
-      </w:r>
-      <w:proofErr w:type="gramEnd"/>
-      <w:r>
-        <w:rPr>
-          <w:rFonts w:ascii="Times New Roman" w:hAnsi="Times New Roman"/>
-          <w:sz w:val="28"/>
-          <w:szCs w:val="28"/>
-        </w:rPr>
-        <w:t xml:space="preserve"> +=: myObject.MyEvent += HandlerMethod;</w:t>
+        <w:t>Создать метод, сигнатура которого соответствует делегату события, затем добавить этот метод к событию через оператор +=: myObject.MyEvent += HandlerMethod;</w:t>
       </w:r>
     </w:p>
     <w:p>
@@ -13045,25 +12575,7 @@
           <w:sz w:val="28"/>
           <w:szCs w:val="28"/>
         </w:rPr>
-        <w:t xml:space="preserve">Тип, создаваемый компилятором автоматически для хранения набора свойств. Объявляется с помощью new </w:t>
-      </w:r>
-      <w:proofErr w:type="gramStart"/>
-      <w:r>
-        <w:rPr>
-          <w:rFonts w:ascii="Times New Roman" w:hAnsi="Times New Roman"/>
-          <w:sz w:val="28"/>
-          <w:szCs w:val="28"/>
-        </w:rPr>
-        <w:t>{ Свойство</w:t>
-      </w:r>
-      <w:proofErr w:type="gramEnd"/>
-      <w:r>
-        <w:rPr>
-          <w:rFonts w:ascii="Times New Roman" w:hAnsi="Times New Roman"/>
-          <w:sz w:val="28"/>
-          <w:szCs w:val="28"/>
-        </w:rPr>
-        <w:t>1 = значение1, Свойство2 = значение2 }.</w:t>
+        <w:t>Тип, создаваемый компилятором автоматически для хранения набора свойств. Объявляется с помощью new { Свойство1 = значение1, Свойство2 = значение2 }.</w:t>
       </w:r>
     </w:p>
     <w:p>
@@ -13839,23 +13351,13 @@
         </w:rPr>
         <w:t xml:space="preserve">2.4 </w:t>
       </w:r>
-      <w:proofErr w:type="gramStart"/>
-      <w:r>
-        <w:rPr>
-          <w:rFonts w:ascii="Times New Roman" w:hAnsi="Times New Roman"/>
-          <w:sz w:val="28"/>
-          <w:szCs w:val="28"/>
-        </w:rPr>
-        <w:t>В</w:t>
-      </w:r>
-      <w:proofErr w:type="gramEnd"/>
-      <w:r>
-        <w:rPr>
-          <w:rFonts w:ascii="Times New Roman" w:hAnsi="Times New Roman"/>
-          <w:sz w:val="28"/>
-          <w:szCs w:val="28"/>
-        </w:rPr>
-        <w:t xml:space="preserve"> чем отличие между взаимосвязью «наследование» и «реализация»?</w:t>
+      <w:r>
+        <w:rPr>
+          <w:rFonts w:ascii="Times New Roman" w:hAnsi="Times New Roman"/>
+          <w:sz w:val="28"/>
+          <w:szCs w:val="28"/>
+        </w:rPr>
+        <w:t>В чем отличие между взаимосвязью «наследование» и «реализация»?</w:t>
       </w:r>
     </w:p>
     <w:p>
@@ -13959,23 +13461,13 @@
         </w:rPr>
         <w:t xml:space="preserve">2.5 </w:t>
       </w:r>
-      <w:proofErr w:type="gramStart"/>
-      <w:r>
-        <w:rPr>
-          <w:rFonts w:ascii="Times New Roman" w:hAnsi="Times New Roman"/>
-          <w:sz w:val="28"/>
-          <w:szCs w:val="28"/>
-        </w:rPr>
-        <w:t>В</w:t>
-      </w:r>
-      <w:proofErr w:type="gramEnd"/>
-      <w:r>
-        <w:rPr>
-          <w:rFonts w:ascii="Times New Roman" w:hAnsi="Times New Roman"/>
-          <w:sz w:val="28"/>
-          <w:szCs w:val="28"/>
-        </w:rPr>
-        <w:t xml:space="preserve"> чем отличие между взаимосвязью «агрегация» и «композиция»?</w:t>
+      <w:r>
+        <w:rPr>
+          <w:rFonts w:ascii="Times New Roman" w:hAnsi="Times New Roman"/>
+          <w:sz w:val="28"/>
+          <w:szCs w:val="28"/>
+        </w:rPr>
+        <w:t>В чем отличие между взаимосвязью «агрегация» и «композиция»?</w:t>
       </w:r>
     </w:p>
     <w:p>
@@ -14181,25 +13673,7 @@
           <w:sz w:val="28"/>
           <w:szCs w:val="28"/>
         </w:rPr>
-        <w:t xml:space="preserve">Множественность (кратность): 1 (ровно один), </w:t>
-      </w:r>
-      <w:proofErr w:type="gramStart"/>
-      <w:r>
-        <w:rPr>
-          <w:rFonts w:ascii="Times New Roman" w:hAnsi="Times New Roman"/>
-          <w:sz w:val="28"/>
-          <w:szCs w:val="28"/>
-        </w:rPr>
-        <w:t>0..</w:t>
-      </w:r>
-      <w:proofErr w:type="gramEnd"/>
-      <w:r>
-        <w:rPr>
-          <w:rFonts w:ascii="Times New Roman" w:hAnsi="Times New Roman"/>
-          <w:sz w:val="28"/>
-          <w:szCs w:val="28"/>
-        </w:rPr>
-        <w:t>1 (ноль или один), * (любое количество), 1..* (один и более), 0..* (ноль и более), n..m (от n до m).</w:t>
+        <w:t>Множественность (кратность): 1 (ровно один), 0..1 (ноль или один), * (любое количество), 1..* (один и более), 0..* (ноль и более), n..m (от n до m).</w:t>
       </w:r>
     </w:p>
     <w:p>
@@ -16572,25 +16046,7 @@
           <w:sz w:val="28"/>
           <w:szCs w:val="28"/>
         </w:rPr>
-        <w:t xml:space="preserve">Вызвать асинхронный метод и применить к нему await: await </w:t>
-      </w:r>
-      <w:proofErr w:type="gramStart"/>
-      <w:r>
-        <w:rPr>
-          <w:rFonts w:ascii="Times New Roman" w:hAnsi="Times New Roman"/>
-          <w:sz w:val="28"/>
-          <w:szCs w:val="28"/>
-        </w:rPr>
-        <w:t>MyAsyncMethod(</w:t>
-      </w:r>
-      <w:proofErr w:type="gramEnd"/>
-      <w:r>
-        <w:rPr>
-          <w:rFonts w:ascii="Times New Roman" w:hAnsi="Times New Roman"/>
-          <w:sz w:val="28"/>
-          <w:szCs w:val="28"/>
-        </w:rPr>
-        <w:t>);</w:t>
+        <w:t>Вызвать асинхронный метод и применить к нему await: await MyAsyncMethod();</w:t>
       </w:r>
     </w:p>
     <w:p>
@@ -16668,25 +16124,7 @@
           <w:sz w:val="28"/>
           <w:szCs w:val="28"/>
         </w:rPr>
-        <w:t xml:space="preserve">Добавить к объявлению метода ключевое слово async: public async Task </w:t>
-      </w:r>
-      <w:proofErr w:type="gramStart"/>
-      <w:r>
-        <w:rPr>
-          <w:rFonts w:ascii="Times New Roman" w:hAnsi="Times New Roman"/>
-          <w:sz w:val="28"/>
-          <w:szCs w:val="28"/>
-        </w:rPr>
-        <w:t>MyMethodAsync(</w:t>
-      </w:r>
-      <w:proofErr w:type="gramEnd"/>
-      <w:r>
-        <w:rPr>
-          <w:rFonts w:ascii="Times New Roman" w:hAnsi="Times New Roman"/>
-          <w:sz w:val="28"/>
-          <w:szCs w:val="28"/>
-        </w:rPr>
-        <w:t>)</w:t>
+        <w:t>Добавить к объявлению метода ключевое слово async: public async Task MyMethodAsync()</w:t>
       </w:r>
     </w:p>
     <w:p>
@@ -18122,25 +17560,7 @@
           <w:sz w:val="28"/>
           <w:szCs w:val="28"/>
         </w:rPr>
-        <w:t xml:space="preserve">Выделить фрагмент кода, нажать правой кнопкой мыши → Quick Actions and Refactorings (Ctrl </w:t>
-      </w:r>
-      <w:proofErr w:type="gramStart"/>
-      <w:r>
-        <w:rPr>
-          <w:rFonts w:ascii="Times New Roman" w:hAnsi="Times New Roman"/>
-          <w:sz w:val="28"/>
-          <w:szCs w:val="28"/>
-        </w:rPr>
-        <w:t>+ .</w:t>
-      </w:r>
-      <w:proofErr w:type="gramEnd"/>
-      <w:r>
-        <w:rPr>
-          <w:rFonts w:ascii="Times New Roman" w:hAnsi="Times New Roman"/>
-          <w:sz w:val="28"/>
-          <w:szCs w:val="28"/>
-        </w:rPr>
-        <w:t xml:space="preserve">) или использовать меню </w:t>
+        <w:t xml:space="preserve">Выделить фрагмент кода, нажать правой кнопкой мыши → Quick Actions and Refactorings (Ctrl + .) или использовать меню </w:t>
       </w:r>
       <w:r>
         <w:rPr>
@@ -18327,27 +17747,7 @@
           <w:sz w:val="28"/>
           <w:szCs w:val="28"/>
         </w:rPr>
-        <w:t xml:space="preserve">Изучил и применил техники рефакторинга программного кода: извлечение метода и класса, переименование, встраивание, перемещение членов, замену условных конструкций полиморфизмом. Использовал инструменты рефакторинга в Visual Studio (Ctrl </w:t>
-      </w:r>
-      <w:proofErr w:type="gramStart"/>
-      <w:r>
-        <w:rPr>
-          <w:rFonts w:ascii="Times New Roman" w:hAnsi="Times New Roman"/>
-          <w:bCs/>
-          <w:sz w:val="28"/>
-          <w:szCs w:val="28"/>
-        </w:rPr>
-        <w:t>+ .</w:t>
-      </w:r>
-      <w:proofErr w:type="gramEnd"/>
-      <w:r>
-        <w:rPr>
-          <w:rFonts w:ascii="Times New Roman" w:hAnsi="Times New Roman"/>
-          <w:bCs/>
-          <w:sz w:val="28"/>
-          <w:szCs w:val="28"/>
-        </w:rPr>
-        <w:t>).</w:t>
+        <w:t>Изучил и применил техники рефакторинга программного кода: извлечение метода и класса, переименование, встраивание, перемещение членов, замену условных конструкций полиморфизмом. Использовал инструменты рефакторинга в Visual Studio (Ctrl + .).</w:t>
       </w:r>
     </w:p>
     <w:p>
@@ -18713,25 +18113,7 @@
           <w:sz w:val="28"/>
           <w:szCs w:val="28"/>
         </w:rPr>
-        <w:t xml:space="preserve">Что указывается в </w:t>
-      </w:r>
-      <w:proofErr w:type="gramStart"/>
-      <w:r>
-        <w:rPr>
-          <w:rFonts w:ascii="Times New Roman" w:hAnsi="Times New Roman"/>
-          <w:sz w:val="28"/>
-          <w:szCs w:val="28"/>
-        </w:rPr>
-        <w:t>файле .gitignore</w:t>
-      </w:r>
-      <w:proofErr w:type="gramEnd"/>
-      <w:r>
-        <w:rPr>
-          <w:rFonts w:ascii="Times New Roman" w:hAnsi="Times New Roman"/>
-          <w:sz w:val="28"/>
-          <w:szCs w:val="28"/>
-        </w:rPr>
-        <w:t>?</w:t>
+        <w:t>Что указывается в файле .gitignore?</w:t>
       </w:r>
     </w:p>
     <w:p>
@@ -19117,27 +18499,7 @@
           <w:sz w:val="28"/>
           <w:szCs w:val="28"/>
         </w:rPr>
-        <w:t xml:space="preserve">Научился применять Git: clone, add, commit, pull, push, а также использовать readme.md </w:t>
-      </w:r>
-      <w:proofErr w:type="gramStart"/>
-      <w:r>
-        <w:rPr>
-          <w:rFonts w:ascii="Times New Roman" w:hAnsi="Times New Roman"/>
-          <w:bCs/>
-          <w:sz w:val="28"/>
-          <w:szCs w:val="28"/>
-        </w:rPr>
-        <w:t>и .gitignore</w:t>
-      </w:r>
-      <w:proofErr w:type="gramEnd"/>
-      <w:r>
-        <w:rPr>
-          <w:rFonts w:ascii="Times New Roman" w:hAnsi="Times New Roman"/>
-          <w:bCs/>
-          <w:sz w:val="28"/>
-          <w:szCs w:val="28"/>
-        </w:rPr>
-        <w:t>.</w:t>
+        <w:t>Научился применять Git: clone, add, commit, pull, push, а также использовать readme.md и .gitignore.</w:t>
       </w:r>
     </w:p>
     <w:p>
@@ -19701,23 +19063,13 @@
         </w:rPr>
         <w:t xml:space="preserve">2.4 </w:t>
       </w:r>
-      <w:proofErr w:type="gramStart"/>
-      <w:r>
-        <w:rPr>
-          <w:rFonts w:ascii="Times New Roman" w:hAnsi="Times New Roman"/>
-          <w:sz w:val="28"/>
-          <w:szCs w:val="28"/>
-        </w:rPr>
-        <w:t>В</w:t>
-      </w:r>
-      <w:proofErr w:type="gramEnd"/>
-      <w:r>
-        <w:rPr>
-          <w:rFonts w:ascii="Times New Roman" w:hAnsi="Times New Roman"/>
-          <w:sz w:val="28"/>
-          <w:szCs w:val="28"/>
-        </w:rPr>
-        <w:t xml:space="preserve"> чем особенность компоновки с использованием следующих элементов контейнеров: Grid и Canvas?</w:t>
+      <w:r>
+        <w:rPr>
+          <w:rFonts w:ascii="Times New Roman" w:hAnsi="Times New Roman"/>
+          <w:sz w:val="28"/>
+          <w:szCs w:val="28"/>
+        </w:rPr>
+        <w:t>В чем особенность компоновки с использованием следующих элементов контейнеров: Grid и Canvas?</w:t>
       </w:r>
     </w:p>
     <w:p>
@@ -19863,23 +19215,13 @@
         </w:rPr>
         <w:t xml:space="preserve">2.6 </w:t>
       </w:r>
-      <w:proofErr w:type="gramStart"/>
-      <w:r>
-        <w:rPr>
-          <w:rFonts w:ascii="Times New Roman" w:hAnsi="Times New Roman"/>
-          <w:sz w:val="28"/>
-          <w:szCs w:val="28"/>
-        </w:rPr>
-        <w:t>В</w:t>
-      </w:r>
-      <w:proofErr w:type="gramEnd"/>
-      <w:r>
-        <w:rPr>
-          <w:rFonts w:ascii="Times New Roman" w:hAnsi="Times New Roman"/>
-          <w:sz w:val="28"/>
-          <w:szCs w:val="28"/>
-        </w:rPr>
-        <w:t xml:space="preserve"> каких единицах измерения могут задаваться размеры элементов в приложениях WPF?</w:t>
+      <w:r>
+        <w:rPr>
+          <w:rFonts w:ascii="Times New Roman" w:hAnsi="Times New Roman"/>
+          <w:sz w:val="28"/>
+          <w:szCs w:val="28"/>
+        </w:rPr>
+        <w:t>В каких единицах измерения могут задаваться размеры элементов в приложениях WPF?</w:t>
       </w:r>
     </w:p>
     <w:p>
@@ -20449,7 +19791,6 @@
           <w:lang w:val="en-US"/>
         </w:rPr>
       </w:pPr>
-      <w:proofErr w:type="gramStart"/>
       <w:r>
         <w:rPr>
           <w:rFonts w:ascii="Times New Roman" w:hAnsi="Times New Roman"/>
@@ -20457,9 +19798,16 @@
           <w:szCs w:val="28"/>
           <w:lang w:val="en-US"/>
         </w:rPr>
-        <w:t>frame.Navigate(</w:t>
-      </w:r>
-      <w:proofErr w:type="gramEnd"/>
+        <w:t xml:space="preserve">frame.Navigate(new MyPage()); </w:t>
+      </w:r>
+      <w:r>
+        <w:rPr>
+          <w:rFonts w:ascii="Times New Roman" w:hAnsi="Times New Roman"/>
+          <w:sz w:val="28"/>
+          <w:szCs w:val="28"/>
+        </w:rPr>
+        <w:t>или</w:t>
+      </w:r>
       <w:r>
         <w:rPr>
           <w:rFonts w:ascii="Times New Roman" w:hAnsi="Times New Roman"/>
@@ -20467,43 +19815,26 @@
           <w:szCs w:val="28"/>
           <w:lang w:val="en-US"/>
         </w:rPr>
-        <w:t xml:space="preserve">new MyPage()); </w:t>
-      </w:r>
-      <w:r>
-        <w:rPr>
-          <w:rFonts w:ascii="Times New Roman" w:hAnsi="Times New Roman"/>
-          <w:sz w:val="28"/>
-          <w:szCs w:val="28"/>
-        </w:rPr>
-        <w:t>или</w:t>
-      </w:r>
-      <w:r>
+        <w:t xml:space="preserve"> frame.Source = new Uri("MyPage.xaml", UriKind.Relative);</w:t>
+      </w:r>
+    </w:p>
+    <w:p>
+      <w:pPr>
+        <w:pStyle w:val="Standard"/>
+        <w:tabs>
+          <w:tab w:val="clear" w:pos="709"/>
+          <w:tab w:val="left" w:pos="1134"/>
+        </w:tabs>
+        <w:spacing w:line="100" w:lineRule="atLeast"/>
+        <w:ind w:firstLine="567"/>
+        <w:jc w:val="both"/>
+        <w:outlineLvl w:val="9"/>
         <w:rPr>
           <w:rFonts w:ascii="Times New Roman" w:hAnsi="Times New Roman"/>
           <w:sz w:val="28"/>
           <w:szCs w:val="28"/>
           <w:lang w:val="en-US"/>
         </w:rPr>
-        <w:t xml:space="preserve"> frame.Source = new Uri("MyPage.xaml", UriKind.Relative);</w:t>
-      </w:r>
-    </w:p>
-    <w:p>
-      <w:pPr>
-        <w:pStyle w:val="Standard"/>
-        <w:tabs>
-          <w:tab w:val="clear" w:pos="709"/>
-          <w:tab w:val="left" w:pos="1134"/>
-        </w:tabs>
-        <w:spacing w:line="100" w:lineRule="atLeast"/>
-        <w:ind w:firstLine="567"/>
-        <w:jc w:val="both"/>
-        <w:outlineLvl w:val="9"/>
-        <w:rPr>
-          <w:rFonts w:ascii="Times New Roman" w:hAnsi="Times New Roman"/>
-          <w:sz w:val="28"/>
-          <w:szCs w:val="28"/>
-          <w:lang w:val="en-US"/>
-        </w:rPr>
       </w:pPr>
     </w:p>
     <w:p>
@@ -20794,27 +20125,7 @@
           <w:sz w:val="28"/>
           <w:szCs w:val="28"/>
         </w:rPr>
-        <w:t xml:space="preserve">Изучил процесс настройки интерфейса и организации переходов в WPF с использованием элементов Frame и Page: навигацию через </w:t>
-      </w:r>
-      <w:proofErr w:type="gramStart"/>
-      <w:r>
-        <w:rPr>
-          <w:rFonts w:ascii="Times New Roman" w:hAnsi="Times New Roman"/>
-          <w:bCs/>
-          <w:sz w:val="28"/>
-          <w:szCs w:val="28"/>
-        </w:rPr>
-        <w:t>Navigate(</w:t>
-      </w:r>
-      <w:proofErr w:type="gramEnd"/>
-      <w:r>
-        <w:rPr>
-          <w:rFonts w:ascii="Times New Roman" w:hAnsi="Times New Roman"/>
-          <w:bCs/>
-          <w:sz w:val="28"/>
-          <w:szCs w:val="28"/>
-        </w:rPr>
-        <w:t>), проверку возможности возврата (CanGoBack) и переход назад (GoBack()).</w:t>
+        <w:t>Изучил процесс настройки интерфейса и организации переходов в WPF с использованием элементов Frame и Page: навигацию через Navigate(), проверку возможности возврата (CanGoBack) и переход назад (GoBack()).</w:t>
       </w:r>
     </w:p>
     <w:p>
@@ -21284,25 +20595,7 @@
           <w:sz w:val="28"/>
           <w:szCs w:val="28"/>
         </w:rPr>
-        <w:t xml:space="preserve">Явное использование стилей указывается через свойство Style="{StaticResource ИмяСтиля}" или "{DynamicResource ИмяСтиля}" в разметке элемента, при этом в определении стиля обязательно должно присутствовать атрибут </w:t>
-      </w:r>
-      <w:proofErr w:type="gramStart"/>
-      <w:r>
-        <w:rPr>
-          <w:rFonts w:ascii="Times New Roman" w:hAnsi="Times New Roman"/>
-          <w:sz w:val="28"/>
-          <w:szCs w:val="28"/>
-        </w:rPr>
-        <w:t>x:Key</w:t>
-      </w:r>
-      <w:proofErr w:type="gramEnd"/>
-      <w:r>
-        <w:rPr>
-          <w:rFonts w:ascii="Times New Roman" w:hAnsi="Times New Roman"/>
-          <w:sz w:val="28"/>
-          <w:szCs w:val="28"/>
-        </w:rPr>
-        <w:t>="ИмяСтиля".</w:t>
+        <w:t>Явное использование стилей указывается через свойство Style="{StaticResource ИмяСтиля}" или "{DynamicResource ИмяСтиля}" в разметке элемента, при этом в определении стиля обязательно должно присутствовать атрибут x:Key="ИмяСтиля".</w:t>
       </w:r>
     </w:p>
     <w:p>
@@ -23358,25 +22651,7 @@
           <w:sz w:val="28"/>
           <w:szCs w:val="28"/>
         </w:rPr>
-        <w:t xml:space="preserve">Использовать атрибут </w:t>
-      </w:r>
-      <w:proofErr w:type="gramStart"/>
-      <w:r>
-        <w:rPr>
-          <w:rFonts w:ascii="Times New Roman" w:hAnsi="Times New Roman"/>
-          <w:sz w:val="28"/>
-          <w:szCs w:val="28"/>
-        </w:rPr>
-        <w:t>x:Name</w:t>
-      </w:r>
-      <w:proofErr w:type="gramEnd"/>
-      <w:r>
-        <w:rPr>
-          <w:rFonts w:ascii="Times New Roman" w:hAnsi="Times New Roman"/>
-          <w:sz w:val="28"/>
-          <w:szCs w:val="28"/>
-        </w:rPr>
-        <w:t>="ИмяЭлемента" или просто Name="ИмяЭлемента" в XAML</w:t>
+        <w:t>Использовать атрибут x:Name="ИмяЭлемента" или просто Name="ИмяЭлемента" в XAML</w:t>
       </w:r>
       <w:r>
         <w:rPr>
@@ -23470,25 +22745,7 @@
           <w:sz w:val="28"/>
           <w:szCs w:val="28"/>
         </w:rPr>
-        <w:t xml:space="preserve">В XAML указать имя события (например, Click="Button_Click"), затем нажать Ctrl </w:t>
-      </w:r>
-      <w:proofErr w:type="gramStart"/>
-      <w:r>
-        <w:rPr>
-          <w:rFonts w:ascii="Times New Roman" w:hAnsi="Times New Roman"/>
-          <w:sz w:val="28"/>
-          <w:szCs w:val="28"/>
-        </w:rPr>
-        <w:t>+ .</w:t>
-      </w:r>
-      <w:proofErr w:type="gramEnd"/>
-      <w:r>
-        <w:rPr>
-          <w:rFonts w:ascii="Times New Roman" w:hAnsi="Times New Roman"/>
-          <w:sz w:val="28"/>
-          <w:szCs w:val="28"/>
-        </w:rPr>
-        <w:t xml:space="preserve"> → сгенерировать обработчик, или написать метод в коде с сигнатурой object sender, RoutedEventArgs e.</w:t>
+        <w:t>В XAML указать имя события (например, Click="Button_Click"), затем нажать Ctrl + . → сгенерировать обработчик, или написать метод в коде с сигнатурой object sender, RoutedEventArgs e.</w:t>
       </w:r>
     </w:p>
     <w:p>
@@ -24496,23 +23753,13 @@
         </w:rPr>
         <w:t xml:space="preserve">2.4 </w:t>
       </w:r>
-      <w:proofErr w:type="gramStart"/>
-      <w:r>
-        <w:rPr>
-          <w:rFonts w:ascii="Times New Roman" w:hAnsi="Times New Roman"/>
-          <w:sz w:val="28"/>
-          <w:szCs w:val="28"/>
-        </w:rPr>
-        <w:t>В</w:t>
-      </w:r>
-      <w:proofErr w:type="gramEnd"/>
-      <w:r>
-        <w:rPr>
-          <w:rFonts w:ascii="Times New Roman" w:hAnsi="Times New Roman"/>
-          <w:sz w:val="28"/>
-          <w:szCs w:val="28"/>
-        </w:rPr>
-        <w:t xml:space="preserve"> каком свойстве хранятся элементы селекторов?</w:t>
+      <w:r>
+        <w:rPr>
+          <w:rFonts w:ascii="Times New Roman" w:hAnsi="Times New Roman"/>
+          <w:sz w:val="28"/>
+          <w:szCs w:val="28"/>
+        </w:rPr>
+        <w:t>В каком свойстве хранятся элементы селекторов?</w:t>
       </w:r>
     </w:p>
     <w:p>
@@ -27057,25 +26304,7 @@
           <w:sz w:val="28"/>
           <w:szCs w:val="28"/>
         </w:rPr>
-        <w:t xml:space="preserve">Переменная DialogResult может принимать значения true (подтверждение, обычно кнопка OK), false (отмена) или null (если окно закрыто без явного результата, </w:t>
-      </w:r>
-      <w:proofErr w:type="gramStart"/>
-      <w:r>
-        <w:rPr>
-          <w:rFonts w:ascii="Times New Roman" w:hAnsi="Times New Roman"/>
-          <w:sz w:val="28"/>
-          <w:szCs w:val="28"/>
-        </w:rPr>
-        <w:t>например</w:t>
-      </w:r>
-      <w:proofErr w:type="gramEnd"/>
-      <w:r>
-        <w:rPr>
-          <w:rFonts w:ascii="Times New Roman" w:hAnsi="Times New Roman"/>
-          <w:sz w:val="28"/>
-          <w:szCs w:val="28"/>
-        </w:rPr>
-        <w:t xml:space="preserve"> через системную кнопку закрытия), что позволяет определить, какой выбор сделал пользователь.</w:t>
+        <w:t>Переменная DialogResult может принимать значения true (подтверждение, обычно кнопка OK), false (отмена) или null (если окно закрыто без явного результата, например через системную кнопку закрытия), что позволяет определить, какой выбор сделал пользователь.</w:t>
       </w:r>
     </w:p>
     <w:p>
@@ -27151,25 +26380,7 @@
           <w:sz w:val="28"/>
           <w:szCs w:val="28"/>
         </w:rPr>
-        <w:t xml:space="preserve">Окно в диалоговом режиме открывается с помощью метода </w:t>
-      </w:r>
-      <w:proofErr w:type="gramStart"/>
-      <w:r>
-        <w:rPr>
-          <w:rFonts w:ascii="Times New Roman" w:hAnsi="Times New Roman"/>
-          <w:sz w:val="28"/>
-          <w:szCs w:val="28"/>
-        </w:rPr>
-        <w:t>ShowDialog(</w:t>
-      </w:r>
-      <w:proofErr w:type="gramEnd"/>
-      <w:r>
-        <w:rPr>
-          <w:rFonts w:ascii="Times New Roman" w:hAnsi="Times New Roman"/>
-          <w:sz w:val="28"/>
-          <w:szCs w:val="28"/>
-        </w:rPr>
-        <w:t>), который блокирует выполнение вызывающего кода до закрытия окна и возвращает значение типа bool?, указывающее на результат работы диалога.</w:t>
+        <w:t>Окно в диалоговом режиме открывается с помощью метода ShowDialog(), который блокирует выполнение вызывающего кода до закрытия окна и возвращает значение типа bool?, указывающее на результат работы диалога.</w:t>
       </w:r>
     </w:p>
     <w:p>
@@ -27247,25 +26458,7 @@
           <w:sz w:val="28"/>
           <w:szCs w:val="28"/>
         </w:rPr>
-        <w:t xml:space="preserve">Окно в недиалоговом режиме открывается с помощью метода </w:t>
-      </w:r>
-      <w:proofErr w:type="gramStart"/>
-      <w:r>
-        <w:rPr>
-          <w:rFonts w:ascii="Times New Roman" w:hAnsi="Times New Roman"/>
-          <w:sz w:val="28"/>
-          <w:szCs w:val="28"/>
-        </w:rPr>
-        <w:t>Show(</w:t>
-      </w:r>
-      <w:proofErr w:type="gramEnd"/>
-      <w:r>
-        <w:rPr>
-          <w:rFonts w:ascii="Times New Roman" w:hAnsi="Times New Roman"/>
-          <w:sz w:val="28"/>
-          <w:szCs w:val="28"/>
-        </w:rPr>
-        <w:t>), который не блокирует выполнение кода, позволяя пользователю одновременно взаимодействовать как с новым окном, так и с окном-владельцем.</w:t>
+        <w:t>Окно в недиалоговом режиме открывается с помощью метода Show(), который не блокирует выполнение кода, позволяя пользователю одновременно взаимодействовать как с новым окном, так и с окном-владельцем.</w:t>
       </w:r>
     </w:p>
     <w:p>
@@ -27311,23 +26504,13 @@
         </w:rPr>
         <w:t xml:space="preserve">2.5 </w:t>
       </w:r>
-      <w:proofErr w:type="gramStart"/>
-      <w:r>
-        <w:rPr>
-          <w:rFonts w:ascii="Times New Roman" w:hAnsi="Times New Roman"/>
-          <w:sz w:val="28"/>
-          <w:szCs w:val="28"/>
-        </w:rPr>
-        <w:t>В</w:t>
-      </w:r>
-      <w:proofErr w:type="gramEnd"/>
-      <w:r>
-        <w:rPr>
-          <w:rFonts w:ascii="Times New Roman" w:hAnsi="Times New Roman"/>
-          <w:sz w:val="28"/>
-          <w:szCs w:val="28"/>
-        </w:rPr>
-        <w:t xml:space="preserve"> чем отличие между диалоговым и недиалоговым режимами работы?</w:t>
+      <w:r>
+        <w:rPr>
+          <w:rFonts w:ascii="Times New Roman" w:hAnsi="Times New Roman"/>
+          <w:sz w:val="28"/>
+          <w:szCs w:val="28"/>
+        </w:rPr>
+        <w:t>В чем отличие между диалоговым и недиалоговым режимами работы?</w:t>
       </w:r>
     </w:p>
     <w:p>
@@ -27738,25 +26921,7 @@
           <w:sz w:val="28"/>
           <w:szCs w:val="28"/>
         </w:rPr>
-        <w:t xml:space="preserve">При составлении условий в LINQ могут применяться логические операторы: &amp;&amp; (И), || (ИЛИ) </w:t>
-      </w:r>
-      <w:proofErr w:type="gramStart"/>
-      <w:r>
-        <w:rPr>
-          <w:rFonts w:ascii="Times New Roman" w:hAnsi="Times New Roman"/>
-          <w:sz w:val="28"/>
-          <w:szCs w:val="28"/>
-        </w:rPr>
-        <w:t>и !</w:t>
-      </w:r>
-      <w:proofErr w:type="gramEnd"/>
-      <w:r>
-        <w:rPr>
-          <w:rFonts w:ascii="Times New Roman" w:hAnsi="Times New Roman"/>
-          <w:sz w:val="28"/>
-          <w:szCs w:val="28"/>
-        </w:rPr>
-        <w:t xml:space="preserve"> (НЕ), позволяющие комбинировать несколько условий в одном предикате.</w:t>
+        <w:t>При составлении условий в LINQ могут применяться логические операторы: &amp;&amp; (И), || (ИЛИ) и ! (НЕ), позволяющие комбинировать несколько условий в одном предикате.</w:t>
       </w:r>
     </w:p>
     <w:p>
@@ -27832,25 +26997,7 @@
           <w:sz w:val="28"/>
           <w:szCs w:val="28"/>
         </w:rPr>
-        <w:t xml:space="preserve">Проверить, что строка начинается с определенного текста, можно с помощью метода </w:t>
-      </w:r>
-      <w:proofErr w:type="gramStart"/>
-      <w:r>
-        <w:rPr>
-          <w:rFonts w:ascii="Times New Roman" w:hAnsi="Times New Roman"/>
-          <w:sz w:val="28"/>
-          <w:szCs w:val="28"/>
-        </w:rPr>
-        <w:t>StartsWith(</w:t>
-      </w:r>
-      <w:proofErr w:type="gramEnd"/>
-      <w:r>
-        <w:rPr>
-          <w:rFonts w:ascii="Times New Roman" w:hAnsi="Times New Roman"/>
-          <w:sz w:val="28"/>
-          <w:szCs w:val="28"/>
-        </w:rPr>
-        <w:t>), например: where s.StartsWith("Текст").</w:t>
+        <w:t>Проверить, что строка начинается с определенного текста, можно с помощью метода StartsWith(), например: where s.StartsWith("Текст").</w:t>
       </w:r>
     </w:p>
     <w:p>
@@ -27928,25 +27075,7 @@
           <w:sz w:val="28"/>
           <w:szCs w:val="28"/>
         </w:rPr>
-        <w:t xml:space="preserve">Проверить, что строка содержит определенный текст, можно с помощью метода </w:t>
-      </w:r>
-      <w:proofErr w:type="gramStart"/>
-      <w:r>
-        <w:rPr>
-          <w:rFonts w:ascii="Times New Roman" w:hAnsi="Times New Roman"/>
-          <w:sz w:val="28"/>
-          <w:szCs w:val="28"/>
-        </w:rPr>
-        <w:t>Contains(</w:t>
-      </w:r>
-      <w:proofErr w:type="gramEnd"/>
-      <w:r>
-        <w:rPr>
-          <w:rFonts w:ascii="Times New Roman" w:hAnsi="Times New Roman"/>
-          <w:sz w:val="28"/>
-          <w:szCs w:val="28"/>
-        </w:rPr>
-        <w:t>), например: where s.Contains("подстрока").</w:t>
+        <w:t>Проверить, что строка содержит определенный текст, можно с помощью метода Contains(), например: where s.Contains("подстрока").</w:t>
       </w:r>
     </w:p>
     <w:p>
@@ -28101,27 +27230,7 @@
           <w:szCs w:val="28"/>
           <w:lang w:eastAsia="ru-RU"/>
         </w:rPr>
-        <w:t>В ходе работы изучено применение LINQ-запросов для фильтрации данных. Освоены использование метода Where с логическими операторами (&amp;&amp;, ||</w:t>
-      </w:r>
-      <w:proofErr w:type="gramStart"/>
-      <w:r>
-        <w:rPr>
-          <w:rFonts w:ascii="Times New Roman" w:eastAsia="Lucida Sans Unicode" w:hAnsi="Times New Roman" w:cs="Times New Roman"/>
-          <w:sz w:val="28"/>
-          <w:szCs w:val="28"/>
-          <w:lang w:eastAsia="ru-RU"/>
-        </w:rPr>
-        <w:t>, !</w:t>
-      </w:r>
-      <w:proofErr w:type="gramEnd"/>
-      <w:r>
-        <w:rPr>
-          <w:rFonts w:ascii="Times New Roman" w:eastAsia="Lucida Sans Unicode" w:hAnsi="Times New Roman" w:cs="Times New Roman"/>
-          <w:sz w:val="28"/>
-          <w:szCs w:val="28"/>
-          <w:lang w:eastAsia="ru-RU"/>
-        </w:rPr>
-        <w:t>), проверка строк на вхождение подстроки через Contains() и начало текста через StartsWith(), а также реализована динамическая фильтрация по набору критериев, задаваемых пользователем.</w:t>
+        <w:t>В ходе работы изучено применение LINQ-запросов для фильтрации данных. Освоены использование метода Where с логическими операторами (&amp;&amp;, ||, !), проверка строк на вхождение подстроки через Contains() и начало текста через StartsWith(), а также реализована динамическая фильтрация по набору критериев, задаваемых пользователем.</w:t>
       </w:r>
     </w:p>
     <w:p>
@@ -29523,23 +28632,13 @@
         </w:rPr>
         <w:t xml:space="preserve">2.6 </w:t>
       </w:r>
-      <w:proofErr w:type="gramStart"/>
-      <w:r>
-        <w:rPr>
-          <w:rFonts w:ascii="Times New Roman" w:hAnsi="Times New Roman"/>
-          <w:sz w:val="28"/>
-          <w:szCs w:val="28"/>
-        </w:rPr>
-        <w:t>В</w:t>
-      </w:r>
-      <w:proofErr w:type="gramEnd"/>
-      <w:r>
-        <w:rPr>
-          <w:rFonts w:ascii="Times New Roman" w:hAnsi="Times New Roman"/>
-          <w:sz w:val="28"/>
-          <w:szCs w:val="28"/>
-        </w:rPr>
-        <w:t xml:space="preserve"> чем отличие результатов, полученных при вызове LINQ-методов Concat, Union, Except, Intersect?</w:t>
+      <w:r>
+        <w:rPr>
+          <w:rFonts w:ascii="Times New Roman" w:hAnsi="Times New Roman"/>
+          <w:sz w:val="28"/>
+          <w:szCs w:val="28"/>
+        </w:rPr>
+        <w:t>В чем отличие результатов, полученных при вызове LINQ-методов Concat, Union, Except, Intersect?</w:t>
       </w:r>
     </w:p>
     <w:p>
@@ -29910,69 +29009,33 @@
           <w:sz w:val="28"/>
           <w:szCs w:val="28"/>
         </w:rPr>
-        <w:t xml:space="preserve">Чем отличается файл </w:t>
-      </w:r>
-      <w:proofErr w:type="gramStart"/>
-      <w:r>
-        <w:rPr>
-          <w:rFonts w:ascii="Times New Roman" w:hAnsi="Times New Roman"/>
-          <w:sz w:val="28"/>
-          <w:szCs w:val="28"/>
-        </w:rPr>
-        <w:t>*.cshtml</w:t>
-      </w:r>
-      <w:proofErr w:type="gramEnd"/>
-      <w:r>
-        <w:rPr>
-          <w:rFonts w:ascii="Times New Roman" w:hAnsi="Times New Roman"/>
-          <w:sz w:val="28"/>
-          <w:szCs w:val="28"/>
-        </w:rPr>
-        <w:t xml:space="preserve"> от *.cshtml.cs?</w:t>
-      </w:r>
-    </w:p>
-    <w:p>
-      <w:pPr>
-        <w:pStyle w:val="Standard"/>
-        <w:tabs>
-          <w:tab w:val="clear" w:pos="709"/>
-          <w:tab w:val="left" w:pos="1134"/>
-        </w:tabs>
-        <w:spacing w:line="100" w:lineRule="atLeast"/>
-        <w:ind w:firstLine="567"/>
-        <w:jc w:val="both"/>
-        <w:outlineLvl w:val="9"/>
-        <w:rPr>
-          <w:rFonts w:ascii="Times New Roman" w:hAnsi="Times New Roman"/>
-          <w:sz w:val="28"/>
-          <w:szCs w:val="28"/>
-        </w:rPr>
-      </w:pPr>
-      <w:r>
-        <w:rPr>
-          <w:rFonts w:ascii="Times New Roman" w:hAnsi="Times New Roman"/>
-          <w:sz w:val="28"/>
-          <w:szCs w:val="28"/>
-        </w:rPr>
-        <w:t xml:space="preserve">Файл </w:t>
-      </w:r>
-      <w:proofErr w:type="gramStart"/>
-      <w:r>
-        <w:rPr>
-          <w:rFonts w:ascii="Times New Roman" w:hAnsi="Times New Roman"/>
-          <w:sz w:val="28"/>
-          <w:szCs w:val="28"/>
-        </w:rPr>
-        <w:t>*.cshtml</w:t>
-      </w:r>
-      <w:proofErr w:type="gramEnd"/>
-      <w:r>
-        <w:rPr>
-          <w:rFonts w:ascii="Times New Roman" w:hAnsi="Times New Roman"/>
-          <w:sz w:val="28"/>
-          <w:szCs w:val="28"/>
-        </w:rPr>
-        <w:t xml:space="preserve"> содержит HTML-разметку и встроенный C#-код для представления (View), а файл *.cshtml.cs (или *.razor.cs) </w:t>
+        <w:t>Чем отличается файл *.cshtml от *.cshtml.cs?</w:t>
+      </w:r>
+    </w:p>
+    <w:p>
+      <w:pPr>
+        <w:pStyle w:val="Standard"/>
+        <w:tabs>
+          <w:tab w:val="clear" w:pos="709"/>
+          <w:tab w:val="left" w:pos="1134"/>
+        </w:tabs>
+        <w:spacing w:line="100" w:lineRule="atLeast"/>
+        <w:ind w:firstLine="567"/>
+        <w:jc w:val="both"/>
+        <w:outlineLvl w:val="9"/>
+        <w:rPr>
+          <w:rFonts w:ascii="Times New Roman" w:hAnsi="Times New Roman"/>
+          <w:sz w:val="28"/>
+          <w:szCs w:val="28"/>
+        </w:rPr>
+      </w:pPr>
+      <w:r>
+        <w:rPr>
+          <w:rFonts w:ascii="Times New Roman" w:hAnsi="Times New Roman"/>
+          <w:sz w:val="28"/>
+          <w:szCs w:val="28"/>
+        </w:rPr>
+        <w:t xml:space="preserve">Файл *.cshtml содержит HTML-разметку и встроенный C#-код для представления (View), а файл *.cshtml.cs (или *.razor.cs) </w:t>
       </w:r>
       <w:r>
         <w:rPr>
@@ -30066,25 +29129,7 @@
           <w:sz w:val="28"/>
           <w:szCs w:val="28"/>
         </w:rPr>
-        <w:t>Необязательный параметр маршрута через @page задается с помощью вопросительного знака после имени параметра, например: @page "{</w:t>
-      </w:r>
-      <w:proofErr w:type="gramStart"/>
-      <w:r>
-        <w:rPr>
-          <w:rFonts w:ascii="Times New Roman" w:hAnsi="Times New Roman"/>
-          <w:sz w:val="28"/>
-          <w:szCs w:val="28"/>
-        </w:rPr>
-        <w:t>id:int</w:t>
-      </w:r>
-      <w:proofErr w:type="gramEnd"/>
-      <w:r>
-        <w:rPr>
-          <w:rFonts w:ascii="Times New Roman" w:hAnsi="Times New Roman"/>
-          <w:sz w:val="28"/>
-          <w:szCs w:val="28"/>
-        </w:rPr>
-        <w:t xml:space="preserve">?}" </w:t>
+        <w:t xml:space="preserve">Необязательный параметр маршрута через @page задается с помощью вопросительного знака после имени параметра, например: @page "{id:int?}" </w:t>
       </w:r>
       <w:r>
         <w:rPr>
@@ -30657,25 +29702,7 @@
           <w:sz w:val="28"/>
           <w:szCs w:val="28"/>
         </w:rPr>
-        <w:t xml:space="preserve"> однострочные выражения (@DateTime.Now), многострочные блоки кода (</w:t>
-      </w:r>
-      <w:proofErr w:type="gramStart"/>
-      <w:r>
-        <w:rPr>
-          <w:rFonts w:ascii="Times New Roman" w:hAnsi="Times New Roman"/>
-          <w:sz w:val="28"/>
-          <w:szCs w:val="28"/>
-        </w:rPr>
-        <w:t>@{ ...</w:t>
-      </w:r>
-      <w:proofErr w:type="gramEnd"/>
-      <w:r>
-        <w:rPr>
-          <w:rFonts w:ascii="Times New Roman" w:hAnsi="Times New Roman"/>
-          <w:sz w:val="28"/>
-          <w:szCs w:val="28"/>
-        </w:rPr>
-        <w:t xml:space="preserve"> }) и вставка значений через @Model.Свойство.</w:t>
+        <w:t xml:space="preserve"> однострочные выражения (@DateTime.Now), многострочные блоки кода (@{ ... }) и вставка значений через @Model.Свойство.</w:t>
       </w:r>
     </w:p>
     <w:p>
@@ -30821,25 +29848,7 @@
           <w:sz w:val="28"/>
           <w:szCs w:val="28"/>
         </w:rPr>
-        <w:t>Подключение мастер-страницы (Layout) через _ViewStart.cshtml выполняется установкой свойства Layout в этом файле, например: Layout = "_Layout</w:t>
-      </w:r>
-      <w:proofErr w:type="gramStart"/>
-      <w:r>
-        <w:rPr>
-          <w:rFonts w:ascii="Times New Roman" w:hAnsi="Times New Roman"/>
-          <w:sz w:val="28"/>
-          <w:szCs w:val="28"/>
-        </w:rPr>
-        <w:t>";,</w:t>
-      </w:r>
-      <w:proofErr w:type="gramEnd"/>
-      <w:r>
-        <w:rPr>
-          <w:rFonts w:ascii="Times New Roman" w:hAnsi="Times New Roman"/>
-          <w:sz w:val="28"/>
-          <w:szCs w:val="28"/>
-        </w:rPr>
-        <w:t xml:space="preserve"> и оно применяется ко всем представлениям в текущей папке и подпапках.</w:t>
+        <w:t>Подключение мастер-страницы (Layout) через _ViewStart.cshtml выполняется установкой свойства Layout в этом файле, например: Layout = "_Layout";, и оно применяется ко всем представлениям в текущей папке и подпапках.</w:t>
       </w:r>
     </w:p>
     <w:p>
@@ -30917,25 +29926,7 @@
           <w:sz w:val="28"/>
           <w:szCs w:val="28"/>
         </w:rPr>
-        <w:t>Создание ссылки с помощью tag-хелпера asp-page выполняется через атрибут в теге &lt;a&gt;, например: &lt;a asp-page="/Index</w:t>
-      </w:r>
-      <w:proofErr w:type="gramStart"/>
-      <w:r>
-        <w:rPr>
-          <w:rFonts w:ascii="Times New Roman" w:hAnsi="Times New Roman"/>
-          <w:sz w:val="28"/>
-          <w:szCs w:val="28"/>
-        </w:rPr>
-        <w:t>"&gt;Главная</w:t>
-      </w:r>
-      <w:proofErr w:type="gramEnd"/>
-      <w:r>
-        <w:rPr>
-          <w:rFonts w:ascii="Times New Roman" w:hAnsi="Times New Roman"/>
-          <w:sz w:val="28"/>
-          <w:szCs w:val="28"/>
-        </w:rPr>
-        <w:t>&lt;/a&gt;, где указывается путь к целевой странице.</w:t>
+        <w:t>Создание ссылки с помощью tag-хелпера asp-page выполняется через атрибут в теге &lt;a&gt;, например: &lt;a asp-page="/Index"&gt;Главная&lt;/a&gt;, где указывается путь к целевой странице.</w:t>
       </w:r>
     </w:p>
     <w:p>
@@ -31373,25 +30364,7 @@
           <w:sz w:val="28"/>
           <w:szCs w:val="28"/>
         </w:rPr>
-        <w:t xml:space="preserve">Для сохранения изменений в БД используется метод </w:t>
-      </w:r>
-      <w:proofErr w:type="gramStart"/>
-      <w:r>
-        <w:rPr>
-          <w:rFonts w:ascii="Times New Roman" w:hAnsi="Times New Roman"/>
-          <w:sz w:val="28"/>
-          <w:szCs w:val="28"/>
-        </w:rPr>
-        <w:t>SaveChangesAsync(</w:t>
-      </w:r>
-      <w:proofErr w:type="gramEnd"/>
-      <w:r>
-        <w:rPr>
-          <w:rFonts w:ascii="Times New Roman" w:hAnsi="Times New Roman"/>
-          <w:sz w:val="28"/>
-          <w:szCs w:val="28"/>
-        </w:rPr>
-        <w:t>) (асинхронно) или SaveChanges() (синхронно) у контекста данных (DbContext).</w:t>
+        <w:t>Для сохранения изменений в БД используется метод SaveChangesAsync() (асинхронно) или SaveChanges() (синхронно) у контекста данных (DbContext).</w:t>
       </w:r>
     </w:p>
     <w:p>
@@ -31469,25 +30442,7 @@
           <w:sz w:val="28"/>
           <w:szCs w:val="28"/>
         </w:rPr>
-        <w:t xml:space="preserve">Контекст данных регистрируется в Program.cs с помощью метода AddDbContext&lt;T&gt;, где указывается строка подключения через </w:t>
-      </w:r>
-      <w:proofErr w:type="gramStart"/>
-      <w:r>
-        <w:rPr>
-          <w:rFonts w:ascii="Times New Roman" w:hAnsi="Times New Roman"/>
-          <w:sz w:val="28"/>
-          <w:szCs w:val="28"/>
-        </w:rPr>
-        <w:t>UseSqlServer(</w:t>
-      </w:r>
-      <w:proofErr w:type="gramEnd"/>
-      <w:r>
-        <w:rPr>
-          <w:rFonts w:ascii="Times New Roman" w:hAnsi="Times New Roman"/>
-          <w:sz w:val="28"/>
-          <w:szCs w:val="28"/>
-        </w:rPr>
-        <w:t>) или другой провайдер, например: builder.Services.AddDbContext&lt;AppDbContext&gt;(options =&gt; options.UseSqlServer(builder.Configuration.GetConnectionString("DefaultConnection")));</w:t>
+        <w:t>Контекст данных регистрируется в Program.cs с помощью метода AddDbContext&lt;T&gt;, где указывается строка подключения через UseSqlServer() или другой провайдер, например: builder.Services.AddDbContext&lt;AppDbContext&gt;(options =&gt; options.UseSqlServer(builder.Configuration.GetConnectionString("DefaultConnection")));</w:t>
       </w:r>
     </w:p>
     <w:p>
@@ -31641,25 +30596,7 @@
           <w:sz w:val="28"/>
           <w:szCs w:val="28"/>
         </w:rPr>
-        <w:t xml:space="preserve">Строка подключения к БД настраивается в файле appsettings.json в разделе ConnectionStrings, например: "ConnectionStrings": </w:t>
-      </w:r>
-      <w:proofErr w:type="gramStart"/>
-      <w:r>
-        <w:rPr>
-          <w:rFonts w:ascii="Times New Roman" w:hAnsi="Times New Roman"/>
-          <w:sz w:val="28"/>
-          <w:szCs w:val="28"/>
-        </w:rPr>
-        <w:t>{ "</w:t>
-      </w:r>
-      <w:proofErr w:type="gramEnd"/>
-      <w:r>
-        <w:rPr>
-          <w:rFonts w:ascii="Times New Roman" w:hAnsi="Times New Roman"/>
-          <w:sz w:val="28"/>
-          <w:szCs w:val="28"/>
-        </w:rPr>
-        <w:t>DefaultConnection": "Server=...;Database=...;..." }.</w:t>
+        <w:t>Строка подключения к БД настраивается в файле appsettings.json в разделе ConnectionStrings, например: "ConnectionStrings": { "DefaultConnection": "Server=...;Database=...;..." }.</w:t>
       </w:r>
     </w:p>
     <w:p>
@@ -31737,25 +30674,7 @@
           <w:sz w:val="28"/>
           <w:szCs w:val="28"/>
         </w:rPr>
-        <w:t xml:space="preserve">Вернуть статус 404 при ненайденной записи можно с помощью метода </w:t>
-      </w:r>
-      <w:proofErr w:type="gramStart"/>
-      <w:r>
-        <w:rPr>
-          <w:rFonts w:ascii="Times New Roman" w:hAnsi="Times New Roman"/>
-          <w:sz w:val="28"/>
-          <w:szCs w:val="28"/>
-        </w:rPr>
-        <w:t>NotFound(</w:t>
-      </w:r>
-      <w:proofErr w:type="gramEnd"/>
-      <w:r>
-        <w:rPr>
-          <w:rFonts w:ascii="Times New Roman" w:hAnsi="Times New Roman"/>
-          <w:sz w:val="28"/>
-          <w:szCs w:val="28"/>
-        </w:rPr>
-        <w:t>) или return NotFound("Сообщение"), который возвращает результат с кодом состояния 404.</w:t>
+        <w:t>Вернуть статус 404 при ненайденной записи можно с помощью метода NotFound() или return NotFound("Сообщение"), который возвращает результат с кодом состояния 404.</w:t>
       </w:r>
     </w:p>
     <w:p>
@@ -31828,25 +30747,7 @@
           <w:sz w:val="28"/>
           <w:szCs w:val="28"/>
         </w:rPr>
-        <w:t xml:space="preserve">В ходе работы освоено создание веб-приложений на ASP.NET Razor Pages с использованием Entity Framework Core: регистрация контекста в Program.cs, настройка строки подключения в appsettings.json, сохранение данных через </w:t>
-      </w:r>
-      <w:proofErr w:type="gramStart"/>
-      <w:r>
-        <w:rPr>
-          <w:rFonts w:ascii="Times New Roman" w:hAnsi="Times New Roman"/>
-          <w:sz w:val="28"/>
-          <w:szCs w:val="28"/>
-        </w:rPr>
-        <w:t>SaveChangesAsync(</w:t>
-      </w:r>
-      <w:proofErr w:type="gramEnd"/>
-      <w:r>
-        <w:rPr>
-          <w:rFonts w:ascii="Times New Roman" w:hAnsi="Times New Roman"/>
-          <w:sz w:val="28"/>
-          <w:szCs w:val="28"/>
-        </w:rPr>
-        <w:t>), привязка полей через [BindProperty] и обработка ошибок с возвратом статуса 404.</w:t>
+        <w:t>В ходе работы освоено создание веб-приложений на ASP.NET Razor Pages с использованием Entity Framework Core: регистрация контекста в Program.cs, настройка строки подключения в appsettings.json, сохранение данных через SaveChangesAsync(), привязка полей через [BindProperty] и обработка ошибок с возвратом статуса 404.</w:t>
       </w:r>
     </w:p>
     <w:p>
@@ -32162,33 +31063,15 @@
           <w:sz w:val="28"/>
           <w:szCs w:val="28"/>
         </w:rPr>
-        <w:t xml:space="preserve">Обработчик события для таймера создается путем подписки на событие Tick у DispatcherTimer (или Elapsed у System.Timers.Timer) с указанием метода, который будет выполняться при каждом срабатывании таймера, </w:t>
-      </w:r>
-      <w:proofErr w:type="gramStart"/>
-      <w:r>
-        <w:rPr>
-          <w:rFonts w:ascii="Times New Roman" w:hAnsi="Times New Roman"/>
-          <w:sz w:val="28"/>
-          <w:szCs w:val="28"/>
-        </w:rPr>
-        <w:t>напр</w:t>
-      </w:r>
-      <w:r>
-        <w:rPr>
-          <w:rFonts w:ascii="Times New Roman" w:hAnsi="Times New Roman"/>
-          <w:sz w:val="28"/>
-          <w:szCs w:val="28"/>
-        </w:rPr>
-        <w:t>имер</w:t>
-      </w:r>
-      <w:proofErr w:type="gramEnd"/>
-      <w:r>
-        <w:rPr>
-          <w:rFonts w:ascii="Times New Roman" w:hAnsi="Times New Roman"/>
-          <w:sz w:val="28"/>
-          <w:szCs w:val="28"/>
-        </w:rPr>
-        <w:t>: timer.Tick += Timer_Tick;</w:t>
+        <w:t>Обработчик события для таймера создается путем подписки на событие Tick у DispatcherTimer (или Elapsed у System.Timers.Timer) с указанием метода, который будет выполняться при каждом срабатывании таймера, напр</w:t>
+      </w:r>
+      <w:r>
+        <w:rPr>
+          <w:rFonts w:ascii="Times New Roman" w:hAnsi="Times New Roman"/>
+          <w:sz w:val="28"/>
+          <w:szCs w:val="28"/>
+        </w:rPr>
+        <w:t>имер: timer.Tick += Timer_Tick;</w:t>
       </w:r>
     </w:p>
     <w:p>
@@ -32264,25 +31147,7 @@
           <w:sz w:val="28"/>
           <w:szCs w:val="28"/>
         </w:rPr>
-        <w:t>Интервал таймера изменяется через свойство Interval типа TimeSpan, например: timer.Interval = TimeSpan.FromSeconds(5</w:t>
-      </w:r>
-      <w:proofErr w:type="gramStart"/>
-      <w:r>
-        <w:rPr>
-          <w:rFonts w:ascii="Times New Roman" w:hAnsi="Times New Roman"/>
-          <w:sz w:val="28"/>
-          <w:szCs w:val="28"/>
-        </w:rPr>
-        <w:t>);,</w:t>
-      </w:r>
-      <w:proofErr w:type="gramEnd"/>
-      <w:r>
-        <w:rPr>
-          <w:rFonts w:ascii="Times New Roman" w:hAnsi="Times New Roman"/>
-          <w:sz w:val="28"/>
-          <w:szCs w:val="28"/>
-        </w:rPr>
-        <w:t xml:space="preserve"> при этом изменение можно выполнять динамически в любой момент работы приложения, и таймер автоматически</w:t>
+        <w:t>Интервал таймера изменяется через свойство Interval типа TimeSpan, например: timer.Interval = TimeSpan.FromSeconds(5);, при этом изменение можно выполнять динамически в любой момент работы приложения, и таймер автоматически</w:t>
       </w:r>
       <w:r>
         <w:rPr>
@@ -33273,25 +32138,7 @@
           <w:sz w:val="28"/>
           <w:szCs w:val="28"/>
         </w:rPr>
-        <w:t xml:space="preserve">Использовать метод </w:t>
-      </w:r>
-      <w:proofErr w:type="gramStart"/>
-      <w:r>
-        <w:rPr>
-          <w:rFonts w:ascii="Times New Roman" w:hAnsi="Times New Roman"/>
-          <w:sz w:val="28"/>
-          <w:szCs w:val="28"/>
-        </w:rPr>
-        <w:t>ExecuteScalar(</w:t>
-      </w:r>
-      <w:proofErr w:type="gramEnd"/>
-      <w:r>
-        <w:rPr>
-          <w:rFonts w:ascii="Times New Roman" w:hAnsi="Times New Roman"/>
-          <w:sz w:val="28"/>
-          <w:szCs w:val="28"/>
-        </w:rPr>
-        <w:t>) объекта SqlCommand. Возвращает первый столбец первой строки результата запроса (например, количество записей или агрегатное значение).</w:t>
+        <w:t>Использовать метод ExecuteScalar() объекта SqlCommand. Возвращает первый столбец первой строки результата запроса (например, количество записей или агрегатное значение).</w:t>
       </w:r>
     </w:p>
     <w:p>
@@ -33830,25 +32677,7 @@
           <w:sz w:val="28"/>
           <w:szCs w:val="28"/>
         </w:rPr>
-        <w:t xml:space="preserve">запросом INSERT, UPDATE или DELETE, установить подключение (Connection) и вызвать метод </w:t>
-      </w:r>
-      <w:proofErr w:type="gramStart"/>
-      <w:r>
-        <w:rPr>
-          <w:rFonts w:ascii="Times New Roman" w:hAnsi="Times New Roman"/>
-          <w:sz w:val="28"/>
-          <w:szCs w:val="28"/>
-        </w:rPr>
-        <w:t>ExecuteNonQuery(</w:t>
-      </w:r>
-      <w:proofErr w:type="gramEnd"/>
-      <w:r>
-        <w:rPr>
-          <w:rFonts w:ascii="Times New Roman" w:hAnsi="Times New Roman"/>
-          <w:sz w:val="28"/>
-          <w:szCs w:val="28"/>
-        </w:rPr>
-        <w:t>).</w:t>
+        <w:t>запросом INSERT, UPDATE или DELETE, установить подключение (Connection) и вызвать метод ExecuteNonQuery().</w:t>
       </w:r>
     </w:p>
     <w:p>
@@ -33926,25 +32755,7 @@
           <w:sz w:val="28"/>
           <w:szCs w:val="28"/>
         </w:rPr>
-        <w:t>Добавить параметры в коллекцию Parameters объекта SqlCommand, указав имя параметра (с префиксом @) и его значение. Пример: cmd.Parameters.AddWithValue("@id", 5); или cmd.Parameters.Add("@name", SqlDbType.NVarChar</w:t>
-      </w:r>
-      <w:proofErr w:type="gramStart"/>
-      <w:r>
-        <w:rPr>
-          <w:rFonts w:ascii="Times New Roman" w:hAnsi="Times New Roman"/>
-          <w:sz w:val="28"/>
-          <w:szCs w:val="28"/>
-        </w:rPr>
-        <w:t>).Value</w:t>
-      </w:r>
-      <w:proofErr w:type="gramEnd"/>
-      <w:r>
-        <w:rPr>
-          <w:rFonts w:ascii="Times New Roman" w:hAnsi="Times New Roman"/>
-          <w:sz w:val="28"/>
-          <w:szCs w:val="28"/>
-        </w:rPr>
-        <w:t xml:space="preserve"> = "Имя";</w:t>
+        <w:t>Добавить параметры в коллекцию Parameters объекта SqlCommand, указав имя параметра (с префиксом @) и его значение. Пример: cmd.Parameters.AddWithValue("@id", 5); или cmd.Parameters.Add("@name", SqlDbType.NVarChar).Value = "Имя";</w:t>
       </w:r>
     </w:p>
     <w:p>
@@ -33994,25 +32805,7 @@
           <w:sz w:val="28"/>
           <w:szCs w:val="28"/>
         </w:rPr>
-        <w:t xml:space="preserve">Для чего используются параметры </w:t>
-      </w:r>
-      <w:proofErr w:type="gramStart"/>
-      <w:r>
-        <w:rPr>
-          <w:rFonts w:ascii="Times New Roman" w:hAnsi="Times New Roman"/>
-          <w:sz w:val="28"/>
-          <w:szCs w:val="28"/>
-        </w:rPr>
-        <w:t>в в</w:t>
-      </w:r>
-      <w:proofErr w:type="gramEnd"/>
-      <w:r>
-        <w:rPr>
-          <w:rFonts w:ascii="Times New Roman" w:hAnsi="Times New Roman"/>
-          <w:sz w:val="28"/>
-          <w:szCs w:val="28"/>
-        </w:rPr>
-        <w:t xml:space="preserve"> SqlCommand?</w:t>
+        <w:t>Для чего используются параметры в в SqlCommand?</w:t>
       </w:r>
     </w:p>
     <w:p>
@@ -34132,25 +32925,7 @@
           <w:sz w:val="28"/>
           <w:szCs w:val="28"/>
         </w:rPr>
-        <w:t xml:space="preserve">Заполнить DataTable или DataSet, изменить данные в них, затем вызвать </w:t>
-      </w:r>
-      <w:proofErr w:type="gramStart"/>
-      <w:r>
-        <w:rPr>
-          <w:rFonts w:ascii="Times New Roman" w:hAnsi="Times New Roman"/>
-          <w:sz w:val="28"/>
-          <w:szCs w:val="28"/>
-        </w:rPr>
-        <w:t>Update(</w:t>
-      </w:r>
-      <w:proofErr w:type="gramEnd"/>
-      <w:r>
-        <w:rPr>
-          <w:rFonts w:ascii="Times New Roman" w:hAnsi="Times New Roman"/>
-          <w:sz w:val="28"/>
-          <w:szCs w:val="28"/>
-        </w:rPr>
-        <w:t>) у SqlDataAdapter, передав измененный DataTable или DataSet.</w:t>
+        <w:t>Заполнить DataTable или DataSet, изменить данные в них, затем вызвать Update() у SqlDataAdapter, передав измененный DataTable или DataSet.</w:t>
       </w:r>
     </w:p>
     <w:p>
@@ -34283,7 +33058,6 @@
           <w:lang w:val="en-US"/>
         </w:rPr>
       </w:pPr>
-      <w:proofErr w:type="gramStart"/>
       <w:r>
         <w:rPr>
           <w:rFonts w:ascii="Times New Roman" w:hAnsi="Times New Roman"/>
@@ -34291,9 +33065,16 @@
           <w:szCs w:val="28"/>
           <w:lang w:val="en-US"/>
         </w:rPr>
-        <w:t>2.6</w:t>
-      </w:r>
-      <w:proofErr w:type="gramEnd"/>
+        <w:t xml:space="preserve">2.6 </w:t>
+      </w:r>
+      <w:r>
+        <w:rPr>
+          <w:rFonts w:ascii="Times New Roman" w:hAnsi="Times New Roman"/>
+          <w:sz w:val="28"/>
+          <w:szCs w:val="28"/>
+        </w:rPr>
+        <w:t>Как</w:t>
+      </w:r>
       <w:r>
         <w:rPr>
           <w:rFonts w:ascii="Times New Roman" w:hAnsi="Times New Roman"/>
@@ -34309,7 +33090,7 @@
           <w:sz w:val="28"/>
           <w:szCs w:val="28"/>
         </w:rPr>
-        <w:t>Как</w:t>
+        <w:t>связать</w:t>
       </w:r>
       <w:r>
         <w:rPr>
@@ -34318,355 +33099,283 @@
           <w:szCs w:val="28"/>
           <w:lang w:val="en-US"/>
         </w:rPr>
+        <w:t xml:space="preserve"> SqlCommandBuilder </w:t>
+      </w:r>
+      <w:r>
+        <w:rPr>
+          <w:rFonts w:ascii="Times New Roman" w:hAnsi="Times New Roman"/>
+          <w:sz w:val="28"/>
+          <w:szCs w:val="28"/>
+        </w:rPr>
+        <w:t>и</w:t>
+      </w:r>
+      <w:r>
+        <w:rPr>
+          <w:rFonts w:ascii="Times New Roman" w:hAnsi="Times New Roman"/>
+          <w:sz w:val="28"/>
+          <w:szCs w:val="28"/>
+          <w:lang w:val="en-US"/>
+        </w:rPr>
+        <w:t xml:space="preserve"> SqlDataAdapter?</w:t>
+      </w:r>
+    </w:p>
+    <w:p>
+      <w:pPr>
+        <w:pStyle w:val="Standard"/>
+        <w:tabs>
+          <w:tab w:val="clear" w:pos="709"/>
+          <w:tab w:val="left" w:pos="1134"/>
+        </w:tabs>
+        <w:spacing w:line="100" w:lineRule="atLeast"/>
+        <w:ind w:firstLine="567"/>
+        <w:jc w:val="both"/>
+        <w:outlineLvl w:val="9"/>
+        <w:rPr>
+          <w:rFonts w:ascii="Times New Roman" w:hAnsi="Times New Roman"/>
+          <w:sz w:val="28"/>
+          <w:szCs w:val="28"/>
+          <w:lang w:val="en-US"/>
+        </w:rPr>
+      </w:pPr>
+      <w:r>
+        <w:rPr>
+          <w:rFonts w:ascii="Times New Roman" w:hAnsi="Times New Roman"/>
+          <w:sz w:val="28"/>
+          <w:szCs w:val="28"/>
+          <w:lang w:val="en-US"/>
+        </w:rPr>
+        <w:t>Создать SqlDataAdapter с SELECT</w:t>
+      </w:r>
+      <w:r>
+        <w:rPr>
+          <w:rFonts w:ascii="Times New Roman" w:hAnsi="Times New Roman"/>
+          <w:sz w:val="28"/>
+          <w:szCs w:val="28"/>
+          <w:lang w:val="en-US"/>
+        </w:rPr>
+        <w:t>-</w:t>
+      </w:r>
+      <w:r>
+        <w:rPr>
+          <w:rFonts w:ascii="Times New Roman" w:hAnsi="Times New Roman"/>
+          <w:sz w:val="28"/>
+          <w:szCs w:val="28"/>
+          <w:lang w:val="en-US"/>
+        </w:rPr>
+        <w:t>запросом, затем создать SqlCommandBuilder, передав в конструкторе этот SqlDataAdapter. Пример: SqlCommandBuilder builder = new SqlCommandBuilder(adapter);</w:t>
+      </w:r>
+    </w:p>
+    <w:p>
+      <w:pPr>
+        <w:pStyle w:val="Standard"/>
+        <w:tabs>
+          <w:tab w:val="clear" w:pos="709"/>
+          <w:tab w:val="left" w:pos="1134"/>
+        </w:tabs>
+        <w:spacing w:line="100" w:lineRule="atLeast"/>
+        <w:ind w:firstLine="567"/>
+        <w:jc w:val="both"/>
+        <w:outlineLvl w:val="9"/>
+        <w:rPr>
+          <w:rFonts w:ascii="Times New Roman" w:hAnsi="Times New Roman"/>
+          <w:sz w:val="28"/>
+          <w:szCs w:val="28"/>
+          <w:lang w:val="en-US"/>
+        </w:rPr>
+      </w:pPr>
+    </w:p>
+    <w:p>
+      <w:pPr>
+        <w:pStyle w:val="Standard"/>
+        <w:tabs>
+          <w:tab w:val="clear" w:pos="709"/>
+          <w:tab w:val="left" w:pos="1134"/>
+        </w:tabs>
+        <w:spacing w:line="100" w:lineRule="atLeast"/>
+        <w:jc w:val="both"/>
+        <w:outlineLvl w:val="9"/>
+        <w:rPr>
+          <w:rFonts w:ascii="Times New Roman" w:hAnsi="Times New Roman"/>
+          <w:b/>
+          <w:bCs/>
+          <w:sz w:val="28"/>
+          <w:szCs w:val="28"/>
+          <w:lang w:val="en-US"/>
+        </w:rPr>
+      </w:pPr>
+      <w:r>
+        <w:rPr>
+          <w:rFonts w:ascii="Times New Roman" w:hAnsi="Times New Roman"/>
+          <w:b/>
+          <w:bCs/>
+          <w:sz w:val="28"/>
+          <w:szCs w:val="28"/>
+          <w:lang w:val="en-US"/>
+        </w:rPr>
+        <w:t xml:space="preserve">3 </w:t>
+      </w:r>
+      <w:r>
+        <w:rPr>
+          <w:rFonts w:ascii="Times New Roman" w:hAnsi="Times New Roman"/>
+          <w:b/>
+          <w:bCs/>
+          <w:sz w:val="28"/>
+          <w:szCs w:val="28"/>
+        </w:rPr>
+        <w:t>Вывод</w:t>
+      </w:r>
+    </w:p>
+    <w:p>
+      <w:pPr>
+        <w:pStyle w:val="Standard"/>
+        <w:tabs>
+          <w:tab w:val="clear" w:pos="709"/>
+          <w:tab w:val="left" w:pos="1134"/>
+        </w:tabs>
+        <w:spacing w:line="100" w:lineRule="atLeast"/>
+        <w:ind w:firstLine="567"/>
+        <w:jc w:val="both"/>
+        <w:outlineLvl w:val="9"/>
+        <w:rPr>
+          <w:rFonts w:ascii="Times New Roman" w:hAnsi="Times New Roman"/>
+          <w:bCs/>
+          <w:sz w:val="28"/>
+          <w:szCs w:val="28"/>
+          <w:lang w:val="en-US"/>
+        </w:rPr>
+      </w:pPr>
+      <w:r>
+        <w:rPr>
+          <w:rFonts w:ascii="Times New Roman" w:hAnsi="Times New Roman"/>
+          <w:bCs/>
+          <w:sz w:val="28"/>
+          <w:szCs w:val="28"/>
+        </w:rPr>
+        <w:t>Научился</w:t>
+      </w:r>
+      <w:r>
+        <w:rPr>
+          <w:rFonts w:ascii="Times New Roman" w:hAnsi="Times New Roman"/>
+          <w:bCs/>
+          <w:sz w:val="28"/>
+          <w:szCs w:val="28"/>
+          <w:lang w:val="en-US"/>
+        </w:rPr>
         <w:t xml:space="preserve"> </w:t>
       </w:r>
       <w:r>
         <w:rPr>
           <w:rFonts w:ascii="Times New Roman" w:hAnsi="Times New Roman"/>
-          <w:sz w:val="28"/>
-          <w:szCs w:val="28"/>
-        </w:rPr>
-        <w:t>связать</w:t>
-      </w:r>
-      <w:r>
-        <w:rPr>
-          <w:rFonts w:ascii="Times New Roman" w:hAnsi="Times New Roman"/>
+          <w:bCs/>
+          <w:sz w:val="28"/>
+          <w:szCs w:val="28"/>
+        </w:rPr>
+        <w:t>читать</w:t>
+      </w:r>
+      <w:r>
+        <w:rPr>
+          <w:rFonts w:ascii="Times New Roman" w:hAnsi="Times New Roman"/>
+          <w:bCs/>
           <w:sz w:val="28"/>
           <w:szCs w:val="28"/>
           <w:lang w:val="en-US"/>
         </w:rPr>
-        <w:t xml:space="preserve"> SqlCommandBuilder </w:t>
-      </w:r>
-      <w:r>
-        <w:rPr>
-          <w:rFonts w:ascii="Times New Roman" w:hAnsi="Times New Roman"/>
-          <w:sz w:val="28"/>
-          <w:szCs w:val="28"/>
-        </w:rPr>
-        <w:t>и</w:t>
-      </w:r>
-      <w:r>
-        <w:rPr>
-          <w:rFonts w:ascii="Times New Roman" w:hAnsi="Times New Roman"/>
+        <w:t xml:space="preserve"> </w:t>
+      </w:r>
+      <w:r>
+        <w:rPr>
+          <w:rFonts w:ascii="Times New Roman" w:hAnsi="Times New Roman"/>
+          <w:bCs/>
+          <w:sz w:val="28"/>
+          <w:szCs w:val="28"/>
+        </w:rPr>
+        <w:t>данные</w:t>
+      </w:r>
+      <w:r>
+        <w:rPr>
+          <w:rFonts w:ascii="Times New Roman" w:hAnsi="Times New Roman"/>
+          <w:bCs/>
           <w:sz w:val="28"/>
           <w:szCs w:val="28"/>
           <w:lang w:val="en-US"/>
         </w:rPr>
-        <w:t xml:space="preserve"> SqlDataAdapter?</w:t>
-      </w:r>
-    </w:p>
-    <w:p>
-      <w:pPr>
-        <w:pStyle w:val="Standard"/>
-        <w:tabs>
-          <w:tab w:val="clear" w:pos="709"/>
-          <w:tab w:val="left" w:pos="1134"/>
-        </w:tabs>
-        <w:spacing w:line="100" w:lineRule="atLeast"/>
-        <w:ind w:firstLine="567"/>
-        <w:jc w:val="both"/>
-        <w:outlineLvl w:val="9"/>
-        <w:rPr>
-          <w:rFonts w:ascii="Times New Roman" w:hAnsi="Times New Roman"/>
+        <w:t xml:space="preserve"> </w:t>
+      </w:r>
+      <w:r>
+        <w:rPr>
+          <w:rFonts w:ascii="Times New Roman" w:hAnsi="Times New Roman"/>
+          <w:bCs/>
+          <w:sz w:val="28"/>
+          <w:szCs w:val="28"/>
+        </w:rPr>
+        <w:t>из</w:t>
+      </w:r>
+      <w:r>
+        <w:rPr>
+          <w:rFonts w:ascii="Times New Roman" w:hAnsi="Times New Roman"/>
+          <w:bCs/>
           <w:sz w:val="28"/>
           <w:szCs w:val="28"/>
           <w:lang w:val="en-US"/>
         </w:rPr>
-      </w:pPr>
-      <w:r>
-        <w:rPr>
-          <w:rFonts w:ascii="Times New Roman" w:hAnsi="Times New Roman"/>
+        <w:t xml:space="preserve"> </w:t>
+      </w:r>
+      <w:r>
+        <w:rPr>
+          <w:rFonts w:ascii="Times New Roman" w:hAnsi="Times New Roman"/>
+          <w:bCs/>
+          <w:sz w:val="28"/>
+          <w:szCs w:val="28"/>
+        </w:rPr>
+        <w:t>БД</w:t>
+      </w:r>
+      <w:r>
+        <w:rPr>
+          <w:rFonts w:ascii="Times New Roman" w:hAnsi="Times New Roman"/>
+          <w:bCs/>
           <w:sz w:val="28"/>
           <w:szCs w:val="28"/>
           <w:lang w:val="en-US"/>
         </w:rPr>
-        <w:t>Создать SqlDataAdapter с SELECT</w:t>
-      </w:r>
-      <w:r>
-        <w:rPr>
-          <w:rFonts w:ascii="Times New Roman" w:hAnsi="Times New Roman"/>
+        <w:t xml:space="preserve"> </w:t>
+      </w:r>
+      <w:r>
+        <w:rPr>
+          <w:rFonts w:ascii="Times New Roman" w:hAnsi="Times New Roman"/>
+          <w:bCs/>
+          <w:sz w:val="28"/>
+          <w:szCs w:val="28"/>
+        </w:rPr>
+        <w:t>в</w:t>
+      </w:r>
+      <w:r>
+        <w:rPr>
+          <w:rFonts w:ascii="Times New Roman" w:hAnsi="Times New Roman"/>
+          <w:bCs/>
           <w:sz w:val="28"/>
           <w:szCs w:val="28"/>
           <w:lang w:val="en-US"/>
         </w:rPr>
-        <w:t>-</w:t>
-      </w:r>
-      <w:r>
-        <w:rPr>
-          <w:rFonts w:ascii="Times New Roman" w:hAnsi="Times New Roman"/>
+        <w:t xml:space="preserve"> C# </w:t>
+      </w:r>
+      <w:r>
+        <w:rPr>
+          <w:rFonts w:ascii="Times New Roman" w:hAnsi="Times New Roman"/>
+          <w:bCs/>
+          <w:sz w:val="28"/>
+          <w:szCs w:val="28"/>
+        </w:rPr>
+        <w:t>через</w:t>
+      </w:r>
+      <w:r>
+        <w:rPr>
+          <w:rFonts w:ascii="Times New Roman" w:hAnsi="Times New Roman"/>
+          <w:bCs/>
           <w:sz w:val="28"/>
           <w:szCs w:val="28"/>
           <w:lang w:val="en-US"/>
         </w:rPr>
-        <w:t xml:space="preserve">запросом, затем создать SqlCommandBuilder, передав в конструкторе этот SqlDataAdapter. Пример: SqlCommandBuilder builder = new </w:t>
-      </w:r>
-      <w:proofErr w:type="gramStart"/>
-      <w:r>
-        <w:rPr>
-          <w:rFonts w:ascii="Times New Roman" w:hAnsi="Times New Roman"/>
-          <w:sz w:val="28"/>
-          <w:szCs w:val="28"/>
-          <w:lang w:val="en-US"/>
-        </w:rPr>
-        <w:t>SqlCommandBuilder(</w:t>
-      </w:r>
-      <w:proofErr w:type="gramEnd"/>
-      <w:r>
-        <w:rPr>
-          <w:rFonts w:ascii="Times New Roman" w:hAnsi="Times New Roman"/>
-          <w:sz w:val="28"/>
-          <w:szCs w:val="28"/>
-          <w:lang w:val="en-US"/>
-        </w:rPr>
-        <w:t>adapter);</w:t>
-      </w:r>
-    </w:p>
-    <w:p>
-      <w:pPr>
-        <w:pStyle w:val="Standard"/>
-        <w:tabs>
-          <w:tab w:val="clear" w:pos="709"/>
-          <w:tab w:val="left" w:pos="1134"/>
-        </w:tabs>
-        <w:spacing w:line="100" w:lineRule="atLeast"/>
-        <w:ind w:firstLine="567"/>
-        <w:jc w:val="both"/>
-        <w:outlineLvl w:val="9"/>
-        <w:rPr>
-          <w:rFonts w:ascii="Times New Roman" w:hAnsi="Times New Roman"/>
-          <w:sz w:val="28"/>
-          <w:szCs w:val="28"/>
-          <w:lang w:val="en-US"/>
-        </w:rPr>
-      </w:pPr>
-    </w:p>
-    <w:p>
-      <w:pPr>
-        <w:pStyle w:val="Standard"/>
-        <w:tabs>
-          <w:tab w:val="clear" w:pos="709"/>
-          <w:tab w:val="left" w:pos="1134"/>
-        </w:tabs>
-        <w:spacing w:line="100" w:lineRule="atLeast"/>
-        <w:jc w:val="both"/>
-        <w:outlineLvl w:val="9"/>
-        <w:rPr>
-          <w:rFonts w:ascii="Times New Roman" w:hAnsi="Times New Roman"/>
-          <w:b/>
-          <w:bCs/>
-          <w:sz w:val="28"/>
-          <w:szCs w:val="28"/>
-          <w:lang w:val="en-US"/>
-        </w:rPr>
-      </w:pPr>
-      <w:proofErr w:type="gramStart"/>
-      <w:r>
-        <w:rPr>
-          <w:rFonts w:ascii="Times New Roman" w:hAnsi="Times New Roman"/>
-          <w:b/>
-          <w:bCs/>
-          <w:sz w:val="28"/>
-          <w:szCs w:val="28"/>
-          <w:lang w:val="en-US"/>
-        </w:rPr>
-        <w:t>3</w:t>
-      </w:r>
-      <w:proofErr w:type="gramEnd"/>
-      <w:r>
-        <w:rPr>
-          <w:rFonts w:ascii="Times New Roman" w:hAnsi="Times New Roman"/>
-          <w:b/>
-          <w:bCs/>
-          <w:sz w:val="28"/>
-          <w:szCs w:val="28"/>
-          <w:lang w:val="en-US"/>
-        </w:rPr>
-        <w:t xml:space="preserve"> </w:t>
-      </w:r>
-      <w:r>
-        <w:rPr>
-          <w:rFonts w:ascii="Times New Roman" w:hAnsi="Times New Roman"/>
-          <w:b/>
-          <w:bCs/>
-          <w:sz w:val="28"/>
-          <w:szCs w:val="28"/>
-        </w:rPr>
-        <w:t>Вывод</w:t>
-      </w:r>
-    </w:p>
-    <w:p>
-      <w:pPr>
-        <w:pStyle w:val="Standard"/>
-        <w:tabs>
-          <w:tab w:val="clear" w:pos="709"/>
-          <w:tab w:val="left" w:pos="1134"/>
-        </w:tabs>
-        <w:spacing w:line="100" w:lineRule="atLeast"/>
-        <w:ind w:firstLine="567"/>
-        <w:jc w:val="both"/>
-        <w:outlineLvl w:val="9"/>
-        <w:rPr>
-          <w:rFonts w:ascii="Times New Roman" w:hAnsi="Times New Roman"/>
-          <w:bCs/>
-          <w:sz w:val="28"/>
-          <w:szCs w:val="28"/>
-          <w:lang w:val="en-US"/>
-        </w:rPr>
-      </w:pPr>
-      <w:r>
-        <w:rPr>
-          <w:rFonts w:ascii="Times New Roman" w:hAnsi="Times New Roman"/>
-          <w:bCs/>
-          <w:sz w:val="28"/>
-          <w:szCs w:val="28"/>
-        </w:rPr>
-        <w:t>Научился</w:t>
-      </w:r>
-      <w:r>
-        <w:rPr>
-          <w:rFonts w:ascii="Times New Roman" w:hAnsi="Times New Roman"/>
-          <w:bCs/>
-          <w:sz w:val="28"/>
-          <w:szCs w:val="28"/>
-          <w:lang w:val="en-US"/>
-        </w:rPr>
-        <w:t xml:space="preserve"> </w:t>
-      </w:r>
-      <w:r>
-        <w:rPr>
-          <w:rFonts w:ascii="Times New Roman" w:hAnsi="Times New Roman"/>
-          <w:bCs/>
-          <w:sz w:val="28"/>
-          <w:szCs w:val="28"/>
-        </w:rPr>
-        <w:t>читать</w:t>
-      </w:r>
-      <w:r>
-        <w:rPr>
-          <w:rFonts w:ascii="Times New Roman" w:hAnsi="Times New Roman"/>
-          <w:bCs/>
-          <w:sz w:val="28"/>
-          <w:szCs w:val="28"/>
-          <w:lang w:val="en-US"/>
-        </w:rPr>
-        <w:t xml:space="preserve"> </w:t>
-      </w:r>
-      <w:r>
-        <w:rPr>
-          <w:rFonts w:ascii="Times New Roman" w:hAnsi="Times New Roman"/>
-          <w:bCs/>
-          <w:sz w:val="28"/>
-          <w:szCs w:val="28"/>
-        </w:rPr>
-        <w:t>данные</w:t>
-      </w:r>
-      <w:r>
-        <w:rPr>
-          <w:rFonts w:ascii="Times New Roman" w:hAnsi="Times New Roman"/>
-          <w:bCs/>
-          <w:sz w:val="28"/>
-          <w:szCs w:val="28"/>
-          <w:lang w:val="en-US"/>
-        </w:rPr>
-        <w:t xml:space="preserve"> </w:t>
-      </w:r>
-      <w:r>
-        <w:rPr>
-          <w:rFonts w:ascii="Times New Roman" w:hAnsi="Times New Roman"/>
-          <w:bCs/>
-          <w:sz w:val="28"/>
-          <w:szCs w:val="28"/>
-        </w:rPr>
-        <w:t>из</w:t>
-      </w:r>
-      <w:r>
-        <w:rPr>
-          <w:rFonts w:ascii="Times New Roman" w:hAnsi="Times New Roman"/>
-          <w:bCs/>
-          <w:sz w:val="28"/>
-          <w:szCs w:val="28"/>
-          <w:lang w:val="en-US"/>
-        </w:rPr>
-        <w:t xml:space="preserve"> </w:t>
-      </w:r>
-      <w:r>
-        <w:rPr>
-          <w:rFonts w:ascii="Times New Roman" w:hAnsi="Times New Roman"/>
-          <w:bCs/>
-          <w:sz w:val="28"/>
-          <w:szCs w:val="28"/>
-        </w:rPr>
-        <w:t>БД</w:t>
-      </w:r>
-      <w:r>
-        <w:rPr>
-          <w:rFonts w:ascii="Times New Roman" w:hAnsi="Times New Roman"/>
-          <w:bCs/>
-          <w:sz w:val="28"/>
-          <w:szCs w:val="28"/>
-          <w:lang w:val="en-US"/>
-        </w:rPr>
-        <w:t xml:space="preserve"> </w:t>
-      </w:r>
-      <w:r>
-        <w:rPr>
-          <w:rFonts w:ascii="Times New Roman" w:hAnsi="Times New Roman"/>
-          <w:bCs/>
-          <w:sz w:val="28"/>
-          <w:szCs w:val="28"/>
-        </w:rPr>
-        <w:t>в</w:t>
-      </w:r>
-      <w:r>
-        <w:rPr>
-          <w:rFonts w:ascii="Times New Roman" w:hAnsi="Times New Roman"/>
-          <w:bCs/>
-          <w:sz w:val="28"/>
-          <w:szCs w:val="28"/>
-          <w:lang w:val="en-US"/>
-        </w:rPr>
-        <w:t xml:space="preserve"> C# </w:t>
-      </w:r>
-      <w:r>
-        <w:rPr>
-          <w:rFonts w:ascii="Times New Roman" w:hAnsi="Times New Roman"/>
-          <w:bCs/>
-          <w:sz w:val="28"/>
-          <w:szCs w:val="28"/>
-        </w:rPr>
-        <w:t>через</w:t>
-      </w:r>
-      <w:r>
-        <w:rPr>
-          <w:rFonts w:ascii="Times New Roman" w:hAnsi="Times New Roman"/>
-          <w:bCs/>
-          <w:sz w:val="28"/>
-          <w:szCs w:val="28"/>
-          <w:lang w:val="en-US"/>
-        </w:rPr>
-        <w:t xml:space="preserve"> SqlConnection, </w:t>
-      </w:r>
-      <w:proofErr w:type="gramStart"/>
-      <w:r>
-        <w:rPr>
-          <w:rFonts w:ascii="Times New Roman" w:hAnsi="Times New Roman"/>
-          <w:bCs/>
-          <w:sz w:val="28"/>
-          <w:szCs w:val="28"/>
-          <w:lang w:val="en-US"/>
-        </w:rPr>
-        <w:t>ExecuteScalar(</w:t>
-      </w:r>
-      <w:proofErr w:type="gramEnd"/>
-      <w:r>
-        <w:rPr>
-          <w:rFonts w:ascii="Times New Roman" w:hAnsi="Times New Roman"/>
-          <w:bCs/>
-          <w:sz w:val="28"/>
-          <w:szCs w:val="28"/>
-          <w:lang w:val="en-US"/>
-        </w:rPr>
-        <w:t xml:space="preserve">) </w:t>
+        <w:t xml:space="preserve"> SqlConnection, ExecuteScalar() </w:t>
       </w:r>
       <w:r>
         <w:rPr>
@@ -36214,23 +34923,13 @@
         </w:rPr>
         <w:t xml:space="preserve">2.1 </w:t>
       </w:r>
-      <w:proofErr w:type="gramStart"/>
-      <w:r>
-        <w:rPr>
-          <w:rFonts w:ascii="Times New Roman" w:hAnsi="Times New Roman"/>
-          <w:sz w:val="28"/>
-          <w:szCs w:val="28"/>
-        </w:rPr>
-        <w:t>В</w:t>
-      </w:r>
-      <w:proofErr w:type="gramEnd"/>
-      <w:r>
-        <w:rPr>
-          <w:rFonts w:ascii="Times New Roman" w:hAnsi="Times New Roman"/>
-          <w:sz w:val="28"/>
-          <w:szCs w:val="28"/>
-        </w:rPr>
-        <w:t xml:space="preserve"> чем отличие между классами Directory и DirectoryInfo?</w:t>
+      <w:r>
+        <w:rPr>
+          <w:rFonts w:ascii="Times New Roman" w:hAnsi="Times New Roman"/>
+          <w:sz w:val="28"/>
+          <w:szCs w:val="28"/>
+        </w:rPr>
+        <w:t>В чем отличие между классами Directory и DirectoryInfo?</w:t>
       </w:r>
     </w:p>
     <w:p>
@@ -36332,25 +35031,7 @@
           <w:sz w:val="28"/>
           <w:szCs w:val="28"/>
         </w:rPr>
-        <w:t xml:space="preserve">2.2 </w:t>
-      </w:r>
-      <w:proofErr w:type="gramStart"/>
-      <w:r>
-        <w:rPr>
-          <w:rFonts w:ascii="Times New Roman" w:hAnsi="Times New Roman"/>
-          <w:sz w:val="28"/>
-          <w:szCs w:val="28"/>
-        </w:rPr>
-        <w:t>В</w:t>
-      </w:r>
-      <w:proofErr w:type="gramEnd"/>
-      <w:r>
-        <w:rPr>
-          <w:rFonts w:ascii="Times New Roman" w:hAnsi="Times New Roman"/>
-          <w:sz w:val="28"/>
-          <w:szCs w:val="28"/>
-        </w:rPr>
-        <w:t xml:space="preserve"> чем отличие между классами File и FileInfo?</w:t>
+        <w:t>2.2 В чем отличие между классами File и FileInfo?</w:t>
       </w:r>
     </w:p>
     <w:p>
@@ -36484,25 +35165,7 @@
           <w:sz w:val="28"/>
           <w:szCs w:val="28"/>
         </w:rPr>
-        <w:t xml:space="preserve">Для получения списка файлов и папок определенного каталога можно использовать статические методы класса Directory: </w:t>
-      </w:r>
-      <w:proofErr w:type="gramStart"/>
-      <w:r>
-        <w:rPr>
-          <w:rFonts w:ascii="Times New Roman" w:hAnsi="Times New Roman"/>
-          <w:sz w:val="28"/>
-          <w:szCs w:val="28"/>
-        </w:rPr>
-        <w:t>GetFiles(</w:t>
-      </w:r>
-      <w:proofErr w:type="gramEnd"/>
-      <w:r>
-        <w:rPr>
-          <w:rFonts w:ascii="Times New Roman" w:hAnsi="Times New Roman"/>
-          <w:sz w:val="28"/>
-          <w:szCs w:val="28"/>
-        </w:rPr>
-        <w:t xml:space="preserve">) (только файлы), GetDirectories() (только папки), GetFileSystemEntries() (файлы и папки), либо аналогичные методы экземпляра класса DirectoryInfo </w:t>
+        <w:t xml:space="preserve">Для получения списка файлов и папок определенного каталога можно использовать статические методы класса Directory: GetFiles() (только файлы), GetDirectories() (только папки), GetFileSystemEntries() (файлы и папки), либо аналогичные методы экземпляра класса DirectoryInfo </w:t>
       </w:r>
       <w:r>
         <w:rPr>
@@ -36981,65 +35644,78 @@
           <w:szCs w:val="28"/>
           <w:lang w:val="en-US"/>
         </w:rPr>
-        <w:t xml:space="preserve">Application excelApp = new </w:t>
-      </w:r>
-      <w:proofErr w:type="gramStart"/>
-      <w:r>
+        <w:t>Application excelApp = new Application();</w:t>
+      </w:r>
+    </w:p>
+    <w:p>
+      <w:pPr>
+        <w:pStyle w:val="Standard"/>
+        <w:tabs>
+          <w:tab w:val="clear" w:pos="709"/>
+          <w:tab w:val="left" w:pos="1134"/>
+        </w:tabs>
+        <w:spacing w:line="100" w:lineRule="atLeast"/>
+        <w:ind w:firstLine="567"/>
+        <w:jc w:val="both"/>
+        <w:outlineLvl w:val="9"/>
         <w:rPr>
           <w:rFonts w:ascii="Times New Roman" w:hAnsi="Times New Roman"/>
           <w:sz w:val="28"/>
           <w:szCs w:val="28"/>
           <w:lang w:val="en-US"/>
         </w:rPr>
-        <w:t>Application(</w:t>
-      </w:r>
-      <w:proofErr w:type="gramEnd"/>
-      <w:r>
+      </w:pPr>
+    </w:p>
+    <w:p>
+      <w:pPr>
+        <w:pStyle w:val="Standard"/>
+        <w:tabs>
+          <w:tab w:val="left" w:pos="1134"/>
+        </w:tabs>
+        <w:spacing w:line="100" w:lineRule="atLeast"/>
+        <w:ind w:firstLine="567"/>
+        <w:jc w:val="both"/>
         <w:rPr>
           <w:rFonts w:ascii="Times New Roman" w:hAnsi="Times New Roman"/>
           <w:sz w:val="28"/>
           <w:szCs w:val="28"/>
           <w:lang w:val="en-US"/>
         </w:rPr>
-        <w:t>);</w:t>
-      </w:r>
-    </w:p>
-    <w:p>
-      <w:pPr>
-        <w:pStyle w:val="Standard"/>
-        <w:tabs>
-          <w:tab w:val="clear" w:pos="709"/>
-          <w:tab w:val="left" w:pos="1134"/>
-        </w:tabs>
-        <w:spacing w:line="100" w:lineRule="atLeast"/>
-        <w:ind w:firstLine="567"/>
-        <w:jc w:val="both"/>
-        <w:outlineLvl w:val="9"/>
+      </w:pPr>
+      <w:r>
         <w:rPr>
           <w:rFonts w:ascii="Times New Roman" w:hAnsi="Times New Roman"/>
           <w:sz w:val="28"/>
           <w:szCs w:val="28"/>
           <w:lang w:val="en-US"/>
         </w:rPr>
-      </w:pPr>
-    </w:p>
-    <w:p>
-      <w:pPr>
-        <w:pStyle w:val="Standard"/>
-        <w:tabs>
-          <w:tab w:val="left" w:pos="1134"/>
-        </w:tabs>
-        <w:spacing w:line="100" w:lineRule="atLeast"/>
-        <w:ind w:firstLine="567"/>
-        <w:jc w:val="both"/>
+        <w:t xml:space="preserve">2.3 </w:t>
+      </w:r>
+      <w:r>
+        <w:rPr>
+          <w:rFonts w:ascii="Times New Roman" w:hAnsi="Times New Roman"/>
+          <w:sz w:val="28"/>
+          <w:szCs w:val="28"/>
+        </w:rPr>
+        <w:t>Что</w:t>
+      </w:r>
+      <w:r>
         <w:rPr>
           <w:rFonts w:ascii="Times New Roman" w:hAnsi="Times New Roman"/>
           <w:sz w:val="28"/>
           <w:szCs w:val="28"/>
           <w:lang w:val="en-US"/>
         </w:rPr>
-      </w:pPr>
-      <w:proofErr w:type="gramStart"/>
+        <w:t xml:space="preserve"> </w:t>
+      </w:r>
+      <w:r>
+        <w:rPr>
+          <w:rFonts w:ascii="Times New Roman" w:hAnsi="Times New Roman"/>
+          <w:sz w:val="28"/>
+          <w:szCs w:val="28"/>
+        </w:rPr>
+        <w:t>такое</w:t>
+      </w:r>
       <w:r>
         <w:rPr>
           <w:rFonts w:ascii="Times New Roman" w:hAnsi="Times New Roman"/>
@@ -37047,50 +35723,6 @@
           <w:szCs w:val="28"/>
           <w:lang w:val="en-US"/>
         </w:rPr>
-        <w:t>2.3</w:t>
-      </w:r>
-      <w:proofErr w:type="gramEnd"/>
-      <w:r>
-        <w:rPr>
-          <w:rFonts w:ascii="Times New Roman" w:hAnsi="Times New Roman"/>
-          <w:sz w:val="28"/>
-          <w:szCs w:val="28"/>
-          <w:lang w:val="en-US"/>
-        </w:rPr>
-        <w:t xml:space="preserve"> </w:t>
-      </w:r>
-      <w:r>
-        <w:rPr>
-          <w:rFonts w:ascii="Times New Roman" w:hAnsi="Times New Roman"/>
-          <w:sz w:val="28"/>
-          <w:szCs w:val="28"/>
-        </w:rPr>
-        <w:t>Что</w:t>
-      </w:r>
-      <w:r>
-        <w:rPr>
-          <w:rFonts w:ascii="Times New Roman" w:hAnsi="Times New Roman"/>
-          <w:sz w:val="28"/>
-          <w:szCs w:val="28"/>
-          <w:lang w:val="en-US"/>
-        </w:rPr>
-        <w:t xml:space="preserve"> </w:t>
-      </w:r>
-      <w:r>
-        <w:rPr>
-          <w:rFonts w:ascii="Times New Roman" w:hAnsi="Times New Roman"/>
-          <w:sz w:val="28"/>
-          <w:szCs w:val="28"/>
-        </w:rPr>
-        <w:t>такое</w:t>
-      </w:r>
-      <w:r>
-        <w:rPr>
-          <w:rFonts w:ascii="Times New Roman" w:hAnsi="Times New Roman"/>
-          <w:sz w:val="28"/>
-          <w:szCs w:val="28"/>
-          <w:lang w:val="en-US"/>
-        </w:rPr>
         <w:t xml:space="preserve"> Workbooks?</w:t>
       </w:r>
     </w:p>
@@ -37117,25 +35749,7 @@
           <w:sz w:val="28"/>
           <w:szCs w:val="28"/>
         </w:rPr>
-        <w:t xml:space="preserve">Коллекция всех открытых книг (рабочих файлов Excel) в приложении. Через нее можно добавлять, открывать или закрывать </w:t>
-      </w:r>
-      <w:proofErr w:type="gramStart"/>
-      <w:r>
-        <w:rPr>
-          <w:rFonts w:ascii="Times New Roman" w:hAnsi="Times New Roman"/>
-          <w:sz w:val="28"/>
-          <w:szCs w:val="28"/>
-        </w:rPr>
-        <w:t>книги .</w:t>
-      </w:r>
-      <w:proofErr w:type="gramEnd"/>
-      <w:r>
-        <w:rPr>
-          <w:rFonts w:ascii="Times New Roman" w:hAnsi="Times New Roman"/>
-          <w:sz w:val="28"/>
-          <w:szCs w:val="28"/>
-        </w:rPr>
-        <w:t xml:space="preserve"> Пример: Workbook workbook = excelApp.Workbooks.Add();</w:t>
+        <w:t>Коллекция всех открытых книг (рабочих файлов Excel) в приложении. Через нее можно добавлять, открывать или закрывать книги . Пример: Workbook workbook = excelApp.Workbooks.Add();</w:t>
       </w:r>
     </w:p>
     <w:p>
@@ -37205,25 +35819,7 @@
           <w:sz w:val="28"/>
           <w:szCs w:val="28"/>
         </w:rPr>
-        <w:t xml:space="preserve">Коллекция всех листов внутри рабочей книги. Позволяет обращаться к листам по индексу (начиная с 1) или по </w:t>
-      </w:r>
-      <w:proofErr w:type="gramStart"/>
-      <w:r>
-        <w:rPr>
-          <w:rFonts w:ascii="Times New Roman" w:hAnsi="Times New Roman"/>
-          <w:sz w:val="28"/>
-          <w:szCs w:val="28"/>
-        </w:rPr>
-        <w:t>имени .</w:t>
-      </w:r>
-      <w:proofErr w:type="gramEnd"/>
-      <w:r>
-        <w:rPr>
-          <w:rFonts w:ascii="Times New Roman" w:hAnsi="Times New Roman"/>
-          <w:sz w:val="28"/>
-          <w:szCs w:val="28"/>
-        </w:rPr>
-        <w:t xml:space="preserve"> Пример: Worksheet worksheet = workbook.Worksheets[1];</w:t>
+        <w:t>Коллекция всех листов внутри рабочей книги. Позволяет обращаться к листам по индексу (начиная с 1) или по имени . Пример: Worksheet worksheet = workbook.Worksheets[1];</w:t>
       </w:r>
     </w:p>
     <w:p>
@@ -37293,25 +35889,7 @@
           <w:sz w:val="28"/>
           <w:szCs w:val="28"/>
         </w:rPr>
-        <w:t xml:space="preserve">Объект, представляющий одну ячейку, строку, столбец или прямоугольный блок </w:t>
-      </w:r>
-      <w:proofErr w:type="gramStart"/>
-      <w:r>
-        <w:rPr>
-          <w:rFonts w:ascii="Times New Roman" w:hAnsi="Times New Roman"/>
-          <w:sz w:val="28"/>
-          <w:szCs w:val="28"/>
-        </w:rPr>
-        <w:t>ячеек .</w:t>
-      </w:r>
-      <w:proofErr w:type="gramEnd"/>
-      <w:r>
-        <w:rPr>
-          <w:rFonts w:ascii="Times New Roman" w:hAnsi="Times New Roman"/>
-          <w:sz w:val="28"/>
-          <w:szCs w:val="28"/>
-        </w:rPr>
-        <w:t xml:space="preserve"> Используется для операций с группами ячеек </w:t>
+        <w:t xml:space="preserve">Объект, представляющий одну ячейку, строку, столбец или прямоугольный блок ячеек . Используется для операций с группами ячеек </w:t>
       </w:r>
       <w:r>
         <w:rPr>
@@ -37397,25 +35975,7 @@
           <w:sz w:val="28"/>
           <w:szCs w:val="28"/>
         </w:rPr>
-        <w:t>Свойство объекта Range или Worksheet, обеспечивающее доступ к отдельным ячейкам по индексам строки и столбца (нумерация с 1</w:t>
-      </w:r>
-      <w:proofErr w:type="gramStart"/>
-      <w:r>
-        <w:rPr>
-          <w:rFonts w:ascii="Times New Roman" w:hAnsi="Times New Roman"/>
-          <w:sz w:val="28"/>
-          <w:szCs w:val="28"/>
-        </w:rPr>
-        <w:t>) .</w:t>
-      </w:r>
-      <w:proofErr w:type="gramEnd"/>
-      <w:r>
-        <w:rPr>
-          <w:rFonts w:ascii="Times New Roman" w:hAnsi="Times New Roman"/>
-          <w:sz w:val="28"/>
-          <w:szCs w:val="28"/>
-        </w:rPr>
-        <w:t xml:space="preserve"> Пример: worksheet.Cells[1, 1] </w:t>
+        <w:t xml:space="preserve">Свойство объекта Range или Worksheet, обеспечивающее доступ к отдельным ячейкам по индексам строки и столбца (нумерация с 1) . Пример: worksheet.Cells[1, 1] </w:t>
       </w:r>
       <w:r>
         <w:rPr>
@@ -37517,25 +36077,7 @@
           <w:sz w:val="28"/>
           <w:szCs w:val="28"/>
         </w:rPr>
-        <w:t xml:space="preserve"> worksheet.Cells[строка, столбец</w:t>
-      </w:r>
-      <w:proofErr w:type="gramStart"/>
-      <w:r>
-        <w:rPr>
-          <w:rFonts w:ascii="Times New Roman" w:hAnsi="Times New Roman"/>
-          <w:sz w:val="28"/>
-          <w:szCs w:val="28"/>
-        </w:rPr>
-        <w:t>].Value</w:t>
-      </w:r>
-      <w:proofErr w:type="gramEnd"/>
-      <w:r>
-        <w:rPr>
-          <w:rFonts w:ascii="Times New Roman" w:hAnsi="Times New Roman"/>
-          <w:sz w:val="28"/>
-          <w:szCs w:val="28"/>
-        </w:rPr>
-        <w:t xml:space="preserve">2 = "значение" (запись) или object val = worksheet.Cells[строка, столбец].Value2 (чтение); для диапазона </w:t>
+        <w:t xml:space="preserve"> worksheet.Cells[строка, столбец].Value2 = "значение" (запись) или object val = worksheet.Cells[строка, столбец].Value2 (чтение); для диапазона </w:t>
       </w:r>
       <w:r>
         <w:rPr>
@@ -37931,83 +36473,52 @@
           <w:szCs w:val="28"/>
           <w:lang w:val="en-US"/>
         </w:rPr>
-        <w:t xml:space="preserve">Application wordApp = new </w:t>
-      </w:r>
-      <w:proofErr w:type="gramStart"/>
-      <w:r>
+        <w:t>Application wordApp = new Application();</w:t>
+      </w:r>
+    </w:p>
+    <w:p>
+      <w:pPr>
+        <w:pStyle w:val="Standard"/>
+        <w:tabs>
+          <w:tab w:val="clear" w:pos="709"/>
+          <w:tab w:val="left" w:pos="1134"/>
+        </w:tabs>
+        <w:spacing w:line="100" w:lineRule="atLeast"/>
+        <w:ind w:firstLine="567"/>
+        <w:jc w:val="both"/>
+        <w:outlineLvl w:val="9"/>
         <w:rPr>
           <w:rFonts w:ascii="Times New Roman" w:hAnsi="Times New Roman"/>
           <w:sz w:val="28"/>
           <w:szCs w:val="28"/>
           <w:lang w:val="en-US"/>
         </w:rPr>
-        <w:t>Application(</w:t>
-      </w:r>
-      <w:proofErr w:type="gramEnd"/>
-      <w:r>
+      </w:pPr>
+    </w:p>
+    <w:p>
+      <w:pPr>
+        <w:pStyle w:val="Standard"/>
+        <w:tabs>
+          <w:tab w:val="left" w:pos="1134"/>
+        </w:tabs>
+        <w:spacing w:line="100" w:lineRule="atLeast"/>
+        <w:ind w:firstLine="567"/>
+        <w:jc w:val="both"/>
         <w:rPr>
           <w:rFonts w:ascii="Times New Roman" w:hAnsi="Times New Roman"/>
           <w:sz w:val="28"/>
           <w:szCs w:val="28"/>
           <w:lang w:val="en-US"/>
         </w:rPr>
-        <w:t>);</w:t>
-      </w:r>
-    </w:p>
-    <w:p>
-      <w:pPr>
-        <w:pStyle w:val="Standard"/>
-        <w:tabs>
-          <w:tab w:val="clear" w:pos="709"/>
-          <w:tab w:val="left" w:pos="1134"/>
-        </w:tabs>
-        <w:spacing w:line="100" w:lineRule="atLeast"/>
-        <w:ind w:firstLine="567"/>
-        <w:jc w:val="both"/>
-        <w:outlineLvl w:val="9"/>
+      </w:pPr>
+      <w:r>
         <w:rPr>
           <w:rFonts w:ascii="Times New Roman" w:hAnsi="Times New Roman"/>
           <w:sz w:val="28"/>
           <w:szCs w:val="28"/>
           <w:lang w:val="en-US"/>
         </w:rPr>
-      </w:pPr>
-    </w:p>
-    <w:p>
-      <w:pPr>
-        <w:pStyle w:val="Standard"/>
-        <w:tabs>
-          <w:tab w:val="left" w:pos="1134"/>
-        </w:tabs>
-        <w:spacing w:line="100" w:lineRule="atLeast"/>
-        <w:ind w:firstLine="567"/>
-        <w:jc w:val="both"/>
-        <w:rPr>
-          <w:rFonts w:ascii="Times New Roman" w:hAnsi="Times New Roman"/>
-          <w:sz w:val="28"/>
-          <w:szCs w:val="28"/>
-          <w:lang w:val="en-US"/>
-        </w:rPr>
-      </w:pPr>
-      <w:proofErr w:type="gramStart"/>
-      <w:r>
-        <w:rPr>
-          <w:rFonts w:ascii="Times New Roman" w:hAnsi="Times New Roman"/>
-          <w:sz w:val="28"/>
-          <w:szCs w:val="28"/>
-          <w:lang w:val="en-US"/>
-        </w:rPr>
-        <w:t>2.3</w:t>
-      </w:r>
-      <w:proofErr w:type="gramEnd"/>
-      <w:r>
-        <w:rPr>
-          <w:rFonts w:ascii="Times New Roman" w:hAnsi="Times New Roman"/>
-          <w:sz w:val="28"/>
-          <w:szCs w:val="28"/>
-          <w:lang w:val="en-US"/>
-        </w:rPr>
-        <w:t xml:space="preserve"> </w:t>
+        <w:t xml:space="preserve">2.3 </w:t>
       </w:r>
       <w:r>
         <w:rPr>
@@ -38660,25 +37171,7 @@
           <w:sz w:val="28"/>
           <w:szCs w:val="28"/>
         </w:rPr>
-        <w:t xml:space="preserve">ControlTemplate применяется </w:t>
-      </w:r>
-      <w:proofErr w:type="gramStart"/>
-      <w:r>
-        <w:rPr>
-          <w:rFonts w:ascii="Times New Roman" w:hAnsi="Times New Roman"/>
-          <w:sz w:val="28"/>
-          <w:szCs w:val="28"/>
-        </w:rPr>
-        <w:t>для полной переопределения</w:t>
-      </w:r>
-      <w:proofErr w:type="gramEnd"/>
-      <w:r>
-        <w:rPr>
-          <w:rFonts w:ascii="Times New Roman" w:hAnsi="Times New Roman"/>
-          <w:sz w:val="28"/>
-          <w:szCs w:val="28"/>
-        </w:rPr>
-        <w:t xml:space="preserve"> визуального представления элемента управления, позволяя изменить его внешний вид без изменения функциональности, в отличие от стилей, которые меняют только отдельные свойства.</w:t>
+        <w:t>ControlTemplate применяется для полной переопределения визуального представления элемента управления, позволяя изменить его внешний вид без изменения функциональности, в отличие от стилей, которые меняют только отдельные свойства.</w:t>
       </w:r>
     </w:p>
     <w:p>
@@ -38978,25 +37471,7 @@
           <w:sz w:val="28"/>
           <w:szCs w:val="28"/>
         </w:rPr>
-        <w:t>Программно обработчик события создается через оператор += с указанием метода-обработчика, например: button.Click += Button_</w:t>
-      </w:r>
-      <w:proofErr w:type="gramStart"/>
-      <w:r>
-        <w:rPr>
-          <w:rFonts w:ascii="Times New Roman" w:hAnsi="Times New Roman"/>
-          <w:sz w:val="28"/>
-          <w:szCs w:val="28"/>
-        </w:rPr>
-        <w:t>Click;,</w:t>
-      </w:r>
-      <w:proofErr w:type="gramEnd"/>
-      <w:r>
-        <w:rPr>
-          <w:rFonts w:ascii="Times New Roman" w:hAnsi="Times New Roman"/>
-          <w:sz w:val="28"/>
-          <w:szCs w:val="28"/>
-        </w:rPr>
-        <w:t xml:space="preserve"> при этом метод должен соответствовать сигнатуре делегата события.</w:t>
+        <w:t>Программно обработчик события создается через оператор += с указанием метода-обработчика, например: button.Click += Button_Click;, при этом метод должен соответствовать сигнатуре делегата события.</w:t>
       </w:r>
     </w:p>
     <w:p>
@@ -39495,25 +37970,7 @@
           <w:sz w:val="28"/>
           <w:szCs w:val="28"/>
         </w:rPr>
-        <w:t>Шаблон настройки привязки данных имеет следующий синтаксис: {Binding Path="ИмяСвойства</w:t>
-      </w:r>
-      <w:proofErr w:type="gramStart"/>
-      <w:r>
-        <w:rPr>
-          <w:rFonts w:ascii="Times New Roman" w:hAnsi="Times New Roman"/>
-          <w:sz w:val="28"/>
-          <w:szCs w:val="28"/>
-        </w:rPr>
-        <w:t>",Mode</w:t>
-      </w:r>
-      <w:proofErr w:type="gramEnd"/>
-      <w:r>
-        <w:rPr>
-          <w:rFonts w:ascii="Times New Roman" w:hAnsi="Times New Roman"/>
-          <w:sz w:val="28"/>
-          <w:szCs w:val="28"/>
-        </w:rPr>
-        <w:t>=OneWay/TwoWay/OneTime/OneWayToSource, UpdateSourceTrigger=PropertyChanged/LostFocus/Explicit, Converter=...}</w:t>
+        <w:t>Шаблон настройки привязки данных имеет следующий синтаксис: {Binding Path="ИмяСвойства",Mode=OneWay/TwoWay/OneTime/OneWayToSource, UpdateSourceTrigger=PropertyChanged/LostFocus/Explicit, Converter=...}</w:t>
       </w:r>
     </w:p>
     <w:p>
@@ -40053,18 +38510,8 @@
           <w:sz w:val="28"/>
           <w:szCs w:val="28"/>
         </w:rPr>
-        <w:t xml:space="preserve">Программно считать значение параметра из настроек можно через статический класс Properties.Settings.Default, используя синтаксис: string value = </w:t>
-      </w:r>
-      <w:proofErr w:type="gramStart"/>
-      <w:r>
-        <w:rPr>
-          <w:rFonts w:ascii="Times New Roman" w:hAnsi="Times New Roman"/>
-          <w:sz w:val="28"/>
-          <w:szCs w:val="28"/>
-        </w:rPr>
-        <w:t>Properties.Settings.Default.ИмяПараметра;.</w:t>
-      </w:r>
-      <w:proofErr w:type="gramEnd"/>
+        <w:t>Программно считать значение параметра из настроек можно через статический класс Properties.Settings.Default, используя синтаксис: string value = Properties.Settings.Default.ИмяПараметра;.</w:t>
+      </w:r>
     </w:p>
     <w:p>
       <w:pPr>
@@ -40139,25 +38586,7 @@
           <w:sz w:val="28"/>
           <w:szCs w:val="28"/>
         </w:rPr>
-        <w:t>Программно изменить значение параметра в настройках можно через присваивание нового значения свойству: Properties.Settings.Default.ИмяПараметра = "Новое значение</w:t>
-      </w:r>
-      <w:proofErr w:type="gramStart"/>
-      <w:r>
-        <w:rPr>
-          <w:rFonts w:ascii="Times New Roman" w:hAnsi="Times New Roman"/>
-          <w:sz w:val="28"/>
-          <w:szCs w:val="28"/>
-        </w:rPr>
-        <w:t>";,</w:t>
-      </w:r>
-      <w:proofErr w:type="gramEnd"/>
-      <w:r>
-        <w:rPr>
-          <w:rFonts w:ascii="Times New Roman" w:hAnsi="Times New Roman"/>
-          <w:sz w:val="28"/>
-          <w:szCs w:val="28"/>
-        </w:rPr>
-        <w:t xml:space="preserve"> после чего его необходимо сохранить.</w:t>
+        <w:t>Программно изменить значение параметра в настройках можно через присваивание нового значения свойству: Properties.Settings.Default.ИмяПараметра = "Новое значение";, после чего его необходимо сохранить.</w:t>
       </w:r>
     </w:p>
     <w:p>
@@ -40235,25 +38664,7 @@
           <w:sz w:val="28"/>
           <w:szCs w:val="28"/>
         </w:rPr>
-        <w:t>Сохранение значений параметров в настройках выполняется с помощью метода Properties.Settings.Default.Save(</w:t>
-      </w:r>
-      <w:proofErr w:type="gramStart"/>
-      <w:r>
-        <w:rPr>
-          <w:rFonts w:ascii="Times New Roman" w:hAnsi="Times New Roman"/>
-          <w:sz w:val="28"/>
-          <w:szCs w:val="28"/>
-        </w:rPr>
-        <w:t>);,</w:t>
-      </w:r>
-      <w:proofErr w:type="gramEnd"/>
-      <w:r>
-        <w:rPr>
-          <w:rFonts w:ascii="Times New Roman" w:hAnsi="Times New Roman"/>
-          <w:sz w:val="28"/>
-          <w:szCs w:val="28"/>
-        </w:rPr>
-        <w:t xml:space="preserve"> который записывает текущие значения пользовательских настроек в файл user.config в папке профиля пользователя.</w:t>
+        <w:t>Сохранение значений параметров в настройках выполняется с помощью метода Properties.Settings.Default.Save();, который записывает текущие значения пользовательских настроек в файл user.config в папке профиля пользователя.</w:t>
       </w:r>
     </w:p>
     <w:p>
@@ -40321,29 +38732,7 @@
           <w:szCs w:val="28"/>
           <w:lang w:eastAsia="ru-RU"/>
         </w:rPr>
-        <w:t xml:space="preserve">В ходе работы освоено сохранение настроек в клиентском приложении C#: добавление параметров через окно свойств проекта, чтение и изменение значений через Properties.Settings.Default, а также сохранение изменений методом </w:t>
-      </w:r>
-      <w:proofErr w:type="gramStart"/>
-      <w:r>
-        <w:rPr>
-          <w:rFonts w:ascii="Times New Roman" w:eastAsia="Lucida Sans Unicode" w:hAnsi="Times New Roman" w:cs="Times New Roman"/>
-          <w:bCs/>
-          <w:sz w:val="28"/>
-          <w:szCs w:val="28"/>
-          <w:lang w:eastAsia="ru-RU"/>
-        </w:rPr>
-        <w:t>Save(</w:t>
-      </w:r>
-      <w:proofErr w:type="gramEnd"/>
-      <w:r>
-        <w:rPr>
-          <w:rFonts w:ascii="Times New Roman" w:eastAsia="Lucida Sans Unicode" w:hAnsi="Times New Roman" w:cs="Times New Roman"/>
-          <w:bCs/>
-          <w:sz w:val="28"/>
-          <w:szCs w:val="28"/>
-          <w:lang w:eastAsia="ru-RU"/>
-        </w:rPr>
-        <w:t>).</w:t>
+        <w:t>В ходе работы освоено сохранение настроек в клиентском приложении C#: добавление параметров через окно свойств проекта, чтение и изменение значений через Properties.Settings.Default, а также сохранение изменений методом Save().</w:t>
       </w:r>
     </w:p>
     <w:sectPr>
@@ -40415,7 +38804,7 @@
         <w:sz w:val="28"/>
         <w:szCs w:val="28"/>
       </w:rPr>
-      <w:t>22</w:t>
+      <w:t>2</w:t>
     </w:r>
     <w:r>
       <w:rPr>
@@ -42019,7 +40408,7 @@
 </file>
 
 <file path=customXml/itemProps1.xml><?xml version="1.0" encoding="utf-8"?>
-<ds:datastoreItem xmlns:ds="http://schemas.openxmlformats.org/officeDocument/2006/customXml" ds:itemID="{6FB05E77-8B65-4027-9EE5-3E7E67DAFE8C}">
+<ds:datastoreItem xmlns:ds="http://schemas.openxmlformats.org/officeDocument/2006/customXml" ds:itemID="{7DE8369C-546C-4DB1-92E2-12BB37477DF9}">
   <ds:schemaRefs>
     <ds:schemaRef ds:uri="http://schemas.openxmlformats.org/officeDocument/2006/bibliography"/>
   </ds:schemaRefs>

--- a/Отчеты по МДК.01.01.docx
+++ b/Отчеты по МДК.01.01.docx
@@ -731,8 +731,6 @@
         </w:rPr>
         <w:t xml:space="preserve"> Трапезников</w:t>
       </w:r>
-      <w:bookmarkStart w:id="1" w:name="_GoBack"/>
-      <w:bookmarkEnd w:id="1"/>
       <w:r>
         <w:rPr>
           <w:rFonts w:ascii="Times New Roman" w:hAnsi="Times New Roman" w:cs="Times New Roman"/>
@@ -1128,24 +1126,14 @@
         </w:rPr>
         <w:t>Научиться реализовывать и оценивать сложность алгоритмов поиска</w:t>
       </w:r>
-    </w:p>
-    <w:p>
-      <w:pPr>
-        <w:pStyle w:val="Standard"/>
-        <w:tabs>
-          <w:tab w:val="clear" w:pos="709"/>
-          <w:tab w:val="left" w:pos="1134"/>
-        </w:tabs>
-        <w:spacing w:line="100" w:lineRule="atLeast"/>
-        <w:ind w:firstLine="567"/>
-        <w:jc w:val="both"/>
-        <w:outlineLvl w:val="9"/>
-        <w:rPr>
-          <w:rFonts w:ascii="Times New Roman" w:hAnsi="Times New Roman"/>
-          <w:sz w:val="28"/>
-          <w:szCs w:val="28"/>
-        </w:rPr>
-      </w:pPr>
+      <w:r>
+        <w:rPr>
+          <w:rFonts w:ascii="Times New Roman" w:hAnsi="Times New Roman"/>
+          <w:sz w:val="28"/>
+          <w:szCs w:val="28"/>
+        </w:rPr>
+        <w:t xml:space="preserve"> </w:t>
+      </w:r>
       <w:r>
         <w:rPr>
           <w:rFonts w:ascii="Times New Roman" w:hAnsi="Times New Roman"/>
@@ -1944,24 +1932,14 @@
         </w:rPr>
         <w:t>Научиться реализовывать и оценивать сложность алгоритмов сортировки</w:t>
       </w:r>
-    </w:p>
-    <w:p>
-      <w:pPr>
-        <w:pStyle w:val="Standard"/>
-        <w:tabs>
-          <w:tab w:val="clear" w:pos="709"/>
-          <w:tab w:val="left" w:pos="1134"/>
-        </w:tabs>
-        <w:spacing w:line="100" w:lineRule="atLeast"/>
-        <w:ind w:firstLine="567"/>
-        <w:jc w:val="both"/>
-        <w:outlineLvl w:val="9"/>
-        <w:rPr>
-          <w:rFonts w:ascii="Times New Roman" w:hAnsi="Times New Roman"/>
-          <w:sz w:val="28"/>
-          <w:szCs w:val="28"/>
-        </w:rPr>
-      </w:pPr>
+      <w:r>
+        <w:rPr>
+          <w:rFonts w:ascii="Times New Roman" w:hAnsi="Times New Roman"/>
+          <w:sz w:val="28"/>
+          <w:szCs w:val="28"/>
+        </w:rPr>
+        <w:t xml:space="preserve"> </w:t>
+      </w:r>
       <w:r>
         <w:rPr>
           <w:rFonts w:ascii="Times New Roman" w:hAnsi="Times New Roman"/>
@@ -2539,24 +2517,17 @@
         </w:rPr>
         <w:t>Научиться разрабатывать и оценивать сложность рекурсивных функций в</w:t>
       </w:r>
-    </w:p>
-    <w:p>
-      <w:pPr>
-        <w:pStyle w:val="Standard"/>
-        <w:tabs>
-          <w:tab w:val="clear" w:pos="709"/>
-          <w:tab w:val="left" w:pos="1134"/>
-        </w:tabs>
-        <w:spacing w:line="100" w:lineRule="atLeast"/>
-        <w:ind w:firstLine="567"/>
-        <w:jc w:val="both"/>
-        <w:outlineLvl w:val="9"/>
-        <w:rPr>
-          <w:rFonts w:ascii="Times New Roman" w:hAnsi="Times New Roman"/>
-          <w:sz w:val="28"/>
-          <w:szCs w:val="28"/>
-        </w:rPr>
-      </w:pPr>
+      <w:r>
+        <w:rPr>
+          <w:rFonts w:ascii="Times New Roman" w:hAnsi="Times New Roman"/>
+          <w:sz w:val="28"/>
+          <w:szCs w:val="28"/>
+          <w:lang w:val="en-US"/>
+        </w:rPr>
+        <w:t xml:space="preserve"> </w:t>
+      </w:r>
+      <w:bookmarkStart w:id="1" w:name="_GoBack"/>
+      <w:bookmarkEnd w:id="1"/>
       <w:r>
         <w:rPr>
           <w:rFonts w:ascii="Times New Roman" w:hAnsi="Times New Roman"/>
@@ -38804,7 +38775,7 @@
         <w:sz w:val="28"/>
         <w:szCs w:val="28"/>
       </w:rPr>
-      <w:t>2</w:t>
+      <w:t>4</w:t>
     </w:r>
     <w:r>
       <w:rPr>
@@ -40408,7 +40379,7 @@
 </file>
 
 <file path=customXml/itemProps1.xml><?xml version="1.0" encoding="utf-8"?>
-<ds:datastoreItem xmlns:ds="http://schemas.openxmlformats.org/officeDocument/2006/customXml" ds:itemID="{7DE8369C-546C-4DB1-92E2-12BB37477DF9}">
+<ds:datastoreItem xmlns:ds="http://schemas.openxmlformats.org/officeDocument/2006/customXml" ds:itemID="{01BB91EF-D37C-49D8-A790-4B1A00CD5652}">
   <ds:schemaRefs>
     <ds:schemaRef ds:uri="http://schemas.openxmlformats.org/officeDocument/2006/bibliography"/>
   </ds:schemaRefs>
